--- a/datasource/transcriptions/docx/Papaeus-Samarites.docx
+++ b/datasource/transcriptions/docx/Papaeus-Samarites.docx
@@ -1,6 +1,6 @@
 
 <file path=word/document.xml><?xml version="1.0" encoding="utf-8"?>
-<w:document xmlns:wpc="http://schemas.microsoft.com/office/word/2010/wordprocessingCanvas" xmlns:cx="http://schemas.microsoft.com/office/drawing/2014/chartex" xmlns:cx1="http://schemas.microsoft.com/office/drawing/2015/9/8/chartex" xmlns:cx2="http://schemas.microsoft.com/office/drawing/2015/10/21/chartex" xmlns:cx3="http://schemas.microsoft.com/office/drawing/2016/5/9/chartex" xmlns:cx4="http://schemas.microsoft.com/office/drawing/2016/5/10/chartex" xmlns:cx5="http://schemas.microsoft.com/office/drawing/2016/5/11/chartex" xmlns:cx6="http://schemas.microsoft.com/office/drawing/2016/5/12/chartex" xmlns:cx7="http://schemas.microsoft.com/office/drawing/2016/5/13/chartex" xmlns:cx8="http://schemas.microsoft.com/office/drawing/2016/5/14/chartex" xmlns:mc="http://schemas.openxmlformats.org/markup-compatibility/2006" xmlns:aink="http://schemas.microsoft.com/office/drawing/2016/ink" xmlns:am3d="http://schemas.microsoft.com/office/drawing/2017/model3d" xmlns:o="urn:schemas-microsoft-com:office:office" xmlns:oel="http://schemas.microsoft.com/office/2019/extlst" xmlns:r="http://schemas.openxmlformats.org/officeDocument/2006/relationships" xmlns:m="http://schemas.openxmlformats.org/officeDocument/2006/math" xmlns:v="urn:schemas-microsoft-com:vml" xmlns:wp14="http://schemas.microsoft.com/office/word/2010/wordprocessingDrawing" xmlns:wp="http://schemas.openxmlformats.org/drawingml/2006/wordprocessingDrawing" xmlns:w10="urn:schemas-microsoft-com:office:word" xmlns:w="http://schemas.openxmlformats.org/wordprocessingml/2006/main" xmlns:w14="http://schemas.microsoft.com/office/word/2010/wordml" xmlns:w15="http://schemas.microsoft.com/office/word/2012/wordml" xmlns:w16cex="http://schemas.microsoft.com/office/word/2018/wordml/cex" xmlns:w16cid="http://schemas.microsoft.com/office/word/2016/wordml/cid" xmlns:w16="http://schemas.microsoft.com/office/word/2018/wordml" xmlns:w16du="http://schemas.microsoft.com/office/word/2023/wordml/word16du" xmlns:w16sdtdh="http://schemas.microsoft.com/office/word/2020/wordml/sdtdatahash" xmlns:w16sdtfl="http://schemas.microsoft.com/office/word/2024/wordml/sdtformatlock" xmlns:w16se="http://schemas.microsoft.com/office/word/2015/wordml/symex" xmlns:wpg="http://schemas.microsoft.com/office/word/2010/wordprocessingGroup" xmlns:wpi="http://schemas.microsoft.com/office/word/2010/wordprocessingInk" xmlns:wne="http://schemas.microsoft.com/office/word/2006/wordml" xmlns:wps="http://schemas.microsoft.com/office/word/2010/wordprocessingShape" mc:Ignorable="w14 w15 w16se w16cid w16 w16cex w16sdtdh w16sdtfl w16du wp14">
+<w:document xmlns:wpc="http://schemas.microsoft.com/office/word/2010/wordprocessingCanvas" xmlns:cx="http://schemas.microsoft.com/office/drawing/2014/chartex" xmlns:cx1="http://schemas.microsoft.com/office/drawing/2015/9/8/chartex" xmlns:cx2="http://schemas.microsoft.com/office/drawing/2015/10/21/chartex" xmlns:cx3="http://schemas.microsoft.com/office/drawing/2016/5/9/chartex" xmlns:cx4="http://schemas.microsoft.com/office/drawing/2016/5/10/chartex" xmlns:cx5="http://schemas.microsoft.com/office/drawing/2016/5/11/chartex" xmlns:cx6="http://schemas.microsoft.com/office/drawing/2016/5/12/chartex" xmlns:cx7="http://schemas.microsoft.com/office/drawing/2016/5/13/chartex" xmlns:cx8="http://schemas.microsoft.com/office/drawing/2016/5/14/chartex" xmlns:mc="http://schemas.openxmlformats.org/markup-compatibility/2006" xmlns:aink="http://schemas.microsoft.com/office/drawing/2016/ink" xmlns:am3d="http://schemas.microsoft.com/office/drawing/2017/model3d" xmlns:o="urn:schemas-microsoft-com:office:office" xmlns:oel="http://schemas.microsoft.com/office/2019/extlst" xmlns:r="http://schemas.openxmlformats.org/officeDocument/2006/relationships" xmlns:m="http://schemas.openxmlformats.org/officeDocument/2006/math" xmlns:v="urn:schemas-microsoft-com:vml" xmlns:wp14="http://schemas.microsoft.com/office/word/2010/wordprocessingDrawing" xmlns:wp="http://schemas.openxmlformats.org/drawingml/2006/wordprocessingDrawing" xmlns:w10="urn:schemas-microsoft-com:office:word" xmlns:w="http://schemas.openxmlformats.org/wordprocessingml/2006/main" xmlns:w14="http://schemas.microsoft.com/office/word/2010/wordml" xmlns:w15="http://schemas.microsoft.com/office/word/2012/wordml" xmlns:w16cex="http://schemas.microsoft.com/office/word/2018/wordml/cex" xmlns:w16cid="http://schemas.microsoft.com/office/word/2016/wordml/cid" xmlns:w16="http://schemas.microsoft.com/office/word/2018/wordml" xmlns:w16sdtdh="http://schemas.microsoft.com/office/word/2020/wordml/sdtdatahash" xmlns:w16se="http://schemas.microsoft.com/office/word/2015/wordml/symex" xmlns:wpg="http://schemas.microsoft.com/office/word/2010/wordprocessingGroup" xmlns:wpi="http://schemas.microsoft.com/office/word/2010/wordprocessingInk" xmlns:wne="http://schemas.microsoft.com/office/word/2006/wordml" xmlns:wps="http://schemas.microsoft.com/office/word/2010/wordprocessingShape" mc:Ignorable="w14 w15 w16se w16cid w16 w16cex w16sdtdh wp14">
   <w:body>
     <w:p>
       <w:pPr>
@@ -4124,11 +4124,21 @@
       <w:r>
         <w:rPr>
           <w:rFonts w:ascii="Times New Roman" w:eastAsia="Brill-Roman" w:hAnsi="Times New Roman" w:cs="Times New Roman"/>
-          <w:sz w:val="24"/>
-          <w:szCs w:val="24"/>
-          <w:lang w:val="la-Latn"/>
-        </w:rPr>
-        <w:t>Gul. Va</w:t>
+          <w:smallCaps/>
+          <w:sz w:val="24"/>
+          <w:szCs w:val="24"/>
+          <w:lang w:val="la-Latn"/>
+        </w:rPr>
+        <w:t xml:space="preserve">@Gul.= </w:t>
+      </w:r>
+      <w:r>
+        <w:rPr>
+          <w:rFonts w:ascii="Times New Roman" w:eastAsia="Brill-Roman" w:hAnsi="Times New Roman" w:cs="Times New Roman"/>
+          <w:sz w:val="24"/>
+          <w:szCs w:val="24"/>
+          <w:lang w:val="la-Latn"/>
+        </w:rPr>
+        <w:t>Va</w:t>
       </w:r>
       <w:r>
         <w:rPr>
@@ -4186,25 +4196,45 @@
           <w:szCs w:val="24"/>
           <w:lang w:val="la-Latn"/>
         </w:rPr>
-        <w:t>(40) Et quicquid est optabile, euax. Dia</w:t>
-      </w:r>
-      <w:r>
-        <w:rPr>
-          <w:rFonts w:ascii="Times New Roman" w:eastAsia="Brill-Roman" w:hAnsi="Times New Roman" w:cs="Times New Roman"/>
-          <w:sz w:val="24"/>
-          <w:szCs w:val="24"/>
-          <w:lang w:val="la-Latn"/>
-        </w:rPr>
-        <w:t>b</w:t>
-      </w:r>
-      <w:r>
-        <w:rPr>
-          <w:rFonts w:ascii="Times New Roman" w:eastAsia="Brill-Roman" w:hAnsi="Times New Roman" w:cs="Times New Roman"/>
-          <w:sz w:val="24"/>
-          <w:szCs w:val="24"/>
-          <w:lang w:val="la-Latn"/>
-        </w:rPr>
-        <w:t>. Quur? Gul. Quia</w:t>
+        <w:t xml:space="preserve">(40) Et quicquid est optabile, euax. </w:t>
+      </w:r>
+      <w:r>
+        <w:rPr>
+          <w:rFonts w:ascii="Times New Roman" w:eastAsia="Brill-Roman" w:hAnsi="Times New Roman" w:cs="Times New Roman"/>
+          <w:smallCaps/>
+          <w:sz w:val="24"/>
+          <w:szCs w:val="24"/>
+          <w:lang w:val="la-Latn"/>
+        </w:rPr>
+        <w:t xml:space="preserve">@Diab.= </w:t>
+      </w:r>
+      <w:r>
+        <w:rPr>
+          <w:rFonts w:ascii="Times New Roman" w:eastAsia="Brill-Roman" w:hAnsi="Times New Roman" w:cs="Times New Roman"/>
+          <w:sz w:val="24"/>
+          <w:szCs w:val="24"/>
+          <w:lang w:val="la-Latn"/>
+        </w:rPr>
+        <w:t xml:space="preserve">Quur? </w:t>
+      </w:r>
+      <w:r>
+        <w:rPr>
+          <w:rFonts w:ascii="Times New Roman" w:eastAsia="Brill-Roman" w:hAnsi="Times New Roman" w:cs="Times New Roman"/>
+          <w:smallCaps/>
+          <w:sz w:val="24"/>
+          <w:szCs w:val="24"/>
+          <w:lang w:val="la-Latn"/>
+        </w:rPr>
+        <w:t xml:space="preserve">@Gul.= </w:t>
+      </w:r>
+      <w:r>
+        <w:rPr>
+          <w:rFonts w:ascii="Times New Roman" w:eastAsia="Brill-Roman" w:hAnsi="Times New Roman" w:cs="Times New Roman"/>
+          <w:sz w:val="24"/>
+          <w:szCs w:val="24"/>
+          <w:lang w:val="la-Latn"/>
+        </w:rPr>
+        <w:t>Quia</w:t>
       </w:r>
     </w:p>
     <w:p>
@@ -4262,25 +4292,26 @@
           <w:szCs w:val="24"/>
           <w:lang w:val="la-Latn"/>
         </w:rPr>
-        <w:t>Recurrit, Saturnus redit. Dia</w:t>
-      </w:r>
-      <w:r>
-        <w:rPr>
-          <w:rFonts w:ascii="Times New Roman" w:eastAsia="Brill-Roman" w:hAnsi="Times New Roman" w:cs="Times New Roman"/>
-          <w:sz w:val="24"/>
-          <w:szCs w:val="24"/>
-          <w:lang w:val="la-Latn"/>
-        </w:rPr>
-        <w:t>b</w:t>
-      </w:r>
-      <w:r>
-        <w:rPr>
-          <w:rFonts w:ascii="Times New Roman" w:eastAsia="Brill-Roman" w:hAnsi="Times New Roman" w:cs="Times New Roman"/>
-          <w:sz w:val="24"/>
-          <w:szCs w:val="24"/>
-          <w:lang w:val="la-Latn"/>
-        </w:rPr>
-        <w:t>. Optem Delium</w:t>
+        <w:t xml:space="preserve">Recurrit, Saturnus redit. </w:t>
+      </w:r>
+      <w:r>
+        <w:rPr>
+          <w:rFonts w:ascii="Times New Roman" w:eastAsia="Brill-Roman" w:hAnsi="Times New Roman" w:cs="Times New Roman"/>
+          <w:smallCaps/>
+          <w:sz w:val="24"/>
+          <w:szCs w:val="24"/>
+          <w:lang w:val="la-Latn"/>
+        </w:rPr>
+        <w:t xml:space="preserve">@Diab.= </w:t>
+      </w:r>
+      <w:r>
+        <w:rPr>
+          <w:rFonts w:ascii="Times New Roman" w:eastAsia="Brill-Roman" w:hAnsi="Times New Roman" w:cs="Times New Roman"/>
+          <w:sz w:val="24"/>
+          <w:szCs w:val="24"/>
+          <w:lang w:val="la-Latn"/>
+        </w:rPr>
+        <w:t>Optem Delium</w:t>
       </w:r>
     </w:p>
     <w:p>
@@ -4376,47 +4407,95 @@
           <w:szCs w:val="24"/>
           <w:lang w:val="la-Latn"/>
         </w:rPr>
-        <w:t>(45) Gul. Omnes modo agminatim virtutes polo</w:t>
-      </w:r>
-    </w:p>
-    <w:p>
-      <w:pPr>
-        <w:spacing w:after="0" w:line="283" w:lineRule="auto"/>
-        <w:rPr>
-          <w:rFonts w:ascii="Times New Roman" w:eastAsia="Brill-Roman" w:hAnsi="Times New Roman" w:cs="Times New Roman"/>
-          <w:sz w:val="24"/>
-          <w:szCs w:val="24"/>
-          <w:lang w:val="la-Latn"/>
-        </w:rPr>
-      </w:pPr>
-      <w:r>
-        <w:rPr>
-          <w:rFonts w:ascii="Times New Roman" w:eastAsia="Brill-Roman" w:hAnsi="Times New Roman" w:cs="Times New Roman"/>
-          <w:sz w:val="24"/>
-          <w:szCs w:val="24"/>
-          <w:lang w:val="la-Latn"/>
-        </w:rPr>
-        <w:t>Relapsae, hominum omnium imbuent corda. Dia. Quid ita?</w:t>
-      </w:r>
-    </w:p>
-    <w:p>
-      <w:pPr>
-        <w:spacing w:after="0" w:line="283" w:lineRule="auto"/>
-        <w:rPr>
-          <w:rFonts w:ascii="Times New Roman" w:eastAsia="Brill-Roman" w:hAnsi="Times New Roman" w:cs="Times New Roman"/>
-          <w:sz w:val="24"/>
-          <w:szCs w:val="24"/>
-          <w:lang w:val="la-Latn"/>
-        </w:rPr>
-      </w:pPr>
-      <w:r>
-        <w:rPr>
-          <w:rFonts w:ascii="Times New Roman" w:eastAsia="Brill-Roman" w:hAnsi="Times New Roman" w:cs="Times New Roman"/>
-          <w:sz w:val="24"/>
-          <w:szCs w:val="24"/>
-          <w:lang w:val="la-Latn"/>
-        </w:rPr>
-        <w:t xml:space="preserve">Gul. Rogas? </w:t>
+        <w:t xml:space="preserve">(45) </w:t>
+      </w:r>
+      <w:r>
+        <w:rPr>
+          <w:rFonts w:ascii="Times New Roman" w:eastAsia="Brill-Roman" w:hAnsi="Times New Roman" w:cs="Times New Roman"/>
+          <w:smallCaps/>
+          <w:sz w:val="24"/>
+          <w:szCs w:val="24"/>
+          <w:lang w:val="la-Latn"/>
+        </w:rPr>
+        <w:t xml:space="preserve">@Gul.= </w:t>
+      </w:r>
+      <w:r>
+        <w:rPr>
+          <w:rFonts w:ascii="Times New Roman" w:eastAsia="Brill-Roman" w:hAnsi="Times New Roman" w:cs="Times New Roman"/>
+          <w:sz w:val="24"/>
+          <w:szCs w:val="24"/>
+          <w:lang w:val="la-Latn"/>
+        </w:rPr>
+        <w:t>Omnes modo agminatim virtutes polo</w:t>
+      </w:r>
+    </w:p>
+    <w:p>
+      <w:pPr>
+        <w:spacing w:after="0" w:line="283" w:lineRule="auto"/>
+        <w:rPr>
+          <w:rFonts w:ascii="Times New Roman" w:eastAsia="Brill-Roman" w:hAnsi="Times New Roman" w:cs="Times New Roman"/>
+          <w:sz w:val="24"/>
+          <w:szCs w:val="24"/>
+          <w:lang w:val="la-Latn"/>
+        </w:rPr>
+      </w:pPr>
+      <w:r>
+        <w:rPr>
+          <w:rFonts w:ascii="Times New Roman" w:eastAsia="Brill-Roman" w:hAnsi="Times New Roman" w:cs="Times New Roman"/>
+          <w:sz w:val="24"/>
+          <w:szCs w:val="24"/>
+          <w:lang w:val="la-Latn"/>
+        </w:rPr>
+        <w:t xml:space="preserve">Relapsae, hominum omnium imbuent corda. </w:t>
+      </w:r>
+      <w:r>
+        <w:rPr>
+          <w:rFonts w:ascii="Times New Roman" w:eastAsia="Brill-Roman" w:hAnsi="Times New Roman" w:cs="Times New Roman"/>
+          <w:smallCaps/>
+          <w:sz w:val="24"/>
+          <w:szCs w:val="24"/>
+          <w:lang w:val="la-Latn"/>
+        </w:rPr>
+        <w:t xml:space="preserve">@Dia.= </w:t>
+      </w:r>
+      <w:r>
+        <w:rPr>
+          <w:rFonts w:ascii="Times New Roman" w:eastAsia="Brill-Roman" w:hAnsi="Times New Roman" w:cs="Times New Roman"/>
+          <w:sz w:val="24"/>
+          <w:szCs w:val="24"/>
+          <w:lang w:val="la-Latn"/>
+        </w:rPr>
+        <w:t>Quid ita?</w:t>
+      </w:r>
+    </w:p>
+    <w:p>
+      <w:pPr>
+        <w:spacing w:after="0" w:line="283" w:lineRule="auto"/>
+        <w:rPr>
+          <w:rFonts w:ascii="Times New Roman" w:eastAsia="Brill-Roman" w:hAnsi="Times New Roman" w:cs="Times New Roman"/>
+          <w:sz w:val="24"/>
+          <w:szCs w:val="24"/>
+          <w:lang w:val="la-Latn"/>
+        </w:rPr>
+      </w:pPr>
+      <w:r>
+        <w:rPr>
+          <w:rFonts w:ascii="Times New Roman" w:eastAsia="Brill-Roman" w:hAnsi="Times New Roman" w:cs="Times New Roman"/>
+          <w:smallCaps/>
+          <w:sz w:val="24"/>
+          <w:szCs w:val="24"/>
+          <w:lang w:val="la-Latn"/>
+        </w:rPr>
+        <w:t xml:space="preserve">@Gul.= </w:t>
+      </w:r>
+      <w:r>
+        <w:rPr>
+          <w:rFonts w:ascii="Times New Roman" w:eastAsia="Brill-Roman" w:hAnsi="Times New Roman" w:cs="Times New Roman"/>
+          <w:sz w:val="24"/>
+          <w:szCs w:val="24"/>
+          <w:lang w:val="la-Latn"/>
+        </w:rPr>
+        <w:t xml:space="preserve">Rogas? </w:t>
       </w:r>
       <w:r>
         <w:rPr>
@@ -4604,11 +4683,21 @@
       <w:r>
         <w:rPr>
           <w:rFonts w:ascii="Times New Roman" w:eastAsia="Brill-Roman" w:hAnsi="Times New Roman" w:cs="Times New Roman"/>
-          <w:sz w:val="24"/>
-          <w:szCs w:val="24"/>
-          <w:lang w:val="la-Latn"/>
-        </w:rPr>
-        <w:t>Dia. Au, pseudole, nequid opprobres; satis monet</w:t>
+          <w:smallCaps/>
+          <w:sz w:val="24"/>
+          <w:szCs w:val="24"/>
+          <w:lang w:val="la-Latn"/>
+        </w:rPr>
+        <w:t xml:space="preserve">@Dia.= </w:t>
+      </w:r>
+      <w:r>
+        <w:rPr>
+          <w:rFonts w:ascii="Times New Roman" w:eastAsia="Brill-Roman" w:hAnsi="Times New Roman" w:cs="Times New Roman"/>
+          <w:sz w:val="24"/>
+          <w:szCs w:val="24"/>
+          <w:lang w:val="la-Latn"/>
+        </w:rPr>
+        <w:t>Au, pseudole, nequid opprobres; satis monet</w:t>
       </w:r>
     </w:p>
     <w:p>
@@ -4704,7 +4793,26 @@
           <w:szCs w:val="24"/>
           <w:lang w:val="la-Latn"/>
         </w:rPr>
-        <w:t>Iugum ex aequo. Gul. Vera loqueris; eodem o</w:t>
+        <w:t xml:space="preserve">Iugum ex aequo. </w:t>
+      </w:r>
+      <w:r>
+        <w:rPr>
+          <w:rFonts w:ascii="Times New Roman" w:eastAsia="Brill-Roman" w:hAnsi="Times New Roman" w:cs="Times New Roman"/>
+          <w:smallCaps/>
+          <w:sz w:val="24"/>
+          <w:szCs w:val="24"/>
+          <w:lang w:val="la-Latn"/>
+        </w:rPr>
+        <w:t xml:space="preserve">@Gul.= </w:t>
+      </w:r>
+      <w:r>
+        <w:rPr>
+          <w:rFonts w:ascii="Times New Roman" w:eastAsia="Brill-Roman" w:hAnsi="Times New Roman" w:cs="Times New Roman"/>
+          <w:sz w:val="24"/>
+          <w:szCs w:val="24"/>
+          <w:lang w:val="la-Latn"/>
+        </w:rPr>
+        <w:t>Vera loqueris; eodem o</w:t>
       </w:r>
       <w:r>
         <w:rPr>
@@ -4778,11 +4886,21 @@
       <w:r>
         <w:rPr>
           <w:rFonts w:ascii="Times New Roman" w:eastAsia="Brill-Roman" w:hAnsi="Times New Roman" w:cs="Times New Roman"/>
-          <w:sz w:val="24"/>
-          <w:szCs w:val="24"/>
-          <w:lang w:val="la-Latn"/>
-        </w:rPr>
-        <w:t xml:space="preserve">Dia. Graculus est graculo, Attabas </w:t>
+          <w:smallCaps/>
+          <w:sz w:val="24"/>
+          <w:szCs w:val="24"/>
+          <w:lang w:val="la-Latn"/>
+        </w:rPr>
+        <w:t xml:space="preserve">@Dia.= </w:t>
+      </w:r>
+      <w:r>
+        <w:rPr>
+          <w:rFonts w:ascii="Times New Roman" w:eastAsia="Brill-Roman" w:hAnsi="Times New Roman" w:cs="Times New Roman"/>
+          <w:sz w:val="24"/>
+          <w:szCs w:val="24"/>
+          <w:lang w:val="la-Latn"/>
+        </w:rPr>
+        <w:t xml:space="preserve">Graculus est graculo, Attabas </w:t>
       </w:r>
       <w:r>
         <w:rPr>
@@ -4854,11 +4972,21 @@
       <w:r>
         <w:rPr>
           <w:rFonts w:ascii="Times New Roman" w:eastAsia="Brill-Roman" w:hAnsi="Times New Roman" w:cs="Times New Roman"/>
-          <w:sz w:val="24"/>
-          <w:szCs w:val="24"/>
-          <w:lang w:val="la-Latn"/>
-        </w:rPr>
-        <w:t>Gul. Hem, sartor scelerum.</w:t>
+          <w:smallCaps/>
+          <w:sz w:val="24"/>
+          <w:szCs w:val="24"/>
+          <w:lang w:val="la-Latn"/>
+        </w:rPr>
+        <w:t xml:space="preserve">@Gul.= </w:t>
+      </w:r>
+      <w:r>
+        <w:rPr>
+          <w:rFonts w:ascii="Times New Roman" w:eastAsia="Brill-Roman" w:hAnsi="Times New Roman" w:cs="Times New Roman"/>
+          <w:sz w:val="24"/>
+          <w:szCs w:val="24"/>
+          <w:lang w:val="la-Latn"/>
+        </w:rPr>
+        <w:t>Hem, sartor scelerum.</w:t>
       </w:r>
       <w:r>
         <w:rPr>
@@ -4872,50 +5000,43 @@
       <w:r>
         <w:rPr>
           <w:rFonts w:ascii="Times New Roman" w:eastAsia="Brill-Roman" w:hAnsi="Times New Roman" w:cs="Times New Roman"/>
-          <w:sz w:val="24"/>
-          <w:szCs w:val="24"/>
-          <w:lang w:val="la-Latn"/>
-        </w:rPr>
-        <w:t>Dia</w:t>
-      </w:r>
-      <w:r>
-        <w:rPr>
-          <w:rFonts w:ascii="Times New Roman" w:eastAsia="Brill-Roman" w:hAnsi="Times New Roman" w:cs="Times New Roman"/>
-          <w:sz w:val="24"/>
-          <w:szCs w:val="24"/>
-          <w:lang w:val="la-Latn"/>
-        </w:rPr>
-        <w:t>bol</w:t>
-      </w:r>
-      <w:r>
-        <w:rPr>
-          <w:rFonts w:ascii="Times New Roman" w:eastAsia="Brill-Roman" w:hAnsi="Times New Roman" w:cs="Times New Roman"/>
-          <w:sz w:val="24"/>
-          <w:szCs w:val="24"/>
-          <w:lang w:val="la-Latn"/>
-        </w:rPr>
-        <w:t>. Au, sator et messor criminum.</w:t>
-      </w:r>
-    </w:p>
-    <w:p>
-      <w:pPr>
-        <w:spacing w:after="0" w:line="283" w:lineRule="auto"/>
-        <w:rPr>
-          <w:rFonts w:ascii="Times New Roman" w:eastAsia="Brill-Roman" w:hAnsi="Times New Roman" w:cs="Times New Roman"/>
-          <w:sz w:val="24"/>
-          <w:szCs w:val="24"/>
-          <w:lang w:val="la-Latn"/>
-        </w:rPr>
-      </w:pPr>
-      <w:r>
-        <w:rPr>
-          <w:rFonts w:ascii="Times New Roman" w:eastAsia="Brill-Roman" w:hAnsi="Times New Roman" w:cs="Times New Roman"/>
+          <w:smallCaps/>
+          <w:sz w:val="24"/>
+          <w:szCs w:val="24"/>
+          <w:lang w:val="la-Latn"/>
+        </w:rPr>
+        <w:t xml:space="preserve">@Diabol.= </w:t>
+      </w:r>
+      <w:r>
+        <w:rPr>
+          <w:rFonts w:ascii="Times New Roman" w:eastAsia="Brill-Roman" w:hAnsi="Times New Roman" w:cs="Times New Roman"/>
+          <w:sz w:val="24"/>
+          <w:szCs w:val="24"/>
+          <w:lang w:val="la-Latn"/>
+        </w:rPr>
+        <w:t>Au, sator et messor criminum.</w:t>
+      </w:r>
+    </w:p>
+    <w:p>
+      <w:pPr>
+        <w:spacing w:after="0" w:line="283" w:lineRule="auto"/>
+        <w:rPr>
+          <w:rFonts w:ascii="Times New Roman" w:eastAsia="Brill-Roman" w:hAnsi="Times New Roman" w:cs="Times New Roman"/>
+          <w:sz w:val="24"/>
+          <w:szCs w:val="24"/>
+          <w:lang w:val="la-Latn"/>
+        </w:rPr>
+      </w:pPr>
+      <w:r>
+        <w:rPr>
+          <w:rFonts w:ascii="Times New Roman" w:eastAsia="Brill-Roman" w:hAnsi="Times New Roman" w:cs="Times New Roman"/>
+          <w:smallCaps/>
           <w:sz w:val="24"/>
           <w:szCs w:val="24"/>
           <w:lang w:val="la-Latn"/>
         </w:rPr>
         <w:lastRenderedPageBreak/>
-        <w:t xml:space="preserve">Gul. </w:t>
+        <w:t xml:space="preserve">@Gul.= </w:t>
       </w:r>
       <w:r>
         <w:rPr>
@@ -4933,45 +5054,75 @@
           <w:szCs w:val="24"/>
           <w:lang w:val="la-Latn"/>
         </w:rPr>
-        <w:t>irtutis osor. Dia</w:t>
-      </w:r>
-      <w:r>
-        <w:rPr>
-          <w:rFonts w:ascii="Times New Roman" w:eastAsia="Brill-Roman" w:hAnsi="Times New Roman" w:cs="Times New Roman"/>
-          <w:sz w:val="24"/>
-          <w:szCs w:val="24"/>
-          <w:lang w:val="la-Latn"/>
-        </w:rPr>
-        <w:t>bo</w:t>
-      </w:r>
-      <w:r>
-        <w:rPr>
-          <w:rFonts w:ascii="Times New Roman" w:eastAsia="Brill-Roman" w:hAnsi="Times New Roman" w:cs="Times New Roman"/>
-          <w:sz w:val="24"/>
-          <w:szCs w:val="24"/>
-          <w:lang w:val="la-Latn"/>
-        </w:rPr>
-        <w:t>. Sarcinator malitiae.</w:t>
-      </w:r>
-    </w:p>
-    <w:p>
-      <w:pPr>
-        <w:spacing w:after="0" w:line="283" w:lineRule="auto"/>
-        <w:rPr>
-          <w:rFonts w:ascii="Times New Roman" w:eastAsia="Brill-Roman" w:hAnsi="Times New Roman" w:cs="Times New Roman"/>
-          <w:sz w:val="24"/>
-          <w:szCs w:val="24"/>
-          <w:lang w:val="la-Latn"/>
-        </w:rPr>
-      </w:pPr>
-      <w:r>
-        <w:rPr>
-          <w:rFonts w:ascii="Times New Roman" w:eastAsia="Brill-Roman" w:hAnsi="Times New Roman" w:cs="Times New Roman"/>
-          <w:sz w:val="24"/>
-          <w:szCs w:val="24"/>
-          <w:lang w:val="la-Latn"/>
-        </w:rPr>
-        <w:t>Gul. Veterator pessime. Dia. Dissidi</w:t>
+        <w:t xml:space="preserve">irtutis osor. </w:t>
+      </w:r>
+      <w:r>
+        <w:rPr>
+          <w:rFonts w:ascii="Times New Roman" w:eastAsia="Brill-Roman" w:hAnsi="Times New Roman" w:cs="Times New Roman"/>
+          <w:smallCaps/>
+          <w:sz w:val="24"/>
+          <w:szCs w:val="24"/>
+          <w:lang w:val="la-Latn"/>
+        </w:rPr>
+        <w:t xml:space="preserve">@Diabo.= </w:t>
+      </w:r>
+      <w:r>
+        <w:rPr>
+          <w:rFonts w:ascii="Times New Roman" w:eastAsia="Brill-Roman" w:hAnsi="Times New Roman" w:cs="Times New Roman"/>
+          <w:sz w:val="24"/>
+          <w:szCs w:val="24"/>
+          <w:lang w:val="la-Latn"/>
+        </w:rPr>
+        <w:t>Sarcinator malitiae.</w:t>
+      </w:r>
+    </w:p>
+    <w:p>
+      <w:pPr>
+        <w:spacing w:after="0" w:line="283" w:lineRule="auto"/>
+        <w:rPr>
+          <w:rFonts w:ascii="Times New Roman" w:eastAsia="Brill-Roman" w:hAnsi="Times New Roman" w:cs="Times New Roman"/>
+          <w:sz w:val="24"/>
+          <w:szCs w:val="24"/>
+          <w:lang w:val="la-Latn"/>
+        </w:rPr>
+      </w:pPr>
+      <w:r>
+        <w:rPr>
+          <w:rFonts w:ascii="Times New Roman" w:eastAsia="Brill-Roman" w:hAnsi="Times New Roman" w:cs="Times New Roman"/>
+          <w:smallCaps/>
+          <w:sz w:val="24"/>
+          <w:szCs w:val="24"/>
+          <w:lang w:val="la-Latn"/>
+        </w:rPr>
+        <w:t xml:space="preserve">@Gul.= </w:t>
+      </w:r>
+      <w:r>
+        <w:rPr>
+          <w:rFonts w:ascii="Times New Roman" w:eastAsia="Brill-Roman" w:hAnsi="Times New Roman" w:cs="Times New Roman"/>
+          <w:sz w:val="24"/>
+          <w:szCs w:val="24"/>
+          <w:lang w:val="la-Latn"/>
+        </w:rPr>
+        <w:t xml:space="preserve">Veterator pessime. </w:t>
+      </w:r>
+      <w:r>
+        <w:rPr>
+          <w:rFonts w:ascii="Times New Roman" w:eastAsia="Brill-Roman" w:hAnsi="Times New Roman" w:cs="Times New Roman"/>
+          <w:smallCaps/>
+          <w:sz w:val="24"/>
+          <w:szCs w:val="24"/>
+          <w:lang w:val="la-Latn"/>
+        </w:rPr>
+        <w:t xml:space="preserve">@Dia.= </w:t>
+      </w:r>
+      <w:r>
+        <w:rPr>
+          <w:rFonts w:ascii="Times New Roman" w:eastAsia="Brill-Roman" w:hAnsi="Times New Roman" w:cs="Times New Roman"/>
+          <w:sz w:val="24"/>
+          <w:szCs w:val="24"/>
+          <w:lang w:val="la-Latn"/>
+        </w:rPr>
+        <w:t>Dissidi</w:t>
       </w:r>
       <w:r>
         <w:rPr>
@@ -5199,7 +5350,26 @@
           <w:szCs w:val="24"/>
           <w:lang w:val="la-Latn"/>
         </w:rPr>
-        <w:t>(70) Gul. Recte mones; tum erit insultationibus,</w:t>
+        <w:t xml:space="preserve">(70) </w:t>
+      </w:r>
+      <w:r>
+        <w:rPr>
+          <w:rFonts w:ascii="Times New Roman" w:eastAsia="Brill-Roman" w:hAnsi="Times New Roman" w:cs="Times New Roman"/>
+          <w:smallCaps/>
+          <w:sz w:val="24"/>
+          <w:szCs w:val="24"/>
+          <w:lang w:val="la-Latn"/>
+        </w:rPr>
+        <w:t xml:space="preserve">@Gul.= </w:t>
+      </w:r>
+      <w:r>
+        <w:rPr>
+          <w:rFonts w:ascii="Times New Roman" w:eastAsia="Brill-Roman" w:hAnsi="Times New Roman" w:cs="Times New Roman"/>
+          <w:sz w:val="24"/>
+          <w:szCs w:val="24"/>
+          <w:lang w:val="la-Latn"/>
+        </w:rPr>
+        <w:t>Recte mones; tum erit insultationibus,</w:t>
       </w:r>
     </w:p>
     <w:p>
@@ -5235,31 +5405,51 @@
       <w:r>
         <w:rPr>
           <w:rFonts w:ascii="Times New Roman" w:eastAsia="Brill-Roman" w:hAnsi="Times New Roman" w:cs="Times New Roman"/>
-          <w:sz w:val="24"/>
-          <w:szCs w:val="24"/>
-          <w:lang w:val="la-Latn"/>
-        </w:rPr>
-        <w:t>Dia. Gymnasium fiet flagrorum et plagipatida.</w:t>
-      </w:r>
-    </w:p>
-    <w:p>
-      <w:pPr>
-        <w:spacing w:after="0" w:line="283" w:lineRule="auto"/>
-        <w:rPr>
-          <w:rFonts w:ascii="Times New Roman" w:eastAsia="Brill-Roman" w:hAnsi="Times New Roman" w:cs="Times New Roman"/>
-          <w:sz w:val="24"/>
-          <w:szCs w:val="24"/>
-          <w:lang w:val="la-Latn"/>
-        </w:rPr>
-      </w:pPr>
-      <w:r>
-        <w:rPr>
-          <w:rFonts w:ascii="Times New Roman" w:eastAsia="Brill-Roman" w:hAnsi="Times New Roman" w:cs="Times New Roman"/>
-          <w:sz w:val="24"/>
-          <w:szCs w:val="24"/>
-          <w:lang w:val="la-Latn"/>
-        </w:rPr>
-        <w:t>Gul. Deglubemus eum,</w:t>
+          <w:smallCaps/>
+          <w:sz w:val="24"/>
+          <w:szCs w:val="24"/>
+          <w:lang w:val="la-Latn"/>
+        </w:rPr>
+        <w:t xml:space="preserve">@Dia.= </w:t>
+      </w:r>
+      <w:r>
+        <w:rPr>
+          <w:rFonts w:ascii="Times New Roman" w:eastAsia="Brill-Roman" w:hAnsi="Times New Roman" w:cs="Times New Roman"/>
+          <w:sz w:val="24"/>
+          <w:szCs w:val="24"/>
+          <w:lang w:val="la-Latn"/>
+        </w:rPr>
+        <w:t>Gymnasium fiet flagrorum et plagipatida.</w:t>
+      </w:r>
+    </w:p>
+    <w:p>
+      <w:pPr>
+        <w:spacing w:after="0" w:line="283" w:lineRule="auto"/>
+        <w:rPr>
+          <w:rFonts w:ascii="Times New Roman" w:eastAsia="Brill-Roman" w:hAnsi="Times New Roman" w:cs="Times New Roman"/>
+          <w:sz w:val="24"/>
+          <w:szCs w:val="24"/>
+          <w:lang w:val="la-Latn"/>
+        </w:rPr>
+      </w:pPr>
+      <w:r>
+        <w:rPr>
+          <w:rFonts w:ascii="Times New Roman" w:eastAsia="Brill-Roman" w:hAnsi="Times New Roman" w:cs="Times New Roman"/>
+          <w:smallCaps/>
+          <w:sz w:val="24"/>
+          <w:szCs w:val="24"/>
+          <w:lang w:val="la-Latn"/>
+        </w:rPr>
+        <w:t xml:space="preserve">@Gul.= </w:t>
+      </w:r>
+      <w:r>
+        <w:rPr>
+          <w:rFonts w:ascii="Times New Roman" w:eastAsia="Brill-Roman" w:hAnsi="Times New Roman" w:cs="Times New Roman"/>
+          <w:sz w:val="24"/>
+          <w:szCs w:val="24"/>
+          <w:lang w:val="la-Latn"/>
+        </w:rPr>
+        <w:t>Deglubemus eum,</w:t>
       </w:r>
       <w:r>
         <w:rPr>
@@ -5293,29 +5483,21 @@
       <w:r>
         <w:rPr>
           <w:rFonts w:ascii="Times New Roman" w:eastAsia="Brill-Roman" w:hAnsi="Times New Roman" w:cs="Times New Roman"/>
-          <w:sz w:val="24"/>
-          <w:szCs w:val="24"/>
-          <w:lang w:val="la-Latn"/>
-        </w:rPr>
-        <w:t>Dia</w:t>
-      </w:r>
-      <w:r>
-        <w:rPr>
-          <w:rFonts w:ascii="Times New Roman" w:eastAsia="Brill-Roman" w:hAnsi="Times New Roman" w:cs="Times New Roman"/>
-          <w:sz w:val="24"/>
-          <w:szCs w:val="24"/>
-          <w:lang w:val="la-Latn"/>
-        </w:rPr>
-        <w:t>bol</w:t>
-      </w:r>
-      <w:r>
-        <w:rPr>
-          <w:rFonts w:ascii="Times New Roman" w:eastAsia="Brill-Roman" w:hAnsi="Times New Roman" w:cs="Times New Roman"/>
-          <w:sz w:val="24"/>
-          <w:szCs w:val="24"/>
-          <w:lang w:val="la-Latn"/>
-        </w:rPr>
-        <w:t>. Tace, ne insidiae oboleant; lupus in fabula est.</w:t>
+          <w:smallCaps/>
+          <w:sz w:val="24"/>
+          <w:szCs w:val="24"/>
+          <w:lang w:val="la-Latn"/>
+        </w:rPr>
+        <w:t xml:space="preserve">@Diabol.= </w:t>
+      </w:r>
+      <w:r>
+        <w:rPr>
+          <w:rFonts w:ascii="Times New Roman" w:eastAsia="Brill-Roman" w:hAnsi="Times New Roman" w:cs="Times New Roman"/>
+          <w:sz w:val="24"/>
+          <w:szCs w:val="24"/>
+          <w:lang w:val="la-Latn"/>
+        </w:rPr>
+        <w:t>Tace, ne insidiae oboleant; lupus in fabula est.</w:t>
       </w:r>
     </w:p>
     <w:p>
@@ -5371,11 +5553,21 @@
       <w:r>
         <w:rPr>
           <w:rFonts w:ascii="Times New Roman" w:eastAsia="Brill-Roman" w:hAnsi="Times New Roman" w:cs="Times New Roman"/>
-          <w:sz w:val="24"/>
-          <w:szCs w:val="24"/>
-          <w:lang w:val="la-Latn"/>
-        </w:rPr>
-        <w:t>Gul. Tu illuc concede, huc me illatebrabo ego strenue.</w:t>
+          <w:smallCaps/>
+          <w:sz w:val="24"/>
+          <w:szCs w:val="24"/>
+          <w:lang w:val="la-Latn"/>
+        </w:rPr>
+        <w:t xml:space="preserve">@Gul.= </w:t>
+      </w:r>
+      <w:r>
+        <w:rPr>
+          <w:rFonts w:ascii="Times New Roman" w:eastAsia="Brill-Roman" w:hAnsi="Times New Roman" w:cs="Times New Roman"/>
+          <w:sz w:val="24"/>
+          <w:szCs w:val="24"/>
+          <w:lang w:val="la-Latn"/>
+        </w:rPr>
+        <w:t>Tu illuc concede, huc me illatebrabo ego strenue.</w:t>
       </w:r>
     </w:p>
     <w:p>
@@ -6513,7 +6705,26 @@
           <w:szCs w:val="24"/>
           <w:lang w:val="la-Latn"/>
         </w:rPr>
-        <w:t xml:space="preserve"> Gul. Ehem lurco</w:t>
+        <w:t xml:space="preserve"> </w:t>
+      </w:r>
+      <w:r>
+        <w:rPr>
+          <w:rFonts w:ascii="Times New Roman" w:eastAsia="Brill-Roman" w:hAnsi="Times New Roman" w:cs="Times New Roman"/>
+          <w:smallCaps/>
+          <w:sz w:val="24"/>
+          <w:szCs w:val="24"/>
+          <w:lang w:val="la-Latn"/>
+        </w:rPr>
+        <w:t xml:space="preserve">@Gul.= </w:t>
+      </w:r>
+      <w:r>
+        <w:rPr>
+          <w:rFonts w:ascii="Times New Roman" w:eastAsia="Brill-Roman" w:hAnsi="Times New Roman" w:cs="Times New Roman"/>
+          <w:sz w:val="24"/>
+          <w:szCs w:val="24"/>
+          <w:lang w:val="la-Latn"/>
+        </w:rPr>
+        <w:t>Ehem lurco</w:t>
       </w:r>
       <w:r>
         <w:rPr>
@@ -6531,25 +6742,17 @@
           <w:szCs w:val="24"/>
           <w:lang w:val="la-Latn"/>
         </w:rPr>
-        <w:t xml:space="preserve"> Dia</w:t>
-      </w:r>
-      <w:r>
-        <w:rPr>
-          <w:rFonts w:ascii="Times New Roman" w:eastAsia="Brill-Roman" w:hAnsi="Times New Roman" w:cs="Times New Roman"/>
-          <w:sz w:val="24"/>
-          <w:szCs w:val="24"/>
-          <w:lang w:val="la-Latn"/>
-        </w:rPr>
-        <w:t>b</w:t>
-      </w:r>
-      <w:r>
-        <w:rPr>
-          <w:rFonts w:ascii="Times New Roman" w:eastAsia="Brill-Roman" w:hAnsi="Times New Roman" w:cs="Times New Roman"/>
-          <w:sz w:val="24"/>
-          <w:szCs w:val="24"/>
-          <w:lang w:val="la-Latn"/>
-        </w:rPr>
-        <w:t xml:space="preserve">. </w:t>
+        <w:t xml:space="preserve"> </w:t>
+      </w:r>
+      <w:r>
+        <w:rPr>
+          <w:rFonts w:ascii="Times New Roman" w:eastAsia="Brill-Roman" w:hAnsi="Times New Roman" w:cs="Times New Roman"/>
+          <w:smallCaps/>
+          <w:sz w:val="24"/>
+          <w:szCs w:val="24"/>
+          <w:lang w:val="la-Latn"/>
+        </w:rPr>
+        <w:t xml:space="preserve">@Diab.= </w:t>
       </w:r>
       <w:r>
         <w:rPr>
@@ -6585,7 +6788,26 @@
           <w:szCs w:val="24"/>
           <w:lang w:val="la-Latn"/>
         </w:rPr>
-        <w:t xml:space="preserve"> Gu. Eho</w:t>
+        <w:t xml:space="preserve"> </w:t>
+      </w:r>
+      <w:r>
+        <w:rPr>
+          <w:rFonts w:ascii="Times New Roman" w:eastAsia="Brill-Roman" w:hAnsi="Times New Roman" w:cs="Times New Roman"/>
+          <w:smallCaps/>
+          <w:sz w:val="24"/>
+          <w:szCs w:val="24"/>
+          <w:lang w:val="la-Latn"/>
+        </w:rPr>
+        <w:t xml:space="preserve">@Gu.= </w:t>
+      </w:r>
+      <w:r>
+        <w:rPr>
+          <w:rFonts w:ascii="Times New Roman" w:eastAsia="Brill-Roman" w:hAnsi="Times New Roman" w:cs="Times New Roman"/>
+          <w:sz w:val="24"/>
+          <w:szCs w:val="24"/>
+          <w:lang w:val="la-Latn"/>
+        </w:rPr>
+        <w:t>Eho</w:t>
       </w:r>
       <w:r>
         <w:rPr>
@@ -6632,7 +6854,26 @@
           <w:szCs w:val="24"/>
           <w:lang w:val="la-Latn"/>
         </w:rPr>
-        <w:t>quid philosophi illum esse censes? Dia. Hem, sui gustum dedit</w:t>
+        <w:t xml:space="preserve">quid philosophi illum esse censes? </w:t>
+      </w:r>
+      <w:r>
+        <w:rPr>
+          <w:rFonts w:ascii="Times New Roman" w:eastAsia="Brill-Roman" w:hAnsi="Times New Roman" w:cs="Times New Roman"/>
+          <w:smallCaps/>
+          <w:sz w:val="24"/>
+          <w:szCs w:val="24"/>
+          <w:lang w:val="la-Latn"/>
+        </w:rPr>
+        <w:t xml:space="preserve">@Dia.= </w:t>
+      </w:r>
+      <w:r>
+        <w:rPr>
+          <w:rFonts w:ascii="Times New Roman" w:eastAsia="Brill-Roman" w:hAnsi="Times New Roman" w:cs="Times New Roman"/>
+          <w:sz w:val="24"/>
+          <w:szCs w:val="24"/>
+          <w:lang w:val="la-Latn"/>
+        </w:rPr>
+        <w:t>Hem, sui gustum dedit</w:t>
       </w:r>
     </w:p>
     <w:p>
@@ -6708,7 +6949,26 @@
           <w:szCs w:val="24"/>
           <w:lang w:val="la-Latn"/>
         </w:rPr>
-        <w:t>t aiunt ficulno. G. E nassa nullo se expediet dolo,</w:t>
+        <w:t xml:space="preserve">t aiunt ficulno. </w:t>
+      </w:r>
+      <w:r>
+        <w:rPr>
+          <w:rFonts w:ascii="Times New Roman" w:eastAsia="Brill-Roman" w:hAnsi="Times New Roman" w:cs="Times New Roman"/>
+          <w:smallCaps/>
+          <w:sz w:val="24"/>
+          <w:szCs w:val="24"/>
+          <w:lang w:val="la-Latn"/>
+        </w:rPr>
+        <w:t xml:space="preserve">@G.= </w:t>
+      </w:r>
+      <w:r>
+        <w:rPr>
+          <w:rFonts w:ascii="Times New Roman" w:eastAsia="Brill-Roman" w:hAnsi="Times New Roman" w:cs="Times New Roman"/>
+          <w:sz w:val="24"/>
+          <w:szCs w:val="24"/>
+          <w:lang w:val="la-Latn"/>
+        </w:rPr>
+        <w:t>E nassa nullo se expediet dolo,</w:t>
       </w:r>
     </w:p>
     <w:p>
@@ -6780,31 +7040,60 @@
       <w:r>
         <w:rPr>
           <w:rFonts w:ascii="Times New Roman" w:eastAsia="Brill-Roman" w:hAnsi="Times New Roman" w:cs="Times New Roman"/>
-          <w:sz w:val="24"/>
-          <w:szCs w:val="24"/>
-          <w:lang w:val="la-Latn"/>
-        </w:rPr>
-        <w:t>Dia. Titubantem de gradu deturbabimus, horrida dein mala</w:t>
-      </w:r>
-    </w:p>
-    <w:p>
-      <w:pPr>
-        <w:spacing w:after="0" w:line="283" w:lineRule="auto"/>
-        <w:rPr>
-          <w:rFonts w:ascii="Times New Roman" w:eastAsia="Brill-Roman" w:hAnsi="Times New Roman" w:cs="Times New Roman"/>
-          <w:sz w:val="24"/>
-          <w:szCs w:val="24"/>
-          <w:lang w:val="la-Latn"/>
-        </w:rPr>
-      </w:pPr>
-      <w:r>
-        <w:rPr>
-          <w:rFonts w:ascii="Times New Roman" w:eastAsia="Brill-Roman" w:hAnsi="Times New Roman" w:cs="Times New Roman"/>
-          <w:sz w:val="24"/>
-          <w:szCs w:val="24"/>
-          <w:lang w:val="la-Latn"/>
-        </w:rPr>
-        <w:t>Coniiciemus. G. Re</w:t>
+          <w:smallCaps/>
+          <w:sz w:val="24"/>
+          <w:szCs w:val="24"/>
+          <w:lang w:val="la-Latn"/>
+        </w:rPr>
+        <w:t xml:space="preserve">@Dia.= </w:t>
+      </w:r>
+      <w:r>
+        <w:rPr>
+          <w:rFonts w:ascii="Times New Roman" w:eastAsia="Brill-Roman" w:hAnsi="Times New Roman" w:cs="Times New Roman"/>
+          <w:sz w:val="24"/>
+          <w:szCs w:val="24"/>
+          <w:lang w:val="la-Latn"/>
+        </w:rPr>
+        <w:t>Titubantem de gradu deturbabimus, horrida dein mala</w:t>
+      </w:r>
+    </w:p>
+    <w:p>
+      <w:pPr>
+        <w:spacing w:after="0" w:line="283" w:lineRule="auto"/>
+        <w:rPr>
+          <w:rFonts w:ascii="Times New Roman" w:eastAsia="Brill-Roman" w:hAnsi="Times New Roman" w:cs="Times New Roman"/>
+          <w:sz w:val="24"/>
+          <w:szCs w:val="24"/>
+          <w:lang w:val="la-Latn"/>
+        </w:rPr>
+      </w:pPr>
+      <w:r>
+        <w:rPr>
+          <w:rFonts w:ascii="Times New Roman" w:eastAsia="Brill-Roman" w:hAnsi="Times New Roman" w:cs="Times New Roman"/>
+          <w:sz w:val="24"/>
+          <w:szCs w:val="24"/>
+          <w:lang w:val="la-Latn"/>
+        </w:rPr>
+        <w:t xml:space="preserve">Coniiciemus. </w:t>
+      </w:r>
+      <w:r>
+        <w:rPr>
+          <w:rFonts w:ascii="Times New Roman" w:eastAsia="Brill-Roman" w:hAnsi="Times New Roman" w:cs="Times New Roman"/>
+          <w:smallCaps/>
+          <w:sz w:val="24"/>
+          <w:szCs w:val="24"/>
+          <w:lang w:val="la-Latn"/>
+        </w:rPr>
+        <w:t xml:space="preserve">@G.= </w:t>
+      </w:r>
+      <w:r>
+        <w:rPr>
+          <w:rFonts w:ascii="Times New Roman" w:eastAsia="Brill-Roman" w:hAnsi="Times New Roman" w:cs="Times New Roman"/>
+          <w:sz w:val="24"/>
+          <w:szCs w:val="24"/>
+          <w:lang w:val="la-Latn"/>
+        </w:rPr>
+        <w:t>Re</w:t>
       </w:r>
       <w:r>
         <w:rPr>
@@ -6878,7 +7167,26 @@
           <w:szCs w:val="24"/>
           <w:lang w:val="la-Latn"/>
         </w:rPr>
-        <w:t>Loquitur sententias, putes philosophum. Dia. Tertius est Cato,</w:t>
+        <w:t xml:space="preserve">Loquitur sententias, putes philosophum. </w:t>
+      </w:r>
+      <w:r>
+        <w:rPr>
+          <w:rFonts w:ascii="Times New Roman" w:eastAsia="Brill-Roman" w:hAnsi="Times New Roman" w:cs="Times New Roman"/>
+          <w:smallCaps/>
+          <w:sz w:val="24"/>
+          <w:szCs w:val="24"/>
+          <w:lang w:val="la-Latn"/>
+        </w:rPr>
+        <w:t xml:space="preserve">@Dia.= </w:t>
+      </w:r>
+      <w:r>
+        <w:rPr>
+          <w:rFonts w:ascii="Times New Roman" w:eastAsia="Brill-Roman" w:hAnsi="Times New Roman" w:cs="Times New Roman"/>
+          <w:sz w:val="24"/>
+          <w:szCs w:val="24"/>
+          <w:lang w:val="la-Latn"/>
+        </w:rPr>
+        <w:t>Tertius est Cato,</w:t>
       </w:r>
     </w:p>
     <w:p>
@@ -6994,27 +7302,56 @@
           <w:szCs w:val="24"/>
           <w:lang w:val="la-Latn"/>
         </w:rPr>
-        <w:t>t saepe pecco lingua incauta mentem praecurrit. Gul. Age age.</w:t>
-      </w:r>
-    </w:p>
-    <w:p>
-      <w:pPr>
-        <w:spacing w:after="0" w:line="283" w:lineRule="auto"/>
-        <w:rPr>
-          <w:rFonts w:ascii="Times New Roman" w:eastAsia="Brill-Roman" w:hAnsi="Times New Roman" w:cs="Times New Roman"/>
-          <w:sz w:val="24"/>
-          <w:szCs w:val="24"/>
-          <w:lang w:val="la-Latn"/>
-        </w:rPr>
-      </w:pPr>
-      <w:r>
-        <w:rPr>
-          <w:rFonts w:ascii="Times New Roman" w:eastAsia="Brill-Roman" w:hAnsi="Times New Roman" w:cs="Times New Roman"/>
-          <w:sz w:val="24"/>
-          <w:szCs w:val="24"/>
-          <w:lang w:val="la-Latn"/>
-        </w:rPr>
-        <w:t>Dia. Viti</w:t>
+        <w:t xml:space="preserve">t saepe pecco lingua incauta mentem praecurrit. </w:t>
+      </w:r>
+      <w:r>
+        <w:rPr>
+          <w:rFonts w:ascii="Times New Roman" w:eastAsia="Brill-Roman" w:hAnsi="Times New Roman" w:cs="Times New Roman"/>
+          <w:smallCaps/>
+          <w:sz w:val="24"/>
+          <w:szCs w:val="24"/>
+          <w:lang w:val="la-Latn"/>
+        </w:rPr>
+        <w:t xml:space="preserve">@Gul.= </w:t>
+      </w:r>
+      <w:r>
+        <w:rPr>
+          <w:rFonts w:ascii="Times New Roman" w:eastAsia="Brill-Roman" w:hAnsi="Times New Roman" w:cs="Times New Roman"/>
+          <w:sz w:val="24"/>
+          <w:szCs w:val="24"/>
+          <w:lang w:val="la-Latn"/>
+        </w:rPr>
+        <w:t>Age age.</w:t>
+      </w:r>
+    </w:p>
+    <w:p>
+      <w:pPr>
+        <w:spacing w:after="0" w:line="283" w:lineRule="auto"/>
+        <w:rPr>
+          <w:rFonts w:ascii="Times New Roman" w:eastAsia="Brill-Roman" w:hAnsi="Times New Roman" w:cs="Times New Roman"/>
+          <w:sz w:val="24"/>
+          <w:szCs w:val="24"/>
+          <w:lang w:val="la-Latn"/>
+        </w:rPr>
+      </w:pPr>
+      <w:r>
+        <w:rPr>
+          <w:rFonts w:ascii="Times New Roman" w:eastAsia="Brill-Roman" w:hAnsi="Times New Roman" w:cs="Times New Roman"/>
+          <w:smallCaps/>
+          <w:sz w:val="24"/>
+          <w:szCs w:val="24"/>
+          <w:lang w:val="la-Latn"/>
+        </w:rPr>
+        <w:t xml:space="preserve">@Dia.= </w:t>
+      </w:r>
+      <w:r>
+        <w:rPr>
+          <w:rFonts w:ascii="Times New Roman" w:eastAsia="Brill-Roman" w:hAnsi="Times New Roman" w:cs="Times New Roman"/>
+          <w:sz w:val="24"/>
+          <w:szCs w:val="24"/>
+          <w:lang w:val="la-Latn"/>
+        </w:rPr>
+        <w:t>Viti</w:t>
       </w:r>
       <w:r>
         <w:rPr>
@@ -7128,7 +7465,26 @@
           <w:szCs w:val="24"/>
           <w:lang w:val="la-Latn"/>
         </w:rPr>
-        <w:t>(120) Pulsata cadat. G. Sane vero</w:t>
+        <w:t xml:space="preserve">(120) Pulsata cadat. </w:t>
+      </w:r>
+      <w:r>
+        <w:rPr>
+          <w:rFonts w:ascii="Times New Roman" w:eastAsia="Brill-Roman" w:hAnsi="Times New Roman" w:cs="Times New Roman"/>
+          <w:smallCaps/>
+          <w:sz w:val="24"/>
+          <w:szCs w:val="24"/>
+          <w:lang w:val="la-Latn"/>
+        </w:rPr>
+        <w:t xml:space="preserve">@G.= </w:t>
+      </w:r>
+      <w:r>
+        <w:rPr>
+          <w:rFonts w:ascii="Times New Roman" w:eastAsia="Brill-Roman" w:hAnsi="Times New Roman" w:cs="Times New Roman"/>
+          <w:sz w:val="24"/>
+          <w:szCs w:val="24"/>
+          <w:lang w:val="la-Latn"/>
+        </w:rPr>
+        <w:t>Sane vero</w:t>
       </w:r>
       <w:r>
         <w:rPr>
@@ -7146,27 +7502,56 @@
           <w:szCs w:val="24"/>
           <w:lang w:val="la-Latn"/>
         </w:rPr>
-        <w:t xml:space="preserve"> Dia. Quid super arenam ais scelus?</w:t>
-      </w:r>
-    </w:p>
-    <w:p>
-      <w:pPr>
-        <w:spacing w:after="0" w:line="283" w:lineRule="auto"/>
-        <w:rPr>
-          <w:rFonts w:ascii="Times New Roman" w:eastAsia="Brill-Roman" w:hAnsi="Times New Roman" w:cs="Times New Roman"/>
-          <w:sz w:val="24"/>
-          <w:szCs w:val="24"/>
-          <w:lang w:val="la-Latn"/>
-        </w:rPr>
-      </w:pPr>
-      <w:r>
-        <w:rPr>
-          <w:rFonts w:ascii="Times New Roman" w:eastAsia="Brill-Roman" w:hAnsi="Times New Roman" w:cs="Times New Roman"/>
-          <w:sz w:val="24"/>
-          <w:szCs w:val="24"/>
-          <w:lang w:val="la-Latn"/>
-        </w:rPr>
-        <w:t>Gul. Minime</w:t>
+        <w:t xml:space="preserve"> </w:t>
+      </w:r>
+      <w:r>
+        <w:rPr>
+          <w:rFonts w:ascii="Times New Roman" w:eastAsia="Brill-Roman" w:hAnsi="Times New Roman" w:cs="Times New Roman"/>
+          <w:smallCaps/>
+          <w:sz w:val="24"/>
+          <w:szCs w:val="24"/>
+          <w:lang w:val="la-Latn"/>
+        </w:rPr>
+        <w:t xml:space="preserve">@Dia.= </w:t>
+      </w:r>
+      <w:r>
+        <w:rPr>
+          <w:rFonts w:ascii="Times New Roman" w:eastAsia="Brill-Roman" w:hAnsi="Times New Roman" w:cs="Times New Roman"/>
+          <w:sz w:val="24"/>
+          <w:szCs w:val="24"/>
+          <w:lang w:val="la-Latn"/>
+        </w:rPr>
+        <w:t>Quid super arenam ais scelus?</w:t>
+      </w:r>
+    </w:p>
+    <w:p>
+      <w:pPr>
+        <w:spacing w:after="0" w:line="283" w:lineRule="auto"/>
+        <w:rPr>
+          <w:rFonts w:ascii="Times New Roman" w:eastAsia="Brill-Roman" w:hAnsi="Times New Roman" w:cs="Times New Roman"/>
+          <w:sz w:val="24"/>
+          <w:szCs w:val="24"/>
+          <w:lang w:val="la-Latn"/>
+        </w:rPr>
+      </w:pPr>
+      <w:r>
+        <w:rPr>
+          <w:rFonts w:ascii="Times New Roman" w:eastAsia="Brill-Roman" w:hAnsi="Times New Roman" w:cs="Times New Roman"/>
+          <w:smallCaps/>
+          <w:sz w:val="24"/>
+          <w:szCs w:val="24"/>
+          <w:lang w:val="la-Latn"/>
+        </w:rPr>
+        <w:t xml:space="preserve">@Gul.= </w:t>
+      </w:r>
+      <w:r>
+        <w:rPr>
+          <w:rFonts w:ascii="Times New Roman" w:eastAsia="Brill-Roman" w:hAnsi="Times New Roman" w:cs="Times New Roman"/>
+          <w:sz w:val="24"/>
+          <w:szCs w:val="24"/>
+          <w:lang w:val="la-Latn"/>
+        </w:rPr>
+        <w:t>Minime</w:t>
       </w:r>
       <w:r>
         <w:rPr>
@@ -7184,7 +7569,26 @@
           <w:szCs w:val="24"/>
           <w:lang w:val="la-Latn"/>
         </w:rPr>
-        <w:t>ero. Dia. Probe nunc quidem at illum Thaletem instantibus</w:t>
+        <w:t xml:space="preserve">ero. </w:t>
+      </w:r>
+      <w:r>
+        <w:rPr>
+          <w:rFonts w:ascii="Times New Roman" w:eastAsia="Brill-Roman" w:hAnsi="Times New Roman" w:cs="Times New Roman"/>
+          <w:smallCaps/>
+          <w:sz w:val="24"/>
+          <w:szCs w:val="24"/>
+          <w:lang w:val="la-Latn"/>
+        </w:rPr>
+        <w:t xml:space="preserve">@Dia.= </w:t>
+      </w:r>
+      <w:r>
+        <w:rPr>
+          <w:rFonts w:ascii="Times New Roman" w:eastAsia="Brill-Roman" w:hAnsi="Times New Roman" w:cs="Times New Roman"/>
+          <w:sz w:val="24"/>
+          <w:szCs w:val="24"/>
+          <w:lang w:val="la-Latn"/>
+        </w:rPr>
+        <w:t>Probe nunc quidem at illum Thaletem instantibus</w:t>
       </w:r>
     </w:p>
     <w:p>
@@ -7431,17 +7835,38 @@
           <w:szCs w:val="24"/>
           <w:lang w:val="la-Latn"/>
         </w:rPr>
+        <w:t>@</w:t>
+      </w:r>
+      <w:r>
+        <w:rPr>
+          <w:rFonts w:ascii="Times New Roman" w:eastAsia="Brill-Roman" w:hAnsi="Times New Roman" w:cs="Times New Roman"/>
+          <w:smallCaps/>
+          <w:sz w:val="24"/>
+          <w:szCs w:val="24"/>
+          <w:lang w:val="la-Latn"/>
+        </w:rPr>
         <w:t>Aeg</w:t>
       </w:r>
       <w:r>
         <w:rPr>
           <w:rFonts w:ascii="Times New Roman" w:eastAsia="Brill-Roman" w:hAnsi="Times New Roman" w:cs="Times New Roman"/>
+          <w:smallCaps/>
           <w:sz w:val="24"/>
           <w:szCs w:val="24"/>
           <w:lang w:val="la-Latn"/>
         </w:rPr>
         <w:t>io</w:t>
       </w:r>
+      <w:r>
+        <w:rPr>
+          <w:rFonts w:ascii="Times New Roman" w:eastAsia="Brill-Roman" w:hAnsi="Times New Roman" w:cs="Times New Roman"/>
+          <w:smallCaps/>
+          <w:sz w:val="24"/>
+          <w:szCs w:val="24"/>
+          <w:lang w:val="la-Latn"/>
+        </w:rPr>
+        <w:t>=</w:t>
+      </w:r>
     </w:p>
     <w:p>
       <w:pPr>
@@ -7480,7 +7905,45 @@
           <w:szCs w:val="24"/>
           <w:lang w:val="la-Latn"/>
         </w:rPr>
-        <w:t>Meam in fraudem? Eu. Admodum. Aeg. Qui raptet, afflictet,</w:t>
+        <w:t xml:space="preserve">Meam in fraudem? </w:t>
+      </w:r>
+      <w:r>
+        <w:rPr>
+          <w:rFonts w:ascii="Times New Roman" w:eastAsia="Brill-Roman" w:hAnsi="Times New Roman" w:cs="Times New Roman"/>
+          <w:smallCaps/>
+          <w:sz w:val="24"/>
+          <w:szCs w:val="24"/>
+          <w:lang w:val="la-Latn"/>
+        </w:rPr>
+        <w:t xml:space="preserve">@Ev.= </w:t>
+      </w:r>
+      <w:r>
+        <w:rPr>
+          <w:rFonts w:ascii="Times New Roman" w:eastAsia="Brill-Roman" w:hAnsi="Times New Roman" w:cs="Times New Roman"/>
+          <w:sz w:val="24"/>
+          <w:szCs w:val="24"/>
+          <w:lang w:val="la-Latn"/>
+        </w:rPr>
+        <w:t xml:space="preserve">Admodum. </w:t>
+      </w:r>
+      <w:r>
+        <w:rPr>
+          <w:rFonts w:ascii="Times New Roman" w:eastAsia="Brill-Roman" w:hAnsi="Times New Roman" w:cs="Times New Roman"/>
+          <w:smallCaps/>
+          <w:sz w:val="24"/>
+          <w:szCs w:val="24"/>
+          <w:lang w:val="la-Latn"/>
+        </w:rPr>
+        <w:t xml:space="preserve">@Aeg.= </w:t>
+      </w:r>
+      <w:r>
+        <w:rPr>
+          <w:rFonts w:ascii="Times New Roman" w:eastAsia="Brill-Roman" w:hAnsi="Times New Roman" w:cs="Times New Roman"/>
+          <w:sz w:val="24"/>
+          <w:szCs w:val="24"/>
+          <w:lang w:val="la-Latn"/>
+        </w:rPr>
+        <w:t>Qui raptet, afflictet,</w:t>
       </w:r>
     </w:p>
     <w:p>
@@ -7501,7 +7964,45 @@
           <w:lang w:val="la-Latn"/>
         </w:rPr>
         <w:lastRenderedPageBreak/>
-        <w:t>Extingat me? Eub. Sic. Aeg. In me patris ingentes</w:t>
+        <w:t xml:space="preserve">Extingat me? </w:t>
+      </w:r>
+      <w:r>
+        <w:rPr>
+          <w:rFonts w:ascii="Times New Roman" w:eastAsia="Brill-Roman" w:hAnsi="Times New Roman" w:cs="Times New Roman"/>
+          <w:smallCaps/>
+          <w:sz w:val="24"/>
+          <w:szCs w:val="24"/>
+          <w:lang w:val="la-Latn"/>
+        </w:rPr>
+        <w:t xml:space="preserve">@Evb.= </w:t>
+      </w:r>
+      <w:r>
+        <w:rPr>
+          <w:rFonts w:ascii="Times New Roman" w:eastAsia="Brill-Roman" w:hAnsi="Times New Roman" w:cs="Times New Roman"/>
+          <w:sz w:val="24"/>
+          <w:szCs w:val="24"/>
+          <w:lang w:val="la-Latn"/>
+        </w:rPr>
+        <w:t xml:space="preserve">Sic. </w:t>
+      </w:r>
+      <w:r>
+        <w:rPr>
+          <w:rFonts w:ascii="Times New Roman" w:eastAsia="Brill-Roman" w:hAnsi="Times New Roman" w:cs="Times New Roman"/>
+          <w:smallCaps/>
+          <w:sz w:val="24"/>
+          <w:szCs w:val="24"/>
+          <w:lang w:val="la-Latn"/>
+        </w:rPr>
+        <w:t xml:space="preserve">@Aeg.= </w:t>
+      </w:r>
+      <w:r>
+        <w:rPr>
+          <w:rFonts w:ascii="Times New Roman" w:eastAsia="Brill-Roman" w:hAnsi="Times New Roman" w:cs="Times New Roman"/>
+          <w:sz w:val="24"/>
+          <w:szCs w:val="24"/>
+          <w:lang w:val="la-Latn"/>
+        </w:rPr>
+        <w:t>In me patris ingentes</w:t>
       </w:r>
     </w:p>
     <w:p>
@@ -7539,7 +8040,26 @@
           <w:szCs w:val="24"/>
           <w:lang w:val="la-Latn"/>
         </w:rPr>
-        <w:t>et iras? Eub. Oppido studet te ex hac</w:t>
+        <w:t xml:space="preserve">et iras? </w:t>
+      </w:r>
+      <w:r>
+        <w:rPr>
+          <w:rFonts w:ascii="Times New Roman" w:eastAsia="Brill-Roman" w:hAnsi="Times New Roman" w:cs="Times New Roman"/>
+          <w:smallCaps/>
+          <w:sz w:val="24"/>
+          <w:szCs w:val="24"/>
+          <w:lang w:val="la-Latn"/>
+        </w:rPr>
+        <w:t xml:space="preserve">@Evb.= </w:t>
+      </w:r>
+      <w:r>
+        <w:rPr>
+          <w:rFonts w:ascii="Times New Roman" w:eastAsia="Brill-Roman" w:hAnsi="Times New Roman" w:cs="Times New Roman"/>
+          <w:sz w:val="24"/>
+          <w:szCs w:val="24"/>
+          <w:lang w:val="la-Latn"/>
+        </w:rPr>
+        <w:t>Oppido studet te ex hac</w:t>
       </w:r>
     </w:p>
     <w:p>
@@ -7646,7 +8166,17 @@
           <w:szCs w:val="24"/>
           <w:lang w:val="la-Latn"/>
         </w:rPr>
-        <w:t xml:space="preserve">es specie boni. Aeg. </w:t>
+        <w:t xml:space="preserve">es specie boni. </w:t>
+      </w:r>
+      <w:r>
+        <w:rPr>
+          <w:rFonts w:ascii="Times New Roman" w:eastAsia="Brill-Roman" w:hAnsi="Times New Roman" w:cs="Times New Roman"/>
+          <w:smallCaps/>
+          <w:sz w:val="24"/>
+          <w:szCs w:val="24"/>
+          <w:lang w:val="la-Latn"/>
+        </w:rPr>
+        <w:t xml:space="preserve">@Aeg.= </w:t>
       </w:r>
       <w:r>
         <w:rPr>
@@ -7684,7 +8214,26 @@
           <w:szCs w:val="24"/>
           <w:lang w:val="la-Latn"/>
         </w:rPr>
-        <w:t>Me. Eub. Terribilis profecto est eius immane</w:t>
+        <w:t xml:space="preserve">Me. </w:t>
+      </w:r>
+      <w:r>
+        <w:rPr>
+          <w:rFonts w:ascii="Times New Roman" w:eastAsia="Brill-Roman" w:hAnsi="Times New Roman" w:cs="Times New Roman"/>
+          <w:smallCaps/>
+          <w:sz w:val="24"/>
+          <w:szCs w:val="24"/>
+          <w:lang w:val="la-Latn"/>
+        </w:rPr>
+        <w:t xml:space="preserve">@Evb.= </w:t>
+      </w:r>
+      <w:r>
+        <w:rPr>
+          <w:rFonts w:ascii="Times New Roman" w:eastAsia="Brill-Roman" w:hAnsi="Times New Roman" w:cs="Times New Roman"/>
+          <w:sz w:val="24"/>
+          <w:szCs w:val="24"/>
+          <w:lang w:val="la-Latn"/>
+        </w:rPr>
+        <w:t>Terribilis profecto est eius immane</w:t>
       </w:r>
     </w:p>
     <w:p>
@@ -11117,25 +11666,26 @@
           <w:szCs w:val="24"/>
           <w:lang w:val="la-Latn"/>
         </w:rPr>
-        <w:t>(210) Cum eo colloquar. Hed</w:t>
-      </w:r>
-      <w:r>
-        <w:rPr>
-          <w:rFonts w:ascii="Times New Roman" w:eastAsia="Brill-Roman" w:hAnsi="Times New Roman" w:cs="Times New Roman"/>
-          <w:sz w:val="24"/>
-          <w:szCs w:val="24"/>
-          <w:lang w:val="la-Latn"/>
-        </w:rPr>
-        <w:t>ylog</w:t>
-      </w:r>
-      <w:r>
-        <w:rPr>
-          <w:rFonts w:ascii="Times New Roman" w:eastAsia="Brill-Roman" w:hAnsi="Times New Roman" w:cs="Times New Roman"/>
-          <w:sz w:val="24"/>
-          <w:szCs w:val="24"/>
-          <w:lang w:val="la-Latn"/>
-        </w:rPr>
-        <w:t xml:space="preserve">. Estne illic Gulo? </w:t>
+        <w:t xml:space="preserve">(210) Cum eo colloquar. </w:t>
+      </w:r>
+      <w:r>
+        <w:rPr>
+          <w:rFonts w:ascii="Times New Roman" w:eastAsia="Brill-Roman" w:hAnsi="Times New Roman" w:cs="Times New Roman"/>
+          <w:smallCaps/>
+          <w:sz w:val="24"/>
+          <w:szCs w:val="24"/>
+          <w:lang w:val="la-Latn"/>
+        </w:rPr>
+        <w:t xml:space="preserve">@Hedylog.= </w:t>
+      </w:r>
+      <w:r>
+        <w:rPr>
+          <w:rFonts w:ascii="Times New Roman" w:eastAsia="Brill-Roman" w:hAnsi="Times New Roman" w:cs="Times New Roman"/>
+          <w:sz w:val="24"/>
+          <w:szCs w:val="24"/>
+          <w:lang w:val="la-Latn"/>
+        </w:rPr>
+        <w:t xml:space="preserve">Estne illic Gulo? </w:t>
       </w:r>
       <w:r>
         <w:rPr>
@@ -11227,47 +11777,114 @@
           <w:szCs w:val="24"/>
           <w:lang w:val="la-Latn"/>
         </w:rPr>
-        <w:t xml:space="preserve"> Gul. Hem gymnasium famis. Hed. O inediae</w:t>
-      </w:r>
-    </w:p>
-    <w:p>
-      <w:pPr>
-        <w:spacing w:after="0" w:line="283" w:lineRule="auto"/>
-        <w:rPr>
-          <w:rFonts w:ascii="Times New Roman" w:eastAsia="Brill-Roman" w:hAnsi="Times New Roman" w:cs="Times New Roman"/>
-          <w:sz w:val="24"/>
-          <w:szCs w:val="24"/>
-          <w:lang w:val="la-Latn"/>
-        </w:rPr>
-      </w:pPr>
-      <w:r>
-        <w:rPr>
-          <w:rFonts w:ascii="Times New Roman" w:eastAsia="Brill-Roman" w:hAnsi="Times New Roman" w:cs="Times New Roman"/>
-          <w:sz w:val="24"/>
-          <w:szCs w:val="24"/>
-          <w:lang w:val="la-Latn"/>
-        </w:rPr>
-        <w:t>Colonia, ecquid suboluit praeda tibi? Gul. Nisi narium sagacitas</w:t>
-      </w:r>
-    </w:p>
-    <w:p>
-      <w:pPr>
-        <w:spacing w:after="0" w:line="283" w:lineRule="auto"/>
-        <w:rPr>
-          <w:rFonts w:ascii="Times New Roman" w:eastAsia="Brill-Roman" w:hAnsi="Times New Roman" w:cs="Times New Roman"/>
-          <w:sz w:val="24"/>
-          <w:szCs w:val="24"/>
-          <w:lang w:val="la-Latn"/>
-        </w:rPr>
-      </w:pPr>
-      <w:r>
-        <w:rPr>
-          <w:rFonts w:ascii="Times New Roman" w:eastAsia="Brill-Roman" w:hAnsi="Times New Roman" w:cs="Times New Roman"/>
-          <w:sz w:val="24"/>
-          <w:szCs w:val="24"/>
-          <w:lang w:val="la-Latn"/>
-        </w:rPr>
-        <w:t xml:space="preserve">Me fallit, olet. Hed. </w:t>
+        <w:t xml:space="preserve"> </w:t>
+      </w:r>
+      <w:r>
+        <w:rPr>
+          <w:rFonts w:ascii="Times New Roman" w:eastAsia="Brill-Roman" w:hAnsi="Times New Roman" w:cs="Times New Roman"/>
+          <w:smallCaps/>
+          <w:sz w:val="24"/>
+          <w:szCs w:val="24"/>
+          <w:lang w:val="la-Latn"/>
+        </w:rPr>
+        <w:t xml:space="preserve">@Gul.= </w:t>
+      </w:r>
+      <w:r>
+        <w:rPr>
+          <w:rFonts w:ascii="Times New Roman" w:eastAsia="Brill-Roman" w:hAnsi="Times New Roman" w:cs="Times New Roman"/>
+          <w:sz w:val="24"/>
+          <w:szCs w:val="24"/>
+          <w:lang w:val="la-Latn"/>
+        </w:rPr>
+        <w:t xml:space="preserve">Hem gymnasium famis. </w:t>
+      </w:r>
+      <w:r>
+        <w:rPr>
+          <w:rFonts w:ascii="Times New Roman" w:eastAsia="Brill-Roman" w:hAnsi="Times New Roman" w:cs="Times New Roman"/>
+          <w:smallCaps/>
+          <w:sz w:val="24"/>
+          <w:szCs w:val="24"/>
+          <w:lang w:val="la-Latn"/>
+        </w:rPr>
+        <w:t xml:space="preserve">@Hed.= </w:t>
+      </w:r>
+      <w:r>
+        <w:rPr>
+          <w:rFonts w:ascii="Times New Roman" w:eastAsia="Brill-Roman" w:hAnsi="Times New Roman" w:cs="Times New Roman"/>
+          <w:sz w:val="24"/>
+          <w:szCs w:val="24"/>
+          <w:lang w:val="la-Latn"/>
+        </w:rPr>
+        <w:t>O inediae</w:t>
+      </w:r>
+    </w:p>
+    <w:p>
+      <w:pPr>
+        <w:spacing w:after="0" w:line="283" w:lineRule="auto"/>
+        <w:rPr>
+          <w:rFonts w:ascii="Times New Roman" w:eastAsia="Brill-Roman" w:hAnsi="Times New Roman" w:cs="Times New Roman"/>
+          <w:sz w:val="24"/>
+          <w:szCs w:val="24"/>
+          <w:lang w:val="la-Latn"/>
+        </w:rPr>
+      </w:pPr>
+      <w:r>
+        <w:rPr>
+          <w:rFonts w:ascii="Times New Roman" w:eastAsia="Brill-Roman" w:hAnsi="Times New Roman" w:cs="Times New Roman"/>
+          <w:sz w:val="24"/>
+          <w:szCs w:val="24"/>
+          <w:lang w:val="la-Latn"/>
+        </w:rPr>
+        <w:t xml:space="preserve">Colonia, ecquid suboluit praeda tibi? </w:t>
+      </w:r>
+      <w:r>
+        <w:rPr>
+          <w:rFonts w:ascii="Times New Roman" w:eastAsia="Brill-Roman" w:hAnsi="Times New Roman" w:cs="Times New Roman"/>
+          <w:smallCaps/>
+          <w:sz w:val="24"/>
+          <w:szCs w:val="24"/>
+          <w:lang w:val="la-Latn"/>
+        </w:rPr>
+        <w:t xml:space="preserve">@Gul.= </w:t>
+      </w:r>
+      <w:r>
+        <w:rPr>
+          <w:rFonts w:ascii="Times New Roman" w:eastAsia="Brill-Roman" w:hAnsi="Times New Roman" w:cs="Times New Roman"/>
+          <w:sz w:val="24"/>
+          <w:szCs w:val="24"/>
+          <w:lang w:val="la-Latn"/>
+        </w:rPr>
+        <w:t>Nisi narium sagacitas</w:t>
+      </w:r>
+    </w:p>
+    <w:p>
+      <w:pPr>
+        <w:spacing w:after="0" w:line="283" w:lineRule="auto"/>
+        <w:rPr>
+          <w:rFonts w:ascii="Times New Roman" w:eastAsia="Brill-Roman" w:hAnsi="Times New Roman" w:cs="Times New Roman"/>
+          <w:sz w:val="24"/>
+          <w:szCs w:val="24"/>
+          <w:lang w:val="la-Latn"/>
+        </w:rPr>
+      </w:pPr>
+      <w:r>
+        <w:rPr>
+          <w:rFonts w:ascii="Times New Roman" w:eastAsia="Brill-Roman" w:hAnsi="Times New Roman" w:cs="Times New Roman"/>
+          <w:sz w:val="24"/>
+          <w:szCs w:val="24"/>
+          <w:lang w:val="la-Latn"/>
+        </w:rPr>
+        <w:t xml:space="preserve">Me fallit, olet. </w:t>
+      </w:r>
+      <w:r>
+        <w:rPr>
+          <w:rFonts w:ascii="Times New Roman" w:eastAsia="Brill-Roman" w:hAnsi="Times New Roman" w:cs="Times New Roman"/>
+          <w:smallCaps/>
+          <w:sz w:val="24"/>
+          <w:szCs w:val="24"/>
+          <w:lang w:val="la-Latn"/>
+        </w:rPr>
+        <w:t xml:space="preserve">@Hed.= </w:t>
       </w:r>
       <w:r>
         <w:rPr>
@@ -11303,7 +11920,17 @@
           <w:szCs w:val="24"/>
           <w:lang w:val="la-Latn"/>
         </w:rPr>
-        <w:t xml:space="preserve"> Gu. </w:t>
+        <w:t xml:space="preserve"> </w:t>
+      </w:r>
+      <w:r>
+        <w:rPr>
+          <w:rFonts w:ascii="Times New Roman" w:eastAsia="Brill-Roman" w:hAnsi="Times New Roman" w:cs="Times New Roman"/>
+          <w:smallCaps/>
+          <w:sz w:val="24"/>
+          <w:szCs w:val="24"/>
+          <w:lang w:val="la-Latn"/>
+        </w:rPr>
+        <w:t xml:space="preserve">@Gu.= </w:t>
       </w:r>
       <w:r>
         <w:rPr>
@@ -11359,7 +11986,16 @@
           <w:szCs w:val="24"/>
           <w:lang w:val="la-Latn"/>
         </w:rPr>
-        <w:t xml:space="preserve">enis. </w:t>
+        <w:t>enis.</w:t>
+      </w:r>
+      <w:r>
+        <w:rPr>
+          <w:rFonts w:ascii="Times New Roman" w:eastAsia="Brill-Roman" w:hAnsi="Times New Roman" w:cs="Times New Roman"/>
+          <w:sz w:val="24"/>
+          <w:szCs w:val="24"/>
+          <w:lang w:val="la-Latn"/>
+        </w:rPr>
+        <w:t xml:space="preserve"> @</w:t>
       </w:r>
       <w:r>
         <w:rPr>
@@ -11395,6 +12031,15 @@
           <w:szCs w:val="24"/>
           <w:lang w:val="la-Latn"/>
         </w:rPr>
+        <w:t>=</w:t>
+      </w:r>
+      <w:r>
+        <w:rPr>
+          <w:rFonts w:ascii="Times New Roman" w:eastAsia="Brill-Roman" w:hAnsi="Times New Roman" w:cs="Times New Roman"/>
+          <w:sz w:val="24"/>
+          <w:szCs w:val="24"/>
+          <w:lang w:val="la-Latn"/>
+        </w:rPr>
         <w:t xml:space="preserve"> Si id odoraris, non pituitosus es,</w:t>
       </w:r>
     </w:p>
@@ -11415,7 +12060,26 @@
           <w:szCs w:val="24"/>
           <w:lang w:val="la-Latn"/>
         </w:rPr>
-        <w:t>(215) Nec reumatismo infestaris. Gu. Porro quasi piscis</w:t>
+        <w:t xml:space="preserve">(215) Nec reumatismo infestaris. </w:t>
+      </w:r>
+      <w:r>
+        <w:rPr>
+          <w:rFonts w:ascii="Times New Roman" w:eastAsia="Brill-Roman" w:hAnsi="Times New Roman" w:cs="Times New Roman"/>
+          <w:smallCaps/>
+          <w:sz w:val="24"/>
+          <w:szCs w:val="24"/>
+          <w:lang w:val="la-Latn"/>
+        </w:rPr>
+        <w:t xml:space="preserve">@Gu.= </w:t>
+      </w:r>
+      <w:r>
+        <w:rPr>
+          <w:rFonts w:ascii="Times New Roman" w:eastAsia="Brill-Roman" w:hAnsi="Times New Roman" w:cs="Times New Roman"/>
+          <w:sz w:val="24"/>
+          <w:szCs w:val="24"/>
+          <w:lang w:val="la-Latn"/>
+        </w:rPr>
+        <w:t>Porro quasi piscis</w:t>
       </w:r>
       <w:r>
         <w:rPr>
@@ -11491,7 +12155,26 @@
           <w:szCs w:val="24"/>
           <w:lang w:val="la-Latn"/>
         </w:rPr>
-        <w:t>Amorem. Hed. Nihil est hic loci oscitantiae atque igna</w:t>
+        <w:t xml:space="preserve">Amorem. </w:t>
+      </w:r>
+      <w:r>
+        <w:rPr>
+          <w:rFonts w:ascii="Times New Roman" w:eastAsia="Brill-Roman" w:hAnsi="Times New Roman" w:cs="Times New Roman"/>
+          <w:smallCaps/>
+          <w:sz w:val="24"/>
+          <w:szCs w:val="24"/>
+          <w:lang w:val="la-Latn"/>
+        </w:rPr>
+        <w:t xml:space="preserve">@Hed.= </w:t>
+      </w:r>
+      <w:r>
+        <w:rPr>
+          <w:rFonts w:ascii="Times New Roman" w:eastAsia="Brill-Roman" w:hAnsi="Times New Roman" w:cs="Times New Roman"/>
+          <w:sz w:val="24"/>
+          <w:szCs w:val="24"/>
+          <w:lang w:val="la-Latn"/>
+        </w:rPr>
+        <w:t>Nihil est hic loci oscitantiae atque igna</w:t>
       </w:r>
       <w:r>
         <w:rPr>
@@ -11657,11 +12340,21 @@
       <w:r>
         <w:rPr>
           <w:rFonts w:ascii="Times New Roman" w:eastAsia="Brill-Roman" w:hAnsi="Times New Roman" w:cs="Times New Roman"/>
-          <w:sz w:val="24"/>
-          <w:szCs w:val="24"/>
-          <w:lang w:val="la-Latn"/>
-        </w:rPr>
-        <w:t>Gul. Intelligo primum mens ener</w:t>
+          <w:smallCaps/>
+          <w:sz w:val="24"/>
+          <w:szCs w:val="24"/>
+          <w:lang w:val="la-Latn"/>
+        </w:rPr>
+        <w:t xml:space="preserve">@Gul.= </w:t>
+      </w:r>
+      <w:r>
+        <w:rPr>
+          <w:rFonts w:ascii="Times New Roman" w:eastAsia="Brill-Roman" w:hAnsi="Times New Roman" w:cs="Times New Roman"/>
+          <w:sz w:val="24"/>
+          <w:szCs w:val="24"/>
+          <w:lang w:val="la-Latn"/>
+        </w:rPr>
+        <w:t>Intelligo primum mens ener</w:t>
       </w:r>
       <w:r>
         <w:rPr>
@@ -11827,11 +12520,21 @@
       <w:r>
         <w:rPr>
           <w:rFonts w:ascii="Times New Roman" w:eastAsia="Brill-Roman" w:hAnsi="Times New Roman" w:cs="Times New Roman"/>
-          <w:sz w:val="24"/>
-          <w:szCs w:val="24"/>
-          <w:lang w:val="la-Latn"/>
-        </w:rPr>
-        <w:t>Hed. Ita res est, deliciis et palpis percutiendus est; proin</w:t>
+          <w:smallCaps/>
+          <w:sz w:val="24"/>
+          <w:szCs w:val="24"/>
+          <w:lang w:val="la-Latn"/>
+        </w:rPr>
+        <w:t xml:space="preserve">@Hed.= </w:t>
+      </w:r>
+      <w:r>
+        <w:rPr>
+          <w:rFonts w:ascii="Times New Roman" w:eastAsia="Brill-Roman" w:hAnsi="Times New Roman" w:cs="Times New Roman"/>
+          <w:sz w:val="24"/>
+          <w:szCs w:val="24"/>
+          <w:lang w:val="la-Latn"/>
+        </w:rPr>
+        <w:t>Ita res est, deliciis et palpis percutiendus est; proin</w:t>
       </w:r>
     </w:p>
     <w:p>
@@ -12059,11 +12762,12 @@
       <w:r>
         <w:rPr>
           <w:rFonts w:ascii="Times New Roman" w:eastAsia="Brill-Roman" w:hAnsi="Times New Roman" w:cs="Times New Roman"/>
-          <w:sz w:val="24"/>
-          <w:szCs w:val="24"/>
-          <w:lang w:val="la-Latn"/>
-        </w:rPr>
-        <w:t xml:space="preserve">Gu. </w:t>
+          <w:smallCaps/>
+          <w:sz w:val="24"/>
+          <w:szCs w:val="24"/>
+          <w:lang w:val="la-Latn"/>
+        </w:rPr>
+        <w:t xml:space="preserve">@Gu.= </w:t>
       </w:r>
       <w:r>
         <w:rPr>
@@ -12770,7 +13474,26 @@
           <w:szCs w:val="24"/>
           <w:lang w:val="la-Latn"/>
         </w:rPr>
-        <w:t>. Eub. Viso quid agat Aegio:</w:t>
+        <w:t xml:space="preserve">. </w:t>
+      </w:r>
+      <w:r>
+        <w:rPr>
+          <w:rFonts w:ascii="Times New Roman" w:eastAsia="Brill-Roman" w:hAnsi="Times New Roman" w:cs="Times New Roman"/>
+          <w:smallCaps/>
+          <w:sz w:val="24"/>
+          <w:szCs w:val="24"/>
+          <w:lang w:val="la-Latn"/>
+        </w:rPr>
+        <w:t xml:space="preserve">@Evb.= </w:t>
+      </w:r>
+      <w:r>
+        <w:rPr>
+          <w:rFonts w:ascii="Times New Roman" w:eastAsia="Brill-Roman" w:hAnsi="Times New Roman" w:cs="Times New Roman"/>
+          <w:sz w:val="24"/>
+          <w:szCs w:val="24"/>
+          <w:lang w:val="la-Latn"/>
+        </w:rPr>
+        <w:t>Viso quid agat Aegio:</w:t>
       </w:r>
     </w:p>
     <w:p>
@@ -12810,7 +13533,26 @@
           <w:szCs w:val="24"/>
           <w:lang w:val="la-Latn"/>
         </w:rPr>
-        <w:t>Quid agis? Aeg. In cogitatione haeret animus</w:t>
+        <w:t xml:space="preserve">Quid agis? </w:t>
+      </w:r>
+      <w:r>
+        <w:rPr>
+          <w:rFonts w:ascii="Times New Roman" w:eastAsia="Brill-Roman" w:hAnsi="Times New Roman" w:cs="Times New Roman"/>
+          <w:smallCaps/>
+          <w:sz w:val="24"/>
+          <w:szCs w:val="24"/>
+          <w:lang w:val="la-Latn"/>
+        </w:rPr>
+        <w:t xml:space="preserve">@Aeg.= </w:t>
+      </w:r>
+      <w:r>
+        <w:rPr>
+          <w:rFonts w:ascii="Times New Roman" w:eastAsia="Brill-Roman" w:hAnsi="Times New Roman" w:cs="Times New Roman"/>
+          <w:sz w:val="24"/>
+          <w:szCs w:val="24"/>
+          <w:lang w:val="la-Latn"/>
+        </w:rPr>
+        <w:t>In cogitatione haeret animus</w:t>
       </w:r>
     </w:p>
     <w:p>
@@ -12848,7 +13590,26 @@
           <w:szCs w:val="24"/>
           <w:lang w:val="la-Latn"/>
         </w:rPr>
-        <w:t>ore. Eub. Multis expedit in metu</w:t>
+        <w:t xml:space="preserve">ore. </w:t>
+      </w:r>
+      <w:r>
+        <w:rPr>
+          <w:rFonts w:ascii="Times New Roman" w:eastAsia="Brill-Roman" w:hAnsi="Times New Roman" w:cs="Times New Roman"/>
+          <w:smallCaps/>
+          <w:sz w:val="24"/>
+          <w:szCs w:val="24"/>
+          <w:lang w:val="la-Latn"/>
+        </w:rPr>
+        <w:t xml:space="preserve">@Evb.= </w:t>
+      </w:r>
+      <w:r>
+        <w:rPr>
+          <w:rFonts w:ascii="Times New Roman" w:eastAsia="Brill-Roman" w:hAnsi="Times New Roman" w:cs="Times New Roman"/>
+          <w:sz w:val="24"/>
+          <w:szCs w:val="24"/>
+          <w:lang w:val="la-Latn"/>
+        </w:rPr>
+        <w:t>Multis expedit in metu</w:t>
       </w:r>
     </w:p>
     <w:p>
@@ -12924,7 +13685,26 @@
           <w:szCs w:val="24"/>
           <w:lang w:val="la-Latn"/>
         </w:rPr>
-        <w:t>(250) Quid est quod maceras te? Aeg. Gra</w:t>
+        <w:t xml:space="preserve">(250) Quid est quod maceras te? </w:t>
+      </w:r>
+      <w:r>
+        <w:rPr>
+          <w:rFonts w:ascii="Times New Roman" w:eastAsia="Brill-Roman" w:hAnsi="Times New Roman" w:cs="Times New Roman"/>
+          <w:smallCaps/>
+          <w:sz w:val="24"/>
+          <w:szCs w:val="24"/>
+          <w:lang w:val="la-Latn"/>
+        </w:rPr>
+        <w:t xml:space="preserve">@Aeg.= </w:t>
+      </w:r>
+      <w:r>
+        <w:rPr>
+          <w:rFonts w:ascii="Times New Roman" w:eastAsia="Brill-Roman" w:hAnsi="Times New Roman" w:cs="Times New Roman"/>
+          <w:sz w:val="24"/>
+          <w:szCs w:val="24"/>
+          <w:lang w:val="la-Latn"/>
+        </w:rPr>
+        <w:t>Gra</w:t>
       </w:r>
       <w:r>
         <w:rPr>
@@ -13096,7 +13876,26 @@
           <w:szCs w:val="24"/>
           <w:lang w:val="la-Latn"/>
         </w:rPr>
-        <w:t>(255) Eub. Recte sane, quandoquidem veluti toxicum</w:t>
+        <w:t xml:space="preserve">(255) </w:t>
+      </w:r>
+      <w:r>
+        <w:rPr>
+          <w:rFonts w:ascii="Times New Roman" w:eastAsia="Brill-Roman" w:hAnsi="Times New Roman" w:cs="Times New Roman"/>
+          <w:smallCaps/>
+          <w:sz w:val="24"/>
+          <w:szCs w:val="24"/>
+          <w:lang w:val="la-Latn"/>
+        </w:rPr>
+        <w:t xml:space="preserve">@Evb.= </w:t>
+      </w:r>
+      <w:r>
+        <w:rPr>
+          <w:rFonts w:ascii="Times New Roman" w:eastAsia="Brill-Roman" w:hAnsi="Times New Roman" w:cs="Times New Roman"/>
+          <w:sz w:val="24"/>
+          <w:szCs w:val="24"/>
+          <w:lang w:val="la-Latn"/>
+        </w:rPr>
+        <w:t>Recte sane, quandoquidem veluti toxicum</w:t>
       </w:r>
     </w:p>
     <w:p>
@@ -13361,7 +14160,26 @@
           <w:szCs w:val="24"/>
           <w:lang w:val="la-Latn"/>
         </w:rPr>
-        <w:t>(265) Aeg. Isthaec res est,</w:t>
+        <w:t xml:space="preserve">(265) </w:t>
+      </w:r>
+      <w:r>
+        <w:rPr>
+          <w:rFonts w:ascii="Times New Roman" w:eastAsia="Brill-Roman" w:hAnsi="Times New Roman" w:cs="Times New Roman"/>
+          <w:smallCaps/>
+          <w:sz w:val="24"/>
+          <w:szCs w:val="24"/>
+          <w:lang w:val="la-Latn"/>
+        </w:rPr>
+        <w:t xml:space="preserve">@Aeg.= </w:t>
+      </w:r>
+      <w:r>
+        <w:rPr>
+          <w:rFonts w:ascii="Times New Roman" w:eastAsia="Brill-Roman" w:hAnsi="Times New Roman" w:cs="Times New Roman"/>
+          <w:sz w:val="24"/>
+          <w:szCs w:val="24"/>
+          <w:lang w:val="la-Latn"/>
+        </w:rPr>
+        <w:t>Isthaec res est,</w:t>
       </w:r>
       <w:r>
         <w:rPr>
@@ -13607,11 +14425,21 @@
       <w:r>
         <w:rPr>
           <w:rFonts w:ascii="Times New Roman" w:eastAsia="Brill-Roman" w:hAnsi="Times New Roman" w:cs="Times New Roman"/>
-          <w:sz w:val="24"/>
-          <w:szCs w:val="24"/>
-          <w:lang w:val="la-Latn"/>
-        </w:rPr>
-        <w:t>Eub. Cauto est opus, ne tanti particeps mali,</w:t>
+          <w:smallCaps/>
+          <w:sz w:val="24"/>
+          <w:szCs w:val="24"/>
+          <w:lang w:val="la-Latn"/>
+        </w:rPr>
+        <w:t xml:space="preserve">@Evb.= </w:t>
+      </w:r>
+      <w:r>
+        <w:rPr>
+          <w:rFonts w:ascii="Times New Roman" w:eastAsia="Brill-Roman" w:hAnsi="Times New Roman" w:cs="Times New Roman"/>
+          <w:sz w:val="24"/>
+          <w:szCs w:val="24"/>
+          <w:lang w:val="la-Latn"/>
+        </w:rPr>
+        <w:t>Cauto est opus, ne tanti particeps mali,</w:t>
       </w:r>
     </w:p>
     <w:p>
@@ -13651,7 +14479,26 @@
           <w:szCs w:val="24"/>
           <w:lang w:val="la-Latn"/>
         </w:rPr>
-        <w:t>(275) Aeg. Abiit, eandem cantionem recinuit.</w:t>
+        <w:t xml:space="preserve">(275) </w:t>
+      </w:r>
+      <w:r>
+        <w:rPr>
+          <w:rFonts w:ascii="Times New Roman" w:eastAsia="Brill-Roman" w:hAnsi="Times New Roman" w:cs="Times New Roman"/>
+          <w:smallCaps/>
+          <w:sz w:val="24"/>
+          <w:szCs w:val="24"/>
+          <w:lang w:val="la-Latn"/>
+        </w:rPr>
+        <w:t xml:space="preserve">@Aeg.= </w:t>
+      </w:r>
+      <w:r>
+        <w:rPr>
+          <w:rFonts w:ascii="Times New Roman" w:eastAsia="Brill-Roman" w:hAnsi="Times New Roman" w:cs="Times New Roman"/>
+          <w:sz w:val="24"/>
+          <w:szCs w:val="24"/>
+          <w:lang w:val="la-Latn"/>
+        </w:rPr>
+        <w:t>Abiit, eandem cantionem recinuit.</w:t>
       </w:r>
     </w:p>
     <w:p>
@@ -15759,7 +16606,26 @@
           <w:szCs w:val="24"/>
           <w:lang w:val="la-Latn"/>
         </w:rPr>
-        <w:t>(320) Artibus atque dotibus imbuere. Gu. Contra fluminis</w:t>
+        <w:t xml:space="preserve">(320) Artibus atque dotibus imbuere. </w:t>
+      </w:r>
+      <w:r>
+        <w:rPr>
+          <w:rFonts w:ascii="Times New Roman" w:eastAsia="Brill-Roman" w:hAnsi="Times New Roman" w:cs="Times New Roman"/>
+          <w:smallCaps/>
+          <w:sz w:val="24"/>
+          <w:szCs w:val="24"/>
+          <w:lang w:val="la-Latn"/>
+        </w:rPr>
+        <w:t xml:space="preserve">@Gu.= </w:t>
+      </w:r>
+      <w:r>
+        <w:rPr>
+          <w:rFonts w:ascii="Times New Roman" w:eastAsia="Brill-Roman" w:hAnsi="Times New Roman" w:cs="Times New Roman"/>
+          <w:sz w:val="24"/>
+          <w:szCs w:val="24"/>
+          <w:lang w:val="la-Latn"/>
+        </w:rPr>
+        <w:t>Contra fluminis</w:t>
       </w:r>
     </w:p>
     <w:p>
@@ -15931,7 +16797,26 @@
           <w:szCs w:val="24"/>
           <w:lang w:val="la-Latn"/>
         </w:rPr>
-        <w:t>(325) Proin turbas ciebo. He. Hermaphroditos et Tiresias creo</w:t>
+        <w:t xml:space="preserve">(325) Proin turbas ciebo. </w:t>
+      </w:r>
+      <w:r>
+        <w:rPr>
+          <w:rFonts w:ascii="Times New Roman" w:eastAsia="Brill-Roman" w:hAnsi="Times New Roman" w:cs="Times New Roman"/>
+          <w:smallCaps/>
+          <w:sz w:val="24"/>
+          <w:szCs w:val="24"/>
+          <w:lang w:val="la-Latn"/>
+        </w:rPr>
+        <w:t xml:space="preserve">@He.= </w:t>
+      </w:r>
+      <w:r>
+        <w:rPr>
+          <w:rFonts w:ascii="Times New Roman" w:eastAsia="Brill-Roman" w:hAnsi="Times New Roman" w:cs="Times New Roman"/>
+          <w:sz w:val="24"/>
+          <w:szCs w:val="24"/>
+          <w:lang w:val="la-Latn"/>
+        </w:rPr>
+        <w:t>Hermaphroditos et Tiresias creo</w:t>
       </w:r>
       <w:r>
         <w:rPr>
@@ -15978,7 +16863,26 @@
           <w:szCs w:val="24"/>
           <w:lang w:val="la-Latn"/>
         </w:rPr>
-        <w:t>asetis praebeo. Gu. Nugae, somnia, fabulae</w:t>
+        <w:t xml:space="preserve">asetis praebeo. </w:t>
+      </w:r>
+      <w:r>
+        <w:rPr>
+          <w:rFonts w:ascii="Times New Roman" w:eastAsia="Brill-Roman" w:hAnsi="Times New Roman" w:cs="Times New Roman"/>
+          <w:smallCaps/>
+          <w:sz w:val="24"/>
+          <w:szCs w:val="24"/>
+          <w:lang w:val="la-Latn"/>
+        </w:rPr>
+        <w:t xml:space="preserve">@Gu.= </w:t>
+      </w:r>
+      <w:r>
+        <w:rPr>
+          <w:rFonts w:ascii="Times New Roman" w:eastAsia="Brill-Roman" w:hAnsi="Times New Roman" w:cs="Times New Roman"/>
+          <w:sz w:val="24"/>
+          <w:szCs w:val="24"/>
+          <w:lang w:val="la-Latn"/>
+        </w:rPr>
+        <w:t>Nugae, somnia, fabulae</w:t>
       </w:r>
       <w:r>
         <w:rPr>
@@ -16003,11 +16907,12 @@
       <w:r>
         <w:rPr>
           <w:rFonts w:ascii="Times New Roman" w:eastAsia="Brill-Roman" w:hAnsi="Times New Roman" w:cs="Times New Roman"/>
-          <w:sz w:val="24"/>
-          <w:szCs w:val="24"/>
-          <w:lang w:val="la-Latn"/>
-        </w:rPr>
-        <w:t xml:space="preserve">Hed. </w:t>
+          <w:smallCaps/>
+          <w:sz w:val="24"/>
+          <w:szCs w:val="24"/>
+          <w:lang w:val="la-Latn"/>
+        </w:rPr>
+        <w:t xml:space="preserve">@Hed.= </w:t>
       </w:r>
       <w:r>
         <w:rPr>
@@ -16103,7 +17008,17 @@
           <w:szCs w:val="24"/>
           <w:lang w:val="la-Latn"/>
         </w:rPr>
-        <w:t xml:space="preserve">(330) Hercule non faciam. Gul. </w:t>
+        <w:t xml:space="preserve">(330) Hercule non faciam. </w:t>
+      </w:r>
+      <w:r>
+        <w:rPr>
+          <w:rFonts w:ascii="Times New Roman" w:eastAsia="Brill-Roman" w:hAnsi="Times New Roman" w:cs="Times New Roman"/>
+          <w:smallCaps/>
+          <w:sz w:val="24"/>
+          <w:szCs w:val="24"/>
+          <w:lang w:val="la-Latn"/>
+        </w:rPr>
+        <w:t xml:space="preserve">@Gul.= </w:t>
       </w:r>
       <w:r>
         <w:rPr>
@@ -16159,7 +17074,26 @@
           <w:szCs w:val="24"/>
           <w:lang w:val="la-Latn"/>
         </w:rPr>
-        <w:t>Si velit. Hed. Di</w:t>
+        <w:t xml:space="preserve">Si velit. </w:t>
+      </w:r>
+      <w:r>
+        <w:rPr>
+          <w:rFonts w:ascii="Times New Roman" w:eastAsia="Brill-Roman" w:hAnsi="Times New Roman" w:cs="Times New Roman"/>
+          <w:smallCaps/>
+          <w:sz w:val="24"/>
+          <w:szCs w:val="24"/>
+          <w:lang w:val="la-Latn"/>
+        </w:rPr>
+        <w:t xml:space="preserve">@Hed.= </w:t>
+      </w:r>
+      <w:r>
+        <w:rPr>
+          <w:rFonts w:ascii="Times New Roman" w:eastAsia="Brill-Roman" w:hAnsi="Times New Roman" w:cs="Times New Roman"/>
+          <w:sz w:val="24"/>
+          <w:szCs w:val="24"/>
+          <w:lang w:val="la-Latn"/>
+        </w:rPr>
+        <w:t>Di</w:t>
       </w:r>
       <w:r>
         <w:rPr>
@@ -16289,7 +17223,26 @@
           <w:szCs w:val="24"/>
           <w:lang w:val="la-Latn"/>
         </w:rPr>
-        <w:t>inam. Gu. Aureis di</w:t>
+        <w:t xml:space="preserve">inam. </w:t>
+      </w:r>
+      <w:r>
+        <w:rPr>
+          <w:rFonts w:ascii="Times New Roman" w:eastAsia="Brill-Roman" w:hAnsi="Times New Roman" w:cs="Times New Roman"/>
+          <w:smallCaps/>
+          <w:sz w:val="24"/>
+          <w:szCs w:val="24"/>
+          <w:lang w:val="la-Latn"/>
+        </w:rPr>
+        <w:t xml:space="preserve">@Gu.= </w:t>
+      </w:r>
+      <w:r>
+        <w:rPr>
+          <w:rFonts w:ascii="Times New Roman" w:eastAsia="Brill-Roman" w:hAnsi="Times New Roman" w:cs="Times New Roman"/>
+          <w:sz w:val="24"/>
+          <w:szCs w:val="24"/>
+          <w:lang w:val="la-Latn"/>
+        </w:rPr>
+        <w:t>Aureis di</w:t>
       </w:r>
       <w:r>
         <w:rPr>
@@ -16341,11 +17294,21 @@
       <w:r>
         <w:rPr>
           <w:rFonts w:ascii="Times New Roman" w:eastAsia="Brill-Roman" w:hAnsi="Times New Roman" w:cs="Times New Roman"/>
-          <w:sz w:val="24"/>
-          <w:szCs w:val="24"/>
-          <w:lang w:val="la-Latn"/>
-        </w:rPr>
-        <w:t>Hed. Qui rapi a Veneribus, atque optari a regibus gener,</w:t>
+          <w:smallCaps/>
+          <w:sz w:val="24"/>
+          <w:szCs w:val="24"/>
+          <w:lang w:val="la-Latn"/>
+        </w:rPr>
+        <w:t xml:space="preserve">@Hed.= </w:t>
+      </w:r>
+      <w:r>
+        <w:rPr>
+          <w:rFonts w:ascii="Times New Roman" w:eastAsia="Brill-Roman" w:hAnsi="Times New Roman" w:cs="Times New Roman"/>
+          <w:sz w:val="24"/>
+          <w:szCs w:val="24"/>
+          <w:lang w:val="la-Latn"/>
+        </w:rPr>
+        <w:t>Qui rapi a Veneribus, atque optari a regibus gener,</w:t>
       </w:r>
     </w:p>
     <w:p>
@@ -16412,11 +17375,21 @@
       <w:r>
         <w:rPr>
           <w:rFonts w:ascii="Times New Roman" w:eastAsia="Brill-Roman" w:hAnsi="Times New Roman" w:cs="Times New Roman"/>
-          <w:sz w:val="24"/>
-          <w:szCs w:val="24"/>
-          <w:lang w:val="la-Latn"/>
-        </w:rPr>
-        <w:t>Gu. Gerrae germanae, et λῆροι λήρων</w:t>
+          <w:smallCaps/>
+          <w:sz w:val="24"/>
+          <w:szCs w:val="24"/>
+          <w:lang w:val="la-Latn"/>
+        </w:rPr>
+        <w:t xml:space="preserve">@Gu.= </w:t>
+      </w:r>
+      <w:r>
+        <w:rPr>
+          <w:rFonts w:ascii="Times New Roman" w:eastAsia="Brill-Roman" w:hAnsi="Times New Roman" w:cs="Times New Roman"/>
+          <w:sz w:val="24"/>
+          <w:szCs w:val="24"/>
+          <w:lang w:val="la-Latn"/>
+        </w:rPr>
+        <w:t>Gerrae germanae, et λῆροι λήρων</w:t>
       </w:r>
       <w:r>
         <w:rPr>
@@ -16434,7 +17407,26 @@
           <w:szCs w:val="24"/>
           <w:lang w:val="la-Latn"/>
         </w:rPr>
-        <w:t xml:space="preserve"> Hed. Si pericula</w:t>
+        <w:t xml:space="preserve"> </w:t>
+      </w:r>
+      <w:r>
+        <w:rPr>
+          <w:rFonts w:ascii="Times New Roman" w:eastAsia="Brill-Roman" w:hAnsi="Times New Roman" w:cs="Times New Roman"/>
+          <w:smallCaps/>
+          <w:sz w:val="24"/>
+          <w:szCs w:val="24"/>
+          <w:lang w:val="la-Latn"/>
+        </w:rPr>
+        <w:t xml:space="preserve">@Hed.= </w:t>
+      </w:r>
+      <w:r>
+        <w:rPr>
+          <w:rFonts w:ascii="Times New Roman" w:eastAsia="Brill-Roman" w:hAnsi="Times New Roman" w:cs="Times New Roman"/>
+          <w:sz w:val="24"/>
+          <w:szCs w:val="24"/>
+          <w:lang w:val="la-Latn"/>
+        </w:rPr>
+        <w:t>Si pericula</w:t>
       </w:r>
     </w:p>
     <w:p>
@@ -16494,7 +17486,26 @@
           <w:szCs w:val="24"/>
           <w:lang w:val="la-Latn"/>
         </w:rPr>
-        <w:t>(340) G. Maximus nugator, fascinator igna</w:t>
+        <w:t xml:space="preserve">(340) </w:t>
+      </w:r>
+      <w:r>
+        <w:rPr>
+          <w:rFonts w:ascii="Times New Roman" w:eastAsia="Brill-Roman" w:hAnsi="Times New Roman" w:cs="Times New Roman"/>
+          <w:smallCaps/>
+          <w:sz w:val="24"/>
+          <w:szCs w:val="24"/>
+          <w:lang w:val="la-Latn"/>
+        </w:rPr>
+        <w:t xml:space="preserve">@G.= </w:t>
+      </w:r>
+      <w:r>
+        <w:rPr>
+          <w:rFonts w:ascii="Times New Roman" w:eastAsia="Brill-Roman" w:hAnsi="Times New Roman" w:cs="Times New Roman"/>
+          <w:sz w:val="24"/>
+          <w:szCs w:val="24"/>
+          <w:lang w:val="la-Latn"/>
+        </w:rPr>
+        <w:t>Maximus nugator, fascinator igna</w:t>
       </w:r>
       <w:r>
         <w:rPr>
@@ -16528,11 +17539,40 @@
       <w:r>
         <w:rPr>
           <w:rFonts w:ascii="Times New Roman" w:eastAsia="Brill-Roman" w:hAnsi="Times New Roman" w:cs="Times New Roman"/>
-          <w:sz w:val="24"/>
-          <w:szCs w:val="24"/>
-          <w:lang w:val="la-Latn"/>
-        </w:rPr>
-        <w:t>Eu. Quin inquam mane, mane obsecro. Aeg. Maneam</w:t>
+          <w:smallCaps/>
+          <w:sz w:val="24"/>
+          <w:szCs w:val="24"/>
+          <w:lang w:val="la-Latn"/>
+        </w:rPr>
+        <w:t xml:space="preserve">@Ev.= </w:t>
+      </w:r>
+      <w:r>
+        <w:rPr>
+          <w:rFonts w:ascii="Times New Roman" w:eastAsia="Brill-Roman" w:hAnsi="Times New Roman" w:cs="Times New Roman"/>
+          <w:sz w:val="24"/>
+          <w:szCs w:val="24"/>
+          <w:lang w:val="la-Latn"/>
+        </w:rPr>
+        <w:t xml:space="preserve">Quin inquam mane, mane obsecro. </w:t>
+      </w:r>
+      <w:r>
+        <w:rPr>
+          <w:rFonts w:ascii="Times New Roman" w:eastAsia="Brill-Roman" w:hAnsi="Times New Roman" w:cs="Times New Roman"/>
+          <w:smallCaps/>
+          <w:sz w:val="24"/>
+          <w:szCs w:val="24"/>
+          <w:lang w:val="la-Latn"/>
+        </w:rPr>
+        <w:t xml:space="preserve">@Aeg.= </w:t>
+      </w:r>
+      <w:r>
+        <w:rPr>
+          <w:rFonts w:ascii="Times New Roman" w:eastAsia="Brill-Roman" w:hAnsi="Times New Roman" w:cs="Times New Roman"/>
+          <w:sz w:val="24"/>
+          <w:szCs w:val="24"/>
+          <w:lang w:val="la-Latn"/>
+        </w:rPr>
+        <w:t>Maneam</w:t>
       </w:r>
       <w:r>
         <w:rPr>
@@ -16550,20 +17590,39 @@
           <w:szCs w:val="24"/>
           <w:lang w:val="la-Latn"/>
         </w:rPr>
-        <w:t xml:space="preserve"> Eu. Quid te is</w:t>
-      </w:r>
-      <w:r>
-        <w:rPr>
-          <w:rFonts w:ascii="Times New Roman" w:eastAsia="Brill-Roman" w:hAnsi="Times New Roman" w:cs="Times New Roman"/>
-          <w:sz w:val="24"/>
-          <w:szCs w:val="24"/>
-          <w:lang w:val="la-Latn"/>
-        </w:rPr>
         <w:t xml:space="preserve"> </w:t>
       </w:r>
       <w:r>
         <w:rPr>
           <w:rFonts w:ascii="Times New Roman" w:eastAsia="Brill-Roman" w:hAnsi="Times New Roman" w:cs="Times New Roman"/>
+          <w:smallCaps/>
+          <w:sz w:val="24"/>
+          <w:szCs w:val="24"/>
+          <w:lang w:val="la-Latn"/>
+        </w:rPr>
+        <w:t xml:space="preserve">@Ev.= </w:t>
+      </w:r>
+      <w:r>
+        <w:rPr>
+          <w:rFonts w:ascii="Times New Roman" w:eastAsia="Brill-Roman" w:hAnsi="Times New Roman" w:cs="Times New Roman"/>
+          <w:sz w:val="24"/>
+          <w:szCs w:val="24"/>
+          <w:lang w:val="la-Latn"/>
+        </w:rPr>
+        <w:t>Quid te is</w:t>
+      </w:r>
+      <w:r>
+        <w:rPr>
+          <w:rFonts w:ascii="Times New Roman" w:eastAsia="Brill-Roman" w:hAnsi="Times New Roman" w:cs="Times New Roman"/>
+          <w:sz w:val="24"/>
+          <w:szCs w:val="24"/>
+          <w:lang w:val="la-Latn"/>
+        </w:rPr>
+        <w:t xml:space="preserve"> </w:t>
+      </w:r>
+      <w:r>
+        <w:rPr>
+          <w:rFonts w:ascii="Times New Roman" w:eastAsia="Brill-Roman" w:hAnsi="Times New Roman" w:cs="Times New Roman"/>
           <w:sz w:val="24"/>
           <w:szCs w:val="24"/>
           <w:lang w:val="la-Latn"/>
@@ -16584,11 +17643,21 @@
       <w:r>
         <w:rPr>
           <w:rFonts w:ascii="Times New Roman" w:eastAsia="Brill-Roman" w:hAnsi="Times New Roman" w:cs="Times New Roman"/>
-          <w:sz w:val="24"/>
-          <w:szCs w:val="24"/>
-          <w:lang w:val="la-Latn"/>
-        </w:rPr>
-        <w:t xml:space="preserve">Aeg. Perditum? </w:t>
+          <w:smallCaps/>
+          <w:sz w:val="24"/>
+          <w:szCs w:val="24"/>
+          <w:lang w:val="la-Latn"/>
+        </w:rPr>
+        <w:t xml:space="preserve">@Aeg.= </w:t>
+      </w:r>
+      <w:r>
+        <w:rPr>
+          <w:rFonts w:ascii="Times New Roman" w:eastAsia="Brill-Roman" w:hAnsi="Times New Roman" w:cs="Times New Roman"/>
+          <w:sz w:val="24"/>
+          <w:szCs w:val="24"/>
+          <w:lang w:val="la-Latn"/>
+        </w:rPr>
+        <w:t xml:space="preserve">Perditum? </w:t>
       </w:r>
       <w:r>
         <w:rPr>
@@ -16642,31 +17711,60 @@
       <w:r>
         <w:rPr>
           <w:rFonts w:ascii="Times New Roman" w:eastAsia="Brill-Roman" w:hAnsi="Times New Roman" w:cs="Times New Roman"/>
-          <w:sz w:val="24"/>
-          <w:szCs w:val="24"/>
-          <w:lang w:val="la-Latn"/>
-        </w:rPr>
-        <w:t>Eub. Perieris, si, quae ille fabulatur, immittas tuis</w:t>
-      </w:r>
-    </w:p>
-    <w:p>
-      <w:pPr>
-        <w:spacing w:after="0" w:line="283" w:lineRule="auto"/>
-        <w:rPr>
-          <w:rFonts w:ascii="Times New Roman" w:eastAsia="Brill-Roman" w:hAnsi="Times New Roman" w:cs="Times New Roman"/>
-          <w:sz w:val="24"/>
-          <w:szCs w:val="24"/>
-          <w:lang w:val="la-Latn"/>
-        </w:rPr>
-      </w:pPr>
-      <w:r>
-        <w:rPr>
-          <w:rFonts w:ascii="Times New Roman" w:eastAsia="Brill-Roman" w:hAnsi="Times New Roman" w:cs="Times New Roman"/>
-          <w:sz w:val="24"/>
-          <w:szCs w:val="24"/>
-          <w:lang w:val="la-Latn"/>
-        </w:rPr>
-        <w:t>(345) Auribus. Aeg. Logus me perdet</w:t>
+          <w:smallCaps/>
+          <w:sz w:val="24"/>
+          <w:szCs w:val="24"/>
+          <w:lang w:val="la-Latn"/>
+        </w:rPr>
+        <w:t xml:space="preserve">@Evb.= </w:t>
+      </w:r>
+      <w:r>
+        <w:rPr>
+          <w:rFonts w:ascii="Times New Roman" w:eastAsia="Brill-Roman" w:hAnsi="Times New Roman" w:cs="Times New Roman"/>
+          <w:sz w:val="24"/>
+          <w:szCs w:val="24"/>
+          <w:lang w:val="la-Latn"/>
+        </w:rPr>
+        <w:t>Perieris, si, quae ille fabulatur, immittas tuis</w:t>
+      </w:r>
+    </w:p>
+    <w:p>
+      <w:pPr>
+        <w:spacing w:after="0" w:line="283" w:lineRule="auto"/>
+        <w:rPr>
+          <w:rFonts w:ascii="Times New Roman" w:eastAsia="Brill-Roman" w:hAnsi="Times New Roman" w:cs="Times New Roman"/>
+          <w:sz w:val="24"/>
+          <w:szCs w:val="24"/>
+          <w:lang w:val="la-Latn"/>
+        </w:rPr>
+      </w:pPr>
+      <w:r>
+        <w:rPr>
+          <w:rFonts w:ascii="Times New Roman" w:eastAsia="Brill-Roman" w:hAnsi="Times New Roman" w:cs="Times New Roman"/>
+          <w:sz w:val="24"/>
+          <w:szCs w:val="24"/>
+          <w:lang w:val="la-Latn"/>
+        </w:rPr>
+        <w:t xml:space="preserve">(345) Auribus. </w:t>
+      </w:r>
+      <w:r>
+        <w:rPr>
+          <w:rFonts w:ascii="Times New Roman" w:eastAsia="Brill-Roman" w:hAnsi="Times New Roman" w:cs="Times New Roman"/>
+          <w:smallCaps/>
+          <w:sz w:val="24"/>
+          <w:szCs w:val="24"/>
+          <w:lang w:val="la-Latn"/>
+        </w:rPr>
+        <w:t xml:space="preserve">@Aeg.= </w:t>
+      </w:r>
+      <w:r>
+        <w:rPr>
+          <w:rFonts w:ascii="Times New Roman" w:eastAsia="Brill-Roman" w:hAnsi="Times New Roman" w:cs="Times New Roman"/>
+          <w:sz w:val="24"/>
+          <w:szCs w:val="24"/>
+          <w:lang w:val="la-Latn"/>
+        </w:rPr>
+        <w:t>Logus me perdet</w:t>
       </w:r>
       <w:r>
         <w:rPr>
@@ -16684,7 +17782,17 @@
           <w:szCs w:val="24"/>
           <w:lang w:val="la-Latn"/>
         </w:rPr>
-        <w:t xml:space="preserve">nus? Eub. </w:t>
+        <w:t xml:space="preserve">nus? </w:t>
+      </w:r>
+      <w:r>
+        <w:rPr>
+          <w:rFonts w:ascii="Times New Roman" w:eastAsia="Brill-Roman" w:hAnsi="Times New Roman" w:cs="Times New Roman"/>
+          <w:smallCaps/>
+          <w:sz w:val="24"/>
+          <w:szCs w:val="24"/>
+          <w:lang w:val="la-Latn"/>
+        </w:rPr>
+        <w:t xml:space="preserve">@Evb.= </w:t>
       </w:r>
       <w:r>
         <w:rPr>
@@ -16969,11 +18077,21 @@
       <w:r>
         <w:rPr>
           <w:rFonts w:ascii="Times New Roman" w:eastAsia="Brill-Roman" w:hAnsi="Times New Roman" w:cs="Times New Roman"/>
-          <w:sz w:val="24"/>
-          <w:szCs w:val="24"/>
-          <w:lang w:val="la-Latn"/>
-        </w:rPr>
-        <w:t xml:space="preserve">Hed. Deliros </w:t>
+          <w:smallCaps/>
+          <w:sz w:val="24"/>
+          <w:szCs w:val="24"/>
+          <w:lang w:val="la-Latn"/>
+        </w:rPr>
+        <w:t xml:space="preserve">@Hed.= </w:t>
+      </w:r>
+      <w:r>
+        <w:rPr>
+          <w:rFonts w:ascii="Times New Roman" w:eastAsia="Brill-Roman" w:hAnsi="Times New Roman" w:cs="Times New Roman"/>
+          <w:sz w:val="24"/>
+          <w:szCs w:val="24"/>
+          <w:lang w:val="la-Latn"/>
+        </w:rPr>
+        <w:t xml:space="preserve">Deliros </w:t>
       </w:r>
       <w:r>
         <w:rPr>
@@ -17161,7 +18279,26 @@
           <w:szCs w:val="24"/>
           <w:lang w:val="la-Latn"/>
         </w:rPr>
-        <w:t>Medeae opera. Gu. Ne frontem impudenter perfricat scelus</w:t>
+        <w:t xml:space="preserve">Medeae opera. </w:t>
+      </w:r>
+      <w:r>
+        <w:rPr>
+          <w:rFonts w:ascii="Times New Roman" w:eastAsia="Brill-Roman" w:hAnsi="Times New Roman" w:cs="Times New Roman"/>
+          <w:smallCaps/>
+          <w:sz w:val="24"/>
+          <w:szCs w:val="24"/>
+          <w:lang w:val="la-Latn"/>
+        </w:rPr>
+        <w:t xml:space="preserve">@Gu.= </w:t>
+      </w:r>
+      <w:r>
+        <w:rPr>
+          <w:rFonts w:ascii="Times New Roman" w:eastAsia="Brill-Roman" w:hAnsi="Times New Roman" w:cs="Times New Roman"/>
+          <w:sz w:val="24"/>
+          <w:szCs w:val="24"/>
+          <w:lang w:val="la-Latn"/>
+        </w:rPr>
+        <w:t>Ne frontem impudenter perfricat scelus</w:t>
       </w:r>
     </w:p>
     <w:p>
@@ -17463,7 +18600,26 @@
           <w:szCs w:val="24"/>
           <w:lang w:val="la-Latn"/>
         </w:rPr>
-        <w:t>(365) Aeg. An flagitium est festi</w:t>
+        <w:t xml:space="preserve">(365) </w:t>
+      </w:r>
+      <w:r>
+        <w:rPr>
+          <w:rFonts w:ascii="Times New Roman" w:eastAsia="Brill-Roman" w:hAnsi="Times New Roman" w:cs="Times New Roman"/>
+          <w:smallCaps/>
+          <w:sz w:val="24"/>
+          <w:szCs w:val="24"/>
+          <w:lang w:val="la-Latn"/>
+        </w:rPr>
+        <w:t xml:space="preserve">@Aeg.= </w:t>
+      </w:r>
+      <w:r>
+        <w:rPr>
+          <w:rFonts w:ascii="Times New Roman" w:eastAsia="Brill-Roman" w:hAnsi="Times New Roman" w:cs="Times New Roman"/>
+          <w:sz w:val="24"/>
+          <w:szCs w:val="24"/>
+          <w:lang w:val="la-Latn"/>
+        </w:rPr>
+        <w:t>An flagitium est festi</w:t>
       </w:r>
       <w:r>
         <w:rPr>
@@ -17501,7 +18657,26 @@
           <w:szCs w:val="24"/>
           <w:lang w:val="la-Latn"/>
         </w:rPr>
-        <w:t>Exiguam? Eub. Sub omni lapide scorpius dormit tibi,</w:t>
+        <w:t xml:space="preserve">Exiguam? </w:t>
+      </w:r>
+      <w:r>
+        <w:rPr>
+          <w:rFonts w:ascii="Times New Roman" w:eastAsia="Brill-Roman" w:hAnsi="Times New Roman" w:cs="Times New Roman"/>
+          <w:smallCaps/>
+          <w:sz w:val="24"/>
+          <w:szCs w:val="24"/>
+          <w:lang w:val="la-Latn"/>
+        </w:rPr>
+        <w:t xml:space="preserve">@Evb.= </w:t>
+      </w:r>
+      <w:r>
+        <w:rPr>
+          <w:rFonts w:ascii="Times New Roman" w:eastAsia="Brill-Roman" w:hAnsi="Times New Roman" w:cs="Times New Roman"/>
+          <w:sz w:val="24"/>
+          <w:szCs w:val="24"/>
+          <w:lang w:val="la-Latn"/>
+        </w:rPr>
+        <w:t>Sub omni lapide scorpius dormit tibi,</w:t>
       </w:r>
     </w:p>
     <w:p>
@@ -17823,7 +18998,26 @@
           <w:szCs w:val="24"/>
           <w:lang w:val="la-Latn"/>
         </w:rPr>
-        <w:t>um est. Aeg. A</w:t>
+        <w:t xml:space="preserve">um est. </w:t>
+      </w:r>
+      <w:r>
+        <w:rPr>
+          <w:rFonts w:ascii="Times New Roman" w:eastAsia="Brill-Roman" w:hAnsi="Times New Roman" w:cs="Times New Roman"/>
+          <w:smallCaps/>
+          <w:sz w:val="24"/>
+          <w:szCs w:val="24"/>
+          <w:lang w:val="la-Latn"/>
+        </w:rPr>
+        <w:t xml:space="preserve">@Aeg.= </w:t>
+      </w:r>
+      <w:r>
+        <w:rPr>
+          <w:rFonts w:ascii="Times New Roman" w:eastAsia="Brill-Roman" w:hAnsi="Times New Roman" w:cs="Times New Roman"/>
+          <w:sz w:val="24"/>
+          <w:szCs w:val="24"/>
+          <w:lang w:val="la-Latn"/>
+        </w:rPr>
+        <w:t>A</w:t>
       </w:r>
       <w:r>
         <w:rPr>
@@ -17933,11 +19127,21 @@
       <w:r>
         <w:rPr>
           <w:rFonts w:ascii="Times New Roman" w:eastAsia="Brill-Roman" w:hAnsi="Times New Roman" w:cs="Times New Roman"/>
-          <w:sz w:val="24"/>
-          <w:szCs w:val="24"/>
-          <w:lang w:val="la-Latn"/>
-        </w:rPr>
-        <w:t>Eub. A</w:t>
+          <w:smallCaps/>
+          <w:sz w:val="24"/>
+          <w:szCs w:val="24"/>
+          <w:lang w:val="la-Latn"/>
+        </w:rPr>
+        <w:t xml:space="preserve">@Evb.= </w:t>
+      </w:r>
+      <w:r>
+        <w:rPr>
+          <w:rFonts w:ascii="Times New Roman" w:eastAsia="Brill-Roman" w:hAnsi="Times New Roman" w:cs="Times New Roman"/>
+          <w:sz w:val="24"/>
+          <w:szCs w:val="24"/>
+          <w:lang w:val="la-Latn"/>
+        </w:rPr>
+        <w:t>A</w:t>
       </w:r>
       <w:r>
         <w:rPr>
@@ -18060,11 +19264,21 @@
       <w:r>
         <w:rPr>
           <w:rFonts w:ascii="Times New Roman" w:eastAsia="Brill-Roman" w:hAnsi="Times New Roman" w:cs="Times New Roman"/>
-          <w:sz w:val="24"/>
-          <w:szCs w:val="24"/>
-          <w:lang w:val="la-Latn"/>
-        </w:rPr>
-        <w:t>Aeg. Aufer isthaec</w:t>
+          <w:smallCaps/>
+          <w:sz w:val="24"/>
+          <w:szCs w:val="24"/>
+          <w:lang w:val="la-Latn"/>
+        </w:rPr>
+        <w:t xml:space="preserve">@Aeg.= </w:t>
+      </w:r>
+      <w:r>
+        <w:rPr>
+          <w:rFonts w:ascii="Times New Roman" w:eastAsia="Brill-Roman" w:hAnsi="Times New Roman" w:cs="Times New Roman"/>
+          <w:sz w:val="24"/>
+          <w:szCs w:val="24"/>
+          <w:lang w:val="la-Latn"/>
+        </w:rPr>
+        <w:t>Aufer isthaec</w:t>
       </w:r>
       <w:r>
         <w:rPr>
@@ -18102,7 +19316,26 @@
           <w:szCs w:val="24"/>
           <w:lang w:val="la-Latn"/>
         </w:rPr>
-        <w:t>Non me retineas. Eub. Eia mane</w:t>
+        <w:t xml:space="preserve">Non me retineas. </w:t>
+      </w:r>
+      <w:r>
+        <w:rPr>
+          <w:rFonts w:ascii="Times New Roman" w:eastAsia="Brill-Roman" w:hAnsi="Times New Roman" w:cs="Times New Roman"/>
+          <w:smallCaps/>
+          <w:sz w:val="24"/>
+          <w:szCs w:val="24"/>
+          <w:lang w:val="la-Latn"/>
+        </w:rPr>
+        <w:t xml:space="preserve">@Evb.= </w:t>
+      </w:r>
+      <w:r>
+        <w:rPr>
+          <w:rFonts w:ascii="Times New Roman" w:eastAsia="Brill-Roman" w:hAnsi="Times New Roman" w:cs="Times New Roman"/>
+          <w:sz w:val="24"/>
+          <w:szCs w:val="24"/>
+          <w:lang w:val="la-Latn"/>
+        </w:rPr>
+        <w:t>Eia mane</w:t>
       </w:r>
       <w:r>
         <w:rPr>
@@ -18154,11 +19387,21 @@
       <w:r>
         <w:rPr>
           <w:rFonts w:ascii="Times New Roman" w:eastAsia="Brill-Roman" w:hAnsi="Times New Roman" w:cs="Times New Roman"/>
-          <w:sz w:val="24"/>
-          <w:szCs w:val="24"/>
-          <w:lang w:val="la-Latn"/>
-        </w:rPr>
-        <w:t>Hed. Tam capitalis nemini est hostis, quin si libitum est mihi,</w:t>
+          <w:smallCaps/>
+          <w:sz w:val="24"/>
+          <w:szCs w:val="24"/>
+          <w:lang w:val="la-Latn"/>
+        </w:rPr>
+        <w:t xml:space="preserve">@Hed.= </w:t>
+      </w:r>
+      <w:r>
+        <w:rPr>
+          <w:rFonts w:ascii="Times New Roman" w:eastAsia="Brill-Roman" w:hAnsi="Times New Roman" w:cs="Times New Roman"/>
+          <w:sz w:val="24"/>
+          <w:szCs w:val="24"/>
+          <w:lang w:val="la-Latn"/>
+        </w:rPr>
+        <w:t>Tam capitalis nemini est hostis, quin si libitum est mihi,</w:t>
       </w:r>
     </w:p>
     <w:p>
@@ -18227,7 +19470,17 @@
           <w:szCs w:val="24"/>
           <w:lang w:val="la-Latn"/>
         </w:rPr>
-        <w:t xml:space="preserve">Quam aut Iunonis aut Veneris cesto. Gul. </w:t>
+        <w:t xml:space="preserve">Quam aut Iunonis aut Veneris cesto. </w:t>
+      </w:r>
+      <w:r>
+        <w:rPr>
+          <w:rFonts w:ascii="Times New Roman" w:eastAsia="Brill-Roman" w:hAnsi="Times New Roman" w:cs="Times New Roman"/>
+          <w:smallCaps/>
+          <w:sz w:val="24"/>
+          <w:szCs w:val="24"/>
+          <w:lang w:val="la-Latn"/>
+        </w:rPr>
+        <w:t xml:space="preserve">@Gul.= </w:t>
       </w:r>
       <w:r>
         <w:rPr>
@@ -18339,7 +19592,26 @@
           <w:szCs w:val="24"/>
           <w:lang w:val="la-Latn"/>
         </w:rPr>
-        <w:t>Blaterat. Hed. En, ego me comparo</w:t>
+        <w:t xml:space="preserve">Blaterat. </w:t>
+      </w:r>
+      <w:r>
+        <w:rPr>
+          <w:rFonts w:ascii="Times New Roman" w:eastAsia="Brill-Roman" w:hAnsi="Times New Roman" w:cs="Times New Roman"/>
+          <w:smallCaps/>
+          <w:sz w:val="24"/>
+          <w:szCs w:val="24"/>
+          <w:lang w:val="la-Latn"/>
+        </w:rPr>
+        <w:t xml:space="preserve">@Hed.= </w:t>
+      </w:r>
+      <w:r>
+        <w:rPr>
+          <w:rFonts w:ascii="Times New Roman" w:eastAsia="Brill-Roman" w:hAnsi="Times New Roman" w:cs="Times New Roman"/>
+          <w:sz w:val="24"/>
+          <w:szCs w:val="24"/>
+          <w:lang w:val="la-Latn"/>
+        </w:rPr>
+        <w:t>En, ego me comparo</w:t>
       </w:r>
       <w:r>
         <w:rPr>
@@ -18582,11 +19854,12 @@
       <w:r>
         <w:rPr>
           <w:rFonts w:ascii="Times New Roman" w:eastAsia="Brill-Roman" w:hAnsi="Times New Roman" w:cs="Times New Roman"/>
-          <w:sz w:val="24"/>
-          <w:szCs w:val="24"/>
-          <w:lang w:val="la-Latn"/>
-        </w:rPr>
-        <w:t xml:space="preserve">Gul. </w:t>
+          <w:smallCaps/>
+          <w:sz w:val="24"/>
+          <w:szCs w:val="24"/>
+          <w:lang w:val="la-Latn"/>
+        </w:rPr>
+        <w:t xml:space="preserve">@Gul.= </w:t>
       </w:r>
       <w:r>
         <w:rPr>
@@ -18660,7 +19933,26 @@
           <w:szCs w:val="24"/>
           <w:lang w:val="la-Latn"/>
         </w:rPr>
-        <w:t>(395) Hed. Accingor</w:t>
+        <w:t xml:space="preserve">(395) </w:t>
+      </w:r>
+      <w:r>
+        <w:rPr>
+          <w:rFonts w:ascii="Times New Roman" w:eastAsia="Brill-Roman" w:hAnsi="Times New Roman" w:cs="Times New Roman"/>
+          <w:smallCaps/>
+          <w:sz w:val="24"/>
+          <w:szCs w:val="24"/>
+          <w:lang w:val="la-Latn"/>
+        </w:rPr>
+        <w:t xml:space="preserve">@Hed.= </w:t>
+      </w:r>
+      <w:r>
+        <w:rPr>
+          <w:rFonts w:ascii="Times New Roman" w:eastAsia="Brill-Roman" w:hAnsi="Times New Roman" w:cs="Times New Roman"/>
+          <w:sz w:val="24"/>
+          <w:szCs w:val="24"/>
+          <w:lang w:val="la-Latn"/>
+        </w:rPr>
+        <w:t>Accingor</w:t>
       </w:r>
       <w:r>
         <w:rPr>
@@ -18939,7 +20231,979 @@
           <w:szCs w:val="24"/>
           <w:lang w:val="la-Latn"/>
         </w:rPr>
-        <w:t>Me. Gul.</w:t>
+        <w:t xml:space="preserve">Me. </w:t>
+      </w:r>
+      <w:r>
+        <w:rPr>
+          <w:rFonts w:ascii="Times New Roman" w:eastAsia="Brill-Roman" w:hAnsi="Times New Roman" w:cs="Times New Roman"/>
+          <w:smallCaps/>
+          <w:sz w:val="24"/>
+          <w:szCs w:val="24"/>
+          <w:lang w:val="la-Latn"/>
+        </w:rPr>
+        <w:t xml:space="preserve">@Gul.= </w:t>
+      </w:r>
+      <w:r>
+        <w:rPr>
+          <w:rFonts w:ascii="Times New Roman" w:eastAsia="Brill-Roman" w:hAnsi="Times New Roman" w:cs="Times New Roman"/>
+          <w:sz w:val="24"/>
+          <w:szCs w:val="24"/>
+          <w:lang w:val="la-Latn"/>
+        </w:rPr>
+        <w:t>Satius profecto est cum homine inire gratiam bonam</w:t>
+      </w:r>
+    </w:p>
+    <w:p>
+      <w:pPr>
+        <w:spacing w:after="0" w:line="283" w:lineRule="auto"/>
+        <w:rPr>
+          <w:rFonts w:ascii="Times New Roman" w:eastAsia="Brill-Roman" w:hAnsi="Times New Roman" w:cs="Times New Roman"/>
+          <w:sz w:val="24"/>
+          <w:szCs w:val="24"/>
+          <w:lang w:val="la-Latn"/>
+        </w:rPr>
+      </w:pPr>
+      <w:r>
+        <w:rPr>
+          <w:rFonts w:ascii="Times New Roman" w:eastAsia="Brill-Roman" w:hAnsi="Times New Roman" w:cs="Times New Roman"/>
+          <w:sz w:val="24"/>
+          <w:szCs w:val="24"/>
+          <w:lang w:val="la-Latn"/>
+        </w:rPr>
+        <w:t>(405) Quippe ei si commoda congruunt</w:t>
+      </w:r>
+      <w:r>
+        <w:rPr>
+          <w:rFonts w:ascii="Times New Roman" w:eastAsia="Brill-Roman" w:hAnsi="Times New Roman" w:cs="Times New Roman"/>
+          <w:sz w:val="24"/>
+          <w:szCs w:val="24"/>
+          <w:lang w:val="la-Latn"/>
+        </w:rPr>
+        <w:t>:</w:t>
+      </w:r>
+      <w:r>
+        <w:rPr>
+          <w:rFonts w:ascii="Times New Roman" w:eastAsia="Brill-Roman" w:hAnsi="Times New Roman" w:cs="Times New Roman"/>
+          <w:sz w:val="24"/>
+          <w:szCs w:val="24"/>
+          <w:lang w:val="la-Latn"/>
+        </w:rPr>
+        <w:t xml:space="preserve"> v</w:t>
+      </w:r>
+      <w:r>
+        <w:rPr>
+          <w:rFonts w:ascii="Times New Roman" w:eastAsia="Brill-Roman" w:hAnsi="Times New Roman" w:cs="Times New Roman"/>
+          <w:sz w:val="24"/>
+          <w:szCs w:val="24"/>
+          <w:lang w:val="la-Latn"/>
+        </w:rPr>
+        <w:t>t propitios deos</w:t>
+      </w:r>
+    </w:p>
+    <w:p>
+      <w:pPr>
+        <w:spacing w:after="0" w:line="283" w:lineRule="auto"/>
+        <w:rPr>
+          <w:rFonts w:ascii="Times New Roman" w:eastAsia="Brill-Roman" w:hAnsi="Times New Roman" w:cs="Times New Roman"/>
+          <w:sz w:val="24"/>
+          <w:szCs w:val="24"/>
+          <w:lang w:val="la-Latn"/>
+        </w:rPr>
+      </w:pPr>
+      <w:r>
+        <w:rPr>
+          <w:rFonts w:ascii="Times New Roman" w:eastAsia="Brill-Roman" w:hAnsi="Times New Roman" w:cs="Times New Roman"/>
+          <w:sz w:val="24"/>
+          <w:szCs w:val="24"/>
+          <w:lang w:val="la-Latn"/>
+        </w:rPr>
+        <w:t>Dexterosque habet. Recipiar in partem consorti</w:t>
+      </w:r>
+      <w:r>
+        <w:rPr>
+          <w:rFonts w:ascii="Times New Roman" w:eastAsia="Brill-Roman" w:hAnsi="Times New Roman" w:cs="Times New Roman"/>
+          <w:sz w:val="24"/>
+          <w:szCs w:val="24"/>
+          <w:lang w:val="la-Latn"/>
+        </w:rPr>
+        <w:t>j</w:t>
+      </w:r>
+    </w:p>
+    <w:p>
+      <w:pPr>
+        <w:spacing w:after="0" w:line="283" w:lineRule="auto"/>
+        <w:rPr>
+          <w:rFonts w:ascii="Times New Roman" w:eastAsia="Brill-Roman" w:hAnsi="Times New Roman" w:cs="Times New Roman"/>
+          <w:sz w:val="24"/>
+          <w:szCs w:val="24"/>
+          <w:lang w:val="la-Latn"/>
+        </w:rPr>
+      </w:pPr>
+      <w:r>
+        <w:rPr>
+          <w:rFonts w:ascii="Times New Roman" w:eastAsia="Brill-Roman" w:hAnsi="Times New Roman" w:cs="Times New Roman"/>
+          <w:sz w:val="24"/>
+          <w:szCs w:val="24"/>
+          <w:lang w:val="la-Latn"/>
+        </w:rPr>
+        <w:t>Album addo igitur calculum</w:t>
+      </w:r>
+      <w:r>
+        <w:rPr>
+          <w:rFonts w:ascii="Times New Roman" w:eastAsia="Brill-Roman" w:hAnsi="Times New Roman" w:cs="Times New Roman"/>
+          <w:sz w:val="24"/>
+          <w:szCs w:val="24"/>
+          <w:lang w:val="la-Latn"/>
+        </w:rPr>
+        <w:t>,</w:t>
+      </w:r>
+      <w:r>
+        <w:rPr>
+          <w:rFonts w:ascii="Times New Roman" w:eastAsia="Brill-Roman" w:hAnsi="Times New Roman" w:cs="Times New Roman"/>
+          <w:sz w:val="24"/>
+          <w:szCs w:val="24"/>
+          <w:lang w:val="la-Latn"/>
+        </w:rPr>
+        <w:t xml:space="preserve"> Theseus redditus ex </w:t>
+      </w:r>
+      <w:r>
+        <w:rPr>
+          <w:rFonts w:ascii="Times New Roman" w:eastAsia="Brill-Roman" w:hAnsi="Times New Roman" w:cs="Times New Roman"/>
+          <w:sz w:val="24"/>
+          <w:szCs w:val="24"/>
+          <w:lang w:val="la-Latn"/>
+        </w:rPr>
+        <w:t>z</w:t>
+      </w:r>
+      <w:r>
+        <w:rPr>
+          <w:rFonts w:ascii="Times New Roman" w:eastAsia="Brill-Roman" w:hAnsi="Times New Roman" w:cs="Times New Roman"/>
+          <w:sz w:val="24"/>
+          <w:szCs w:val="24"/>
+          <w:lang w:val="la-Latn"/>
+        </w:rPr>
+        <w:t>oilo.</w:t>
+      </w:r>
+    </w:p>
+    <w:p>
+      <w:pPr>
+        <w:spacing w:after="0" w:line="283" w:lineRule="auto"/>
+        <w:rPr>
+          <w:rFonts w:ascii="Times New Roman" w:eastAsia="Brill-Roman" w:hAnsi="Times New Roman" w:cs="Times New Roman"/>
+          <w:sz w:val="24"/>
+          <w:szCs w:val="24"/>
+          <w:lang w:val="la-Latn"/>
+        </w:rPr>
+      </w:pPr>
+      <w:r>
+        <w:rPr>
+          <w:rFonts w:ascii="Times New Roman" w:eastAsia="Brill-Roman" w:hAnsi="Times New Roman" w:cs="Times New Roman"/>
+          <w:sz w:val="24"/>
+          <w:szCs w:val="24"/>
+          <w:lang w:val="la-Latn"/>
+        </w:rPr>
+        <w:t>Hem</w:t>
+      </w:r>
+      <w:r>
+        <w:rPr>
+          <w:rFonts w:ascii="Times New Roman" w:eastAsia="Brill-Roman" w:hAnsi="Times New Roman" w:cs="Times New Roman"/>
+          <w:sz w:val="24"/>
+          <w:szCs w:val="24"/>
+          <w:lang w:val="la-Latn"/>
+        </w:rPr>
+        <w:t>,</w:t>
+      </w:r>
+      <w:r>
+        <w:rPr>
+          <w:rFonts w:ascii="Times New Roman" w:eastAsia="Brill-Roman" w:hAnsi="Times New Roman" w:cs="Times New Roman"/>
+          <w:sz w:val="24"/>
+          <w:szCs w:val="24"/>
+          <w:lang w:val="la-Latn"/>
+        </w:rPr>
+        <w:t xml:space="preserve"> tuus sum, non meus, veneficiis ita me tuis</w:t>
+      </w:r>
+    </w:p>
+    <w:p>
+      <w:pPr>
+        <w:spacing w:after="0" w:line="283" w:lineRule="auto"/>
+        <w:rPr>
+          <w:rFonts w:ascii="Times New Roman" w:eastAsia="Brill-Roman" w:hAnsi="Times New Roman" w:cs="Times New Roman"/>
+          <w:sz w:val="24"/>
+          <w:szCs w:val="24"/>
+          <w:lang w:val="la-Latn"/>
+        </w:rPr>
+      </w:pPr>
+      <w:r>
+        <w:rPr>
+          <w:rFonts w:ascii="Times New Roman" w:eastAsia="Brill-Roman" w:hAnsi="Times New Roman" w:cs="Times New Roman"/>
+          <w:sz w:val="24"/>
+          <w:szCs w:val="24"/>
+          <w:lang w:val="la-Latn"/>
+        </w:rPr>
+        <w:t>Alligasti, tu qui hic consutis lemurum et magicis dolis</w:t>
+      </w:r>
+    </w:p>
+    <w:p>
+      <w:pPr>
+        <w:spacing w:after="0" w:line="283" w:lineRule="auto"/>
+        <w:rPr>
+          <w:rFonts w:ascii="Times New Roman" w:eastAsia="Brill-Roman" w:hAnsi="Times New Roman" w:cs="Times New Roman"/>
+          <w:sz w:val="24"/>
+          <w:szCs w:val="24"/>
+          <w:lang w:val="la-Latn"/>
+        </w:rPr>
+      </w:pPr>
+      <w:r>
+        <w:rPr>
+          <w:rFonts w:ascii="Times New Roman" w:eastAsia="Brill-Roman" w:hAnsi="Times New Roman" w:cs="Times New Roman"/>
+          <w:sz w:val="24"/>
+          <w:szCs w:val="24"/>
+          <w:lang w:val="la-Latn"/>
+        </w:rPr>
+        <w:t xml:space="preserve">(410) Adstas. </w:t>
+      </w:r>
+      <w:r>
+        <w:rPr>
+          <w:rFonts w:ascii="Times New Roman" w:eastAsia="Brill-Roman" w:hAnsi="Times New Roman" w:cs="Times New Roman"/>
+          <w:smallCaps/>
+          <w:sz w:val="24"/>
+          <w:szCs w:val="24"/>
+          <w:lang w:val="la-Latn"/>
+        </w:rPr>
+        <w:t xml:space="preserve">@Hed.= </w:t>
+      </w:r>
+      <w:r>
+        <w:rPr>
+          <w:rFonts w:ascii="Times New Roman" w:eastAsia="Brill-Roman" w:hAnsi="Times New Roman" w:cs="Times New Roman"/>
+          <w:sz w:val="24"/>
+          <w:szCs w:val="24"/>
+          <w:lang w:val="la-Latn"/>
+        </w:rPr>
+        <w:t>Im</w:t>
+      </w:r>
+      <w:r>
+        <w:rPr>
+          <w:rFonts w:ascii="Times New Roman" w:eastAsia="Brill-Roman" w:hAnsi="Times New Roman" w:cs="Times New Roman"/>
+          <w:sz w:val="24"/>
+          <w:szCs w:val="24"/>
+          <w:lang w:val="la-Latn"/>
+        </w:rPr>
+        <w:t>m</w:t>
+      </w:r>
+      <w:r>
+        <w:rPr>
+          <w:rFonts w:ascii="Times New Roman" w:eastAsia="Brill-Roman" w:hAnsi="Times New Roman" w:cs="Times New Roman"/>
+          <w:sz w:val="24"/>
+          <w:szCs w:val="24"/>
+          <w:lang w:val="la-Latn"/>
+        </w:rPr>
+        <w:t>o equidem</w:t>
+      </w:r>
+      <w:r>
+        <w:rPr>
+          <w:rFonts w:ascii="Times New Roman" w:eastAsia="Brill-Roman" w:hAnsi="Times New Roman" w:cs="Times New Roman"/>
+          <w:sz w:val="24"/>
+          <w:szCs w:val="24"/>
+          <w:lang w:val="la-Latn"/>
+        </w:rPr>
+        <w:t>,</w:t>
+      </w:r>
+      <w:r>
+        <w:rPr>
+          <w:rFonts w:ascii="Times New Roman" w:eastAsia="Brill-Roman" w:hAnsi="Times New Roman" w:cs="Times New Roman"/>
+          <w:sz w:val="24"/>
+          <w:szCs w:val="24"/>
+          <w:lang w:val="la-Latn"/>
+        </w:rPr>
+        <w:t xml:space="preserve"> tunicis consutis adsto non dolis.</w:t>
+      </w:r>
+    </w:p>
+    <w:p>
+      <w:pPr>
+        <w:spacing w:after="0" w:line="283" w:lineRule="auto"/>
+        <w:rPr>
+          <w:rFonts w:ascii="Times New Roman" w:eastAsia="Brill-Roman" w:hAnsi="Times New Roman" w:cs="Times New Roman"/>
+          <w:sz w:val="24"/>
+          <w:szCs w:val="24"/>
+          <w:lang w:val="la-Latn"/>
+        </w:rPr>
+      </w:pPr>
+      <w:r>
+        <w:rPr>
+          <w:rFonts w:ascii="Times New Roman" w:eastAsia="Brill-Roman" w:hAnsi="Times New Roman" w:cs="Times New Roman"/>
+          <w:smallCaps/>
+          <w:sz w:val="24"/>
+          <w:szCs w:val="24"/>
+          <w:lang w:val="la-Latn"/>
+        </w:rPr>
+        <w:t xml:space="preserve">@Gul.= </w:t>
+      </w:r>
+      <w:r>
+        <w:rPr>
+          <w:rFonts w:ascii="Times New Roman" w:eastAsia="Brill-Roman" w:hAnsi="Times New Roman" w:cs="Times New Roman"/>
+          <w:sz w:val="24"/>
+          <w:szCs w:val="24"/>
+          <w:lang w:val="la-Latn"/>
+        </w:rPr>
+        <w:t>Hau, hau, homo tu</w:t>
+      </w:r>
+      <w:r>
+        <w:rPr>
+          <w:rFonts w:ascii="Times New Roman" w:eastAsia="Brill-Roman" w:hAnsi="Times New Roman" w:cs="Times New Roman"/>
+          <w:sz w:val="24"/>
+          <w:szCs w:val="24"/>
+          <w:lang w:val="la-Latn"/>
+        </w:rPr>
+        <w:t>m</w:t>
+      </w:r>
+      <w:r>
+        <w:rPr>
+          <w:rFonts w:ascii="Times New Roman" w:eastAsia="Brill-Roman" w:hAnsi="Times New Roman" w:cs="Times New Roman"/>
+          <w:sz w:val="24"/>
+          <w:szCs w:val="24"/>
+          <w:lang w:val="la-Latn"/>
+        </w:rPr>
+        <w:t xml:space="preserve"> sanus es? </w:t>
+      </w:r>
+      <w:r>
+        <w:rPr>
+          <w:rFonts w:ascii="Times New Roman" w:eastAsia="Brill-Roman" w:hAnsi="Times New Roman" w:cs="Times New Roman"/>
+          <w:sz w:val="24"/>
+          <w:szCs w:val="24"/>
+          <w:lang w:val="la-Latn"/>
+        </w:rPr>
+        <w:t>q</w:t>
+      </w:r>
+      <w:r>
+        <w:rPr>
+          <w:rFonts w:ascii="Times New Roman" w:eastAsia="Brill-Roman" w:hAnsi="Times New Roman" w:cs="Times New Roman"/>
+          <w:sz w:val="24"/>
+          <w:szCs w:val="24"/>
+          <w:lang w:val="la-Latn"/>
+        </w:rPr>
+        <w:t>ui tunicis hic adstare te,</w:t>
+      </w:r>
+    </w:p>
+    <w:p>
+      <w:pPr>
+        <w:spacing w:after="0" w:line="283" w:lineRule="auto"/>
+        <w:rPr>
+          <w:rFonts w:ascii="Times New Roman" w:eastAsia="Brill-Roman" w:hAnsi="Times New Roman" w:cs="Times New Roman"/>
+          <w:sz w:val="24"/>
+          <w:szCs w:val="24"/>
+          <w:lang w:val="la-Latn"/>
+        </w:rPr>
+      </w:pPr>
+      <w:r>
+        <w:rPr>
+          <w:rFonts w:ascii="Times New Roman" w:eastAsia="Brill-Roman" w:hAnsi="Times New Roman" w:cs="Times New Roman"/>
+          <w:sz w:val="24"/>
+          <w:szCs w:val="24"/>
+          <w:lang w:val="la-Latn"/>
+        </w:rPr>
+        <w:t xml:space="preserve">Autumas, non pedibus. </w:t>
+      </w:r>
+      <w:r>
+        <w:rPr>
+          <w:rFonts w:ascii="Times New Roman" w:eastAsia="Brill-Roman" w:hAnsi="Times New Roman" w:cs="Times New Roman"/>
+          <w:smallCaps/>
+          <w:sz w:val="24"/>
+          <w:szCs w:val="24"/>
+          <w:lang w:val="la-Latn"/>
+        </w:rPr>
+        <w:t xml:space="preserve">@Hed.= </w:t>
+      </w:r>
+      <w:r>
+        <w:rPr>
+          <w:rFonts w:ascii="Times New Roman" w:eastAsia="Brill-Roman" w:hAnsi="Times New Roman" w:cs="Times New Roman"/>
+          <w:sz w:val="24"/>
+          <w:szCs w:val="24"/>
+          <w:lang w:val="la-Latn"/>
+        </w:rPr>
+        <w:t xml:space="preserve">Callide </w:t>
+      </w:r>
+      <w:r>
+        <w:rPr>
+          <w:rFonts w:ascii="Times New Roman" w:eastAsia="Brill-Roman" w:hAnsi="Times New Roman" w:cs="Times New Roman"/>
+          <w:sz w:val="24"/>
+          <w:szCs w:val="24"/>
+          <w:lang w:val="la-Latn"/>
+        </w:rPr>
+        <w:t>h</w:t>
+      </w:r>
+      <w:r>
+        <w:rPr>
+          <w:rFonts w:ascii="Times New Roman" w:eastAsia="Brill-Roman" w:hAnsi="Times New Roman" w:cs="Times New Roman"/>
+          <w:sz w:val="24"/>
+          <w:szCs w:val="24"/>
+          <w:lang w:val="la-Latn"/>
+        </w:rPr>
+        <w:t>ercle tu atqui men’ vides?</w:t>
+      </w:r>
+    </w:p>
+    <w:p>
+      <w:pPr>
+        <w:spacing w:after="0" w:line="283" w:lineRule="auto"/>
+        <w:rPr>
+          <w:rFonts w:ascii="Times New Roman" w:eastAsia="Brill-Roman" w:hAnsi="Times New Roman" w:cs="Times New Roman"/>
+          <w:sz w:val="24"/>
+          <w:szCs w:val="24"/>
+          <w:lang w:val="la-Latn"/>
+        </w:rPr>
+      </w:pPr>
+      <w:r>
+        <w:rPr>
+          <w:rFonts w:ascii="Times New Roman" w:eastAsia="Brill-Roman" w:hAnsi="Times New Roman" w:cs="Times New Roman"/>
+          <w:sz w:val="24"/>
+          <w:szCs w:val="24"/>
+          <w:lang w:val="la-Latn"/>
+        </w:rPr>
+        <w:t xml:space="preserve">Haud assum pedibus. </w:t>
+      </w:r>
+      <w:r>
+        <w:rPr>
+          <w:rFonts w:ascii="Times New Roman" w:eastAsia="Brill-Roman" w:hAnsi="Times New Roman" w:cs="Times New Roman"/>
+          <w:smallCaps/>
+          <w:sz w:val="24"/>
+          <w:szCs w:val="24"/>
+          <w:lang w:val="la-Latn"/>
+        </w:rPr>
+        <w:t xml:space="preserve">@Gul.= </w:t>
+      </w:r>
+      <w:r>
+        <w:rPr>
+          <w:rFonts w:ascii="Times New Roman" w:eastAsia="Brill-Roman" w:hAnsi="Times New Roman" w:cs="Times New Roman"/>
+          <w:sz w:val="24"/>
+          <w:szCs w:val="24"/>
+          <w:lang w:val="la-Latn"/>
+        </w:rPr>
+        <w:t>Ita profecto elixum te ma</w:t>
+      </w:r>
+      <w:r>
+        <w:rPr>
+          <w:rFonts w:ascii="Times New Roman" w:eastAsia="Brill-Roman" w:hAnsi="Times New Roman" w:cs="Times New Roman"/>
+          <w:sz w:val="24"/>
+          <w:szCs w:val="24"/>
+          <w:lang w:val="la-Latn"/>
+        </w:rPr>
+        <w:t>u</w:t>
+      </w:r>
+      <w:r>
+        <w:rPr>
+          <w:rFonts w:ascii="Times New Roman" w:eastAsia="Brill-Roman" w:hAnsi="Times New Roman" w:cs="Times New Roman"/>
+          <w:sz w:val="24"/>
+          <w:szCs w:val="24"/>
+          <w:lang w:val="la-Latn"/>
+        </w:rPr>
+        <w:t>elim!</w:t>
+      </w:r>
+    </w:p>
+    <w:p>
+      <w:pPr>
+        <w:spacing w:after="0" w:line="283" w:lineRule="auto"/>
+        <w:rPr>
+          <w:rFonts w:ascii="Times New Roman" w:eastAsia="Brill-Roman" w:hAnsi="Times New Roman" w:cs="Times New Roman"/>
+          <w:sz w:val="24"/>
+          <w:szCs w:val="24"/>
+          <w:lang w:val="la-Latn"/>
+        </w:rPr>
+      </w:pPr>
+      <w:r>
+        <w:rPr>
+          <w:rFonts w:ascii="Times New Roman" w:eastAsia="Brill-Roman" w:hAnsi="Times New Roman" w:cs="Times New Roman"/>
+          <w:smallCaps/>
+          <w:sz w:val="24"/>
+          <w:szCs w:val="24"/>
+          <w:lang w:val="la-Latn"/>
+        </w:rPr>
+        <w:t xml:space="preserve">@Aeg.= </w:t>
+      </w:r>
+      <w:r>
+        <w:rPr>
+          <w:rFonts w:ascii="Times New Roman" w:eastAsia="Brill-Roman" w:hAnsi="Times New Roman" w:cs="Times New Roman"/>
+          <w:sz w:val="24"/>
+          <w:szCs w:val="24"/>
+          <w:lang w:val="la-Latn"/>
+        </w:rPr>
+        <w:t>Euax, lepidos homines! Delicias loquuntur et rosas</w:t>
+      </w:r>
+    </w:p>
+    <w:p>
+      <w:pPr>
+        <w:spacing w:after="0" w:line="283" w:lineRule="auto"/>
+        <w:rPr>
+          <w:rFonts w:ascii="Times New Roman" w:eastAsia="Brill-Roman" w:hAnsi="Times New Roman" w:cs="Times New Roman"/>
+          <w:sz w:val="24"/>
+          <w:szCs w:val="24"/>
+          <w:lang w:val="la-Latn"/>
+        </w:rPr>
+      </w:pPr>
+      <w:r>
+        <w:rPr>
+          <w:rFonts w:ascii="Times New Roman" w:eastAsia="Brill-Roman" w:hAnsi="Times New Roman" w:cs="Times New Roman"/>
+          <w:sz w:val="24"/>
+          <w:szCs w:val="24"/>
+          <w:lang w:val="la-Latn"/>
+        </w:rPr>
+        <w:t>(415) M</w:t>
+      </w:r>
+      <w:r>
+        <w:rPr>
+          <w:rFonts w:ascii="Times New Roman" w:eastAsia="Brill-Roman" w:hAnsi="Times New Roman" w:cs="Times New Roman"/>
+          <w:sz w:val="24"/>
+          <w:szCs w:val="24"/>
+          <w:lang w:val="la-Latn"/>
+        </w:rPr>
+        <w:t>a</w:t>
+      </w:r>
+      <w:r>
+        <w:rPr>
+          <w:rFonts w:ascii="Times New Roman" w:eastAsia="Brill-Roman" w:hAnsi="Times New Roman" w:cs="Times New Roman"/>
+          <w:sz w:val="24"/>
+          <w:szCs w:val="24"/>
+          <w:lang w:val="la-Latn"/>
+        </w:rPr>
+        <w:t>erorem exturbant, animi propulsant aegritudinem.</w:t>
+      </w:r>
+    </w:p>
+    <w:p>
+      <w:pPr>
+        <w:spacing w:after="0" w:line="283" w:lineRule="auto"/>
+        <w:rPr>
+          <w:rFonts w:ascii="Times New Roman" w:eastAsia="Brill-Roman" w:hAnsi="Times New Roman" w:cs="Times New Roman"/>
+          <w:sz w:val="24"/>
+          <w:szCs w:val="24"/>
+          <w:lang w:val="la-Latn"/>
+        </w:rPr>
+      </w:pPr>
+      <w:r>
+        <w:rPr>
+          <w:rFonts w:ascii="Times New Roman" w:eastAsia="Brill-Roman" w:hAnsi="Times New Roman" w:cs="Times New Roman"/>
+          <w:smallCaps/>
+          <w:sz w:val="24"/>
+          <w:szCs w:val="24"/>
+          <w:lang w:val="la-Latn"/>
+        </w:rPr>
+        <w:t xml:space="preserve">@Gul.= </w:t>
+      </w:r>
+      <w:r>
+        <w:rPr>
+          <w:rFonts w:ascii="Times New Roman" w:eastAsia="Brill-Roman" w:hAnsi="Times New Roman" w:cs="Times New Roman"/>
+          <w:sz w:val="24"/>
+          <w:szCs w:val="24"/>
+          <w:lang w:val="la-Latn"/>
+        </w:rPr>
+        <w:t>Hem, nunc tu illud insta, est noster, inhiat escam, hamum vorat.</w:t>
+      </w:r>
+    </w:p>
+    <w:p>
+      <w:pPr>
+        <w:spacing w:after="0" w:line="283" w:lineRule="auto"/>
+        <w:rPr>
+          <w:rFonts w:ascii="Times New Roman" w:eastAsia="Brill-Roman" w:hAnsi="Times New Roman" w:cs="Times New Roman"/>
+          <w:sz w:val="24"/>
+          <w:szCs w:val="24"/>
+          <w:lang w:val="la-Latn"/>
+        </w:rPr>
+      </w:pPr>
+      <w:r>
+        <w:rPr>
+          <w:rFonts w:ascii="Times New Roman" w:eastAsia="Brill-Roman" w:hAnsi="Times New Roman" w:cs="Times New Roman"/>
+          <w:smallCaps/>
+          <w:sz w:val="24"/>
+          <w:szCs w:val="24"/>
+          <w:lang w:val="la-Latn"/>
+        </w:rPr>
+        <w:t xml:space="preserve">@Hed.= </w:t>
+      </w:r>
+      <w:r>
+        <w:rPr>
+          <w:rFonts w:ascii="Times New Roman" w:eastAsia="Brill-Roman" w:hAnsi="Times New Roman" w:cs="Times New Roman"/>
+          <w:sz w:val="24"/>
+          <w:szCs w:val="24"/>
+          <w:lang w:val="la-Latn"/>
+        </w:rPr>
+        <w:t>Exemplum artis, en, aliud meae o</w:t>
+      </w:r>
+      <w:r>
+        <w:rPr>
+          <w:rFonts w:ascii="Times New Roman" w:eastAsia="Brill-Roman" w:hAnsi="Times New Roman" w:cs="Times New Roman"/>
+          <w:sz w:val="24"/>
+          <w:szCs w:val="24"/>
+          <w:lang w:val="la-Latn"/>
+        </w:rPr>
+        <w:t>u</w:t>
+      </w:r>
+      <w:r>
+        <w:rPr>
+          <w:rFonts w:ascii="Times New Roman" w:eastAsia="Brill-Roman" w:hAnsi="Times New Roman" w:cs="Times New Roman"/>
+          <w:sz w:val="24"/>
+          <w:szCs w:val="24"/>
+          <w:lang w:val="la-Latn"/>
+        </w:rPr>
+        <w:t>um hoc hic quod cernitis.</w:t>
+      </w:r>
+    </w:p>
+    <w:p>
+      <w:pPr>
+        <w:spacing w:after="0" w:line="283" w:lineRule="auto"/>
+        <w:rPr>
+          <w:rFonts w:ascii="Times New Roman" w:eastAsia="Brill-Roman" w:hAnsi="Times New Roman" w:cs="Times New Roman"/>
+          <w:sz w:val="24"/>
+          <w:szCs w:val="24"/>
+          <w:lang w:val="la-Latn"/>
+        </w:rPr>
+      </w:pPr>
+      <w:r>
+        <w:rPr>
+          <w:rFonts w:ascii="Times New Roman" w:eastAsia="Brill-Roman" w:hAnsi="Times New Roman" w:cs="Times New Roman"/>
+          <w:sz w:val="24"/>
+          <w:szCs w:val="24"/>
+          <w:lang w:val="la-Latn"/>
+        </w:rPr>
+        <w:t>Auferendum ad antipodas stygiis mandabo manibus,</w:t>
+      </w:r>
+    </w:p>
+    <w:p>
+      <w:pPr>
+        <w:spacing w:after="0" w:line="283" w:lineRule="auto"/>
+        <w:rPr>
+          <w:rFonts w:ascii="Times New Roman" w:eastAsia="Brill-Roman" w:hAnsi="Times New Roman" w:cs="Times New Roman"/>
+          <w:sz w:val="24"/>
+          <w:szCs w:val="24"/>
+          <w:lang w:val="la-Latn"/>
+        </w:rPr>
+      </w:pPr>
+      <w:r>
+        <w:rPr>
+          <w:rFonts w:ascii="Times New Roman" w:eastAsia="Brill-Roman" w:hAnsi="Times New Roman" w:cs="Times New Roman"/>
+          <w:sz w:val="24"/>
+          <w:szCs w:val="24"/>
+          <w:lang w:val="la-Latn"/>
+        </w:rPr>
+        <w:t xml:space="preserve">Et fiet. </w:t>
+      </w:r>
+      <w:r>
+        <w:rPr>
+          <w:rFonts w:ascii="Times New Roman" w:eastAsia="Brill-Roman" w:hAnsi="Times New Roman" w:cs="Times New Roman"/>
+          <w:smallCaps/>
+          <w:sz w:val="24"/>
+          <w:szCs w:val="24"/>
+          <w:lang w:val="la-Latn"/>
+        </w:rPr>
+        <w:t xml:space="preserve">@Aeg.= </w:t>
+      </w:r>
+      <w:r>
+        <w:rPr>
+          <w:rFonts w:ascii="Times New Roman" w:eastAsia="Brill-Roman" w:hAnsi="Times New Roman" w:cs="Times New Roman"/>
+          <w:sz w:val="24"/>
+          <w:szCs w:val="24"/>
+          <w:lang w:val="la-Latn"/>
+        </w:rPr>
+        <w:t xml:space="preserve">Papae! </w:t>
+      </w:r>
+      <w:r>
+        <w:rPr>
+          <w:rFonts w:ascii="Times New Roman" w:eastAsia="Brill-Roman" w:hAnsi="Times New Roman" w:cs="Times New Roman"/>
+          <w:smallCaps/>
+          <w:sz w:val="24"/>
+          <w:szCs w:val="24"/>
+          <w:lang w:val="la-Latn"/>
+        </w:rPr>
+        <w:t xml:space="preserve">@Hed.= </w:t>
+      </w:r>
+      <w:r>
+        <w:rPr>
+          <w:rFonts w:ascii="Times New Roman" w:eastAsia="Brill-Roman" w:hAnsi="Times New Roman" w:cs="Times New Roman"/>
+          <w:sz w:val="24"/>
+          <w:szCs w:val="24"/>
+          <w:lang w:val="la-Latn"/>
+        </w:rPr>
+        <w:t>Proserpina, Pluto, Alecto, Cerbere,</w:t>
+      </w:r>
+    </w:p>
+    <w:p>
+      <w:pPr>
+        <w:spacing w:after="0" w:line="283" w:lineRule="auto"/>
+        <w:rPr>
+          <w:rFonts w:ascii="Times New Roman" w:eastAsia="Brill-Roman" w:hAnsi="Times New Roman" w:cs="Times New Roman"/>
+          <w:sz w:val="24"/>
+          <w:szCs w:val="24"/>
+          <w:lang w:val="la-Latn"/>
+        </w:rPr>
+      </w:pPr>
+    </w:p>
+    <w:p>
+      <w:pPr>
+        <w:spacing w:after="0" w:line="283" w:lineRule="auto"/>
+        <w:rPr>
+          <w:rFonts w:ascii="Times New Roman" w:eastAsia="Brill-Roman" w:hAnsi="Times New Roman" w:cs="Times New Roman"/>
+          <w:sz w:val="24"/>
+          <w:szCs w:val="24"/>
+          <w:lang w:val="la-Latn"/>
+        </w:rPr>
+      </w:pPr>
+      <w:r>
+        <w:rPr>
+          <w:rFonts w:ascii="Times New Roman" w:eastAsia="Brill-Roman" w:hAnsi="Times New Roman" w:cs="Times New Roman"/>
+          <w:sz w:val="24"/>
+          <w:szCs w:val="24"/>
+          <w:lang w:val="la-Latn"/>
+        </w:rPr>
+        <w:t>(420) Auferte hoc hinc quo</w:t>
+      </w:r>
+      <w:r>
+        <w:rPr>
+          <w:rFonts w:ascii="Times New Roman" w:eastAsia="Brill-Roman" w:hAnsi="Times New Roman" w:cs="Times New Roman"/>
+          <w:sz w:val="24"/>
+          <w:szCs w:val="24"/>
+          <w:lang w:val="la-Latn"/>
+        </w:rPr>
+        <w:t xml:space="preserve"> v</w:t>
+      </w:r>
+      <w:r>
+        <w:rPr>
+          <w:rFonts w:ascii="Times New Roman" w:eastAsia="Brill-Roman" w:hAnsi="Times New Roman" w:cs="Times New Roman"/>
+          <w:sz w:val="24"/>
+          <w:szCs w:val="24"/>
+          <w:lang w:val="la-Latn"/>
+        </w:rPr>
+        <w:t>olui foras</w:t>
+      </w:r>
+      <w:r>
+        <w:rPr>
+          <w:rFonts w:ascii="Times New Roman" w:eastAsia="Brill-Roman" w:hAnsi="Times New Roman" w:cs="Times New Roman"/>
+          <w:sz w:val="24"/>
+          <w:szCs w:val="24"/>
+          <w:lang w:val="la-Latn"/>
+        </w:rPr>
+        <w:t>, v</w:t>
+      </w:r>
+      <w:r>
+        <w:rPr>
+          <w:rFonts w:ascii="Times New Roman" w:eastAsia="Brill-Roman" w:hAnsi="Times New Roman" w:cs="Times New Roman"/>
+          <w:sz w:val="24"/>
+          <w:szCs w:val="24"/>
+          <w:lang w:val="la-Latn"/>
+        </w:rPr>
+        <w:t>idetin’ daemones</w:t>
+      </w:r>
+    </w:p>
+    <w:p>
+      <w:pPr>
+        <w:spacing w:after="0" w:line="283" w:lineRule="auto"/>
+        <w:rPr>
+          <w:rFonts w:ascii="Times New Roman" w:eastAsia="Brill-Roman" w:hAnsi="Times New Roman" w:cs="Times New Roman"/>
+          <w:sz w:val="24"/>
+          <w:szCs w:val="24"/>
+          <w:lang w:val="la-Latn"/>
+        </w:rPr>
+      </w:pPr>
+      <w:r>
+        <w:rPr>
+          <w:rFonts w:ascii="Times New Roman" w:eastAsia="Brill-Roman" w:hAnsi="Times New Roman" w:cs="Times New Roman"/>
+          <w:sz w:val="24"/>
+          <w:szCs w:val="24"/>
+          <w:lang w:val="la-Latn"/>
+        </w:rPr>
+        <w:t xml:space="preserve">Obsequi nobis? </w:t>
+      </w:r>
+      <w:r>
+        <w:rPr>
+          <w:rFonts w:ascii="Times New Roman" w:eastAsia="Brill-Roman" w:hAnsi="Times New Roman" w:cs="Times New Roman"/>
+          <w:sz w:val="24"/>
+          <w:szCs w:val="24"/>
+          <w:lang w:val="la-Latn"/>
+        </w:rPr>
+        <w:t>h</w:t>
+      </w:r>
+      <w:r>
+        <w:rPr>
+          <w:rFonts w:ascii="Times New Roman" w:eastAsia="Brill-Roman" w:hAnsi="Times New Roman" w:cs="Times New Roman"/>
+          <w:sz w:val="24"/>
+          <w:szCs w:val="24"/>
+          <w:lang w:val="la-Latn"/>
+        </w:rPr>
+        <w:t>eus reddite hoc idem. En subser</w:t>
+      </w:r>
+      <w:r>
+        <w:rPr>
+          <w:rFonts w:ascii="Times New Roman" w:eastAsia="Brill-Roman" w:hAnsi="Times New Roman" w:cs="Times New Roman"/>
+          <w:sz w:val="24"/>
+          <w:szCs w:val="24"/>
+          <w:lang w:val="la-Latn"/>
+        </w:rPr>
+        <w:t>u</w:t>
+      </w:r>
+      <w:r>
+        <w:rPr>
+          <w:rFonts w:ascii="Times New Roman" w:eastAsia="Brill-Roman" w:hAnsi="Times New Roman" w:cs="Times New Roman"/>
+          <w:sz w:val="24"/>
+          <w:szCs w:val="24"/>
+          <w:lang w:val="la-Latn"/>
+        </w:rPr>
+        <w:t>iunt.</w:t>
+      </w:r>
+    </w:p>
+    <w:p>
+      <w:pPr>
+        <w:spacing w:after="0" w:line="283" w:lineRule="auto"/>
+        <w:rPr>
+          <w:rFonts w:ascii="Times New Roman" w:eastAsia="Brill-Roman" w:hAnsi="Times New Roman" w:cs="Times New Roman"/>
+          <w:sz w:val="24"/>
+          <w:szCs w:val="24"/>
+          <w:lang w:val="la-Latn"/>
+        </w:rPr>
+      </w:pPr>
+      <w:r>
+        <w:rPr>
+          <w:rFonts w:ascii="Times New Roman" w:eastAsia="Brill-Roman" w:hAnsi="Times New Roman" w:cs="Times New Roman"/>
+          <w:sz w:val="24"/>
+          <w:szCs w:val="24"/>
+          <w:lang w:val="la-Latn"/>
+        </w:rPr>
+        <w:t>Iterum hem mando,</w:t>
+      </w:r>
+      <w:r>
+        <w:rPr>
+          <w:rFonts w:ascii="Times New Roman" w:eastAsia="Brill-Roman" w:hAnsi="Times New Roman" w:cs="Times New Roman"/>
+          <w:sz w:val="24"/>
+          <w:szCs w:val="24"/>
+          <w:lang w:val="la-Latn"/>
+        </w:rPr>
+        <w:t xml:space="preserve"> v</w:t>
+      </w:r>
+      <w:r>
+        <w:rPr>
+          <w:rFonts w:ascii="Times New Roman" w:eastAsia="Brill-Roman" w:hAnsi="Times New Roman" w:cs="Times New Roman"/>
+          <w:sz w:val="24"/>
+          <w:szCs w:val="24"/>
+          <w:lang w:val="la-Latn"/>
+        </w:rPr>
+        <w:t>t huius sit penetrabile mox annuli.</w:t>
+      </w:r>
+    </w:p>
+    <w:p>
+      <w:pPr>
+        <w:spacing w:after="0" w:line="283" w:lineRule="auto"/>
+        <w:rPr>
+          <w:rFonts w:ascii="Times New Roman" w:eastAsia="Brill-Roman" w:hAnsi="Times New Roman" w:cs="Times New Roman"/>
+          <w:sz w:val="24"/>
+          <w:szCs w:val="24"/>
+          <w:lang w:val="la-Latn"/>
+        </w:rPr>
+      </w:pPr>
+      <w:r>
+        <w:rPr>
+          <w:rFonts w:ascii="Times New Roman" w:eastAsia="Brill-Roman" w:hAnsi="Times New Roman" w:cs="Times New Roman"/>
+          <w:sz w:val="24"/>
+          <w:szCs w:val="24"/>
+          <w:lang w:val="la-Latn"/>
+        </w:rPr>
+        <w:t>Liquido cernitis quam prompti, quam praesto</w:t>
+      </w:r>
+      <w:r>
+        <w:rPr>
+          <w:rFonts w:ascii="Times New Roman" w:eastAsia="Brill-Roman" w:hAnsi="Times New Roman" w:cs="Times New Roman"/>
+          <w:sz w:val="24"/>
+          <w:szCs w:val="24"/>
+          <w:lang w:val="la-Latn"/>
+        </w:rPr>
+        <w:t xml:space="preserve"> v</w:t>
+      </w:r>
+      <w:r>
+        <w:rPr>
+          <w:rFonts w:ascii="Times New Roman" w:eastAsia="Brill-Roman" w:hAnsi="Times New Roman" w:cs="Times New Roman"/>
+          <w:sz w:val="24"/>
+          <w:szCs w:val="24"/>
+          <w:lang w:val="la-Latn"/>
+        </w:rPr>
+        <w:t>sque obtemperent.</w:t>
+      </w:r>
+    </w:p>
+    <w:p>
+      <w:pPr>
+        <w:spacing w:after="0" w:line="283" w:lineRule="auto"/>
+        <w:rPr>
+          <w:rFonts w:ascii="Times New Roman" w:eastAsia="Brill-Roman" w:hAnsi="Times New Roman" w:cs="Times New Roman"/>
+          <w:sz w:val="24"/>
+          <w:szCs w:val="24"/>
+          <w:lang w:val="la-Latn"/>
+        </w:rPr>
+      </w:pPr>
+      <w:r>
+        <w:rPr>
+          <w:rFonts w:ascii="Times New Roman" w:eastAsia="Brill-Roman" w:hAnsi="Times New Roman" w:cs="Times New Roman"/>
+          <w:sz w:val="24"/>
+          <w:szCs w:val="24"/>
+          <w:lang w:val="la-Latn"/>
+        </w:rPr>
+        <w:t>Proinde sumite hoc c</w:t>
+      </w:r>
+      <w:r>
+        <w:rPr>
+          <w:rFonts w:ascii="Times New Roman" w:eastAsia="Brill-Roman" w:hAnsi="Times New Roman" w:cs="Times New Roman"/>
+          <w:sz w:val="24"/>
+          <w:szCs w:val="24"/>
+          <w:lang w:val="la-Latn"/>
+        </w:rPr>
+        <w:t>a</w:t>
+      </w:r>
+      <w:r>
+        <w:rPr>
+          <w:rFonts w:ascii="Times New Roman" w:eastAsia="Brill-Roman" w:hAnsi="Times New Roman" w:cs="Times New Roman"/>
+          <w:sz w:val="24"/>
+          <w:szCs w:val="24"/>
+          <w:lang w:val="la-Latn"/>
+        </w:rPr>
+        <w:t>enaticum genii parasitici</w:t>
+      </w:r>
+    </w:p>
+    <w:p>
+      <w:pPr>
+        <w:spacing w:after="0" w:line="283" w:lineRule="auto"/>
+        <w:rPr>
+          <w:rFonts w:ascii="Times New Roman" w:eastAsia="Brill-Roman" w:hAnsi="Times New Roman" w:cs="Times New Roman"/>
+          <w:sz w:val="24"/>
+          <w:szCs w:val="24"/>
+          <w:lang w:val="la-Latn"/>
+        </w:rPr>
+      </w:pPr>
+      <w:r>
+        <w:rPr>
+          <w:rFonts w:ascii="Times New Roman" w:eastAsia="Brill-Roman" w:hAnsi="Times New Roman" w:cs="Times New Roman"/>
+          <w:sz w:val="24"/>
+          <w:szCs w:val="24"/>
+          <w:lang w:val="la-Latn"/>
+        </w:rPr>
+        <w:t>(425) Pro vestra bona opera hostimentum le</w:t>
+      </w:r>
+      <w:r>
+        <w:rPr>
+          <w:rFonts w:ascii="Times New Roman" w:eastAsia="Brill-Roman" w:hAnsi="Times New Roman" w:cs="Times New Roman"/>
+          <w:sz w:val="24"/>
+          <w:szCs w:val="24"/>
+          <w:lang w:val="la-Latn"/>
+        </w:rPr>
+        <w:t>u</w:t>
+      </w:r>
+      <w:r>
+        <w:rPr>
+          <w:rFonts w:ascii="Times New Roman" w:eastAsia="Brill-Roman" w:hAnsi="Times New Roman" w:cs="Times New Roman"/>
+          <w:sz w:val="24"/>
+          <w:szCs w:val="24"/>
+          <w:lang w:val="la-Latn"/>
+        </w:rPr>
+        <w:t>e</w:t>
+      </w:r>
+      <w:r>
+        <w:rPr>
+          <w:rFonts w:ascii="Times New Roman" w:eastAsia="Brill-Roman" w:hAnsi="Times New Roman" w:cs="Times New Roman"/>
+          <w:sz w:val="24"/>
+          <w:szCs w:val="24"/>
+          <w:lang w:val="la-Latn"/>
+        </w:rPr>
+        <w:t>,</w:t>
       </w:r>
       <w:r>
         <w:rPr>
@@ -18957,36 +21221,45 @@
           <w:szCs w:val="24"/>
           <w:lang w:val="la-Latn"/>
         </w:rPr>
-        <w:t>Satius profecto est cum homine inire gratiam bonam</w:t>
-      </w:r>
-    </w:p>
-    <w:p>
-      <w:pPr>
-        <w:spacing w:after="0" w:line="283" w:lineRule="auto"/>
-        <w:rPr>
-          <w:rFonts w:ascii="Times New Roman" w:eastAsia="Brill-Roman" w:hAnsi="Times New Roman" w:cs="Times New Roman"/>
-          <w:sz w:val="24"/>
-          <w:szCs w:val="24"/>
-          <w:lang w:val="la-Latn"/>
-        </w:rPr>
-      </w:pPr>
-      <w:r>
-        <w:rPr>
-          <w:rFonts w:ascii="Times New Roman" w:eastAsia="Brill-Roman" w:hAnsi="Times New Roman" w:cs="Times New Roman"/>
-          <w:sz w:val="24"/>
-          <w:szCs w:val="24"/>
-          <w:lang w:val="la-Latn"/>
-        </w:rPr>
-        <w:t>(405) Quippe ei si commoda congruunt</w:t>
-      </w:r>
-      <w:r>
-        <w:rPr>
-          <w:rFonts w:ascii="Times New Roman" w:eastAsia="Brill-Roman" w:hAnsi="Times New Roman" w:cs="Times New Roman"/>
-          <w:sz w:val="24"/>
-          <w:szCs w:val="24"/>
-          <w:lang w:val="la-Latn"/>
-        </w:rPr>
-        <w:t>:</w:t>
+        <w:t>a</w:t>
+      </w:r>
+      <w:r>
+        <w:rPr>
+          <w:rFonts w:ascii="Times New Roman" w:eastAsia="Brill-Roman" w:hAnsi="Times New Roman" w:cs="Times New Roman"/>
+          <w:sz w:val="24"/>
+          <w:szCs w:val="24"/>
+          <w:lang w:val="la-Latn"/>
+        </w:rPr>
+        <w:t>deste heus denuo</w:t>
+      </w:r>
+      <w:r>
+        <w:rPr>
+          <w:rFonts w:ascii="Times New Roman" w:eastAsia="Brill-Roman" w:hAnsi="Times New Roman" w:cs="Times New Roman"/>
+          <w:sz w:val="24"/>
+          <w:szCs w:val="24"/>
+          <w:lang w:val="la-Latn"/>
+        </w:rPr>
+        <w:t>.</w:t>
+      </w:r>
+    </w:p>
+    <w:p>
+      <w:pPr>
+        <w:spacing w:after="0" w:line="283" w:lineRule="auto"/>
+        <w:rPr>
+          <w:rFonts w:ascii="Times New Roman" w:eastAsia="Brill-Roman" w:hAnsi="Times New Roman" w:cs="Times New Roman"/>
+          <w:sz w:val="24"/>
+          <w:szCs w:val="24"/>
+          <w:lang w:val="la-Latn"/>
+        </w:rPr>
+      </w:pPr>
+      <w:r>
+        <w:rPr>
+          <w:rFonts w:ascii="Times New Roman" w:eastAsia="Brill-Roman" w:hAnsi="Times New Roman" w:cs="Times New Roman"/>
+          <w:sz w:val="24"/>
+          <w:szCs w:val="24"/>
+          <w:lang w:val="la-Latn"/>
+        </w:rPr>
+        <w:t>Efficite hoc</w:t>
       </w:r>
       <w:r>
         <w:rPr>
@@ -19004,56 +21277,36 @@
           <w:szCs w:val="24"/>
           <w:lang w:val="la-Latn"/>
         </w:rPr>
-        <w:t>t propitios deos</w:t>
-      </w:r>
-    </w:p>
-    <w:p>
-      <w:pPr>
-        <w:spacing w:after="0" w:line="283" w:lineRule="auto"/>
-        <w:rPr>
-          <w:rFonts w:ascii="Times New Roman" w:eastAsia="Brill-Roman" w:hAnsi="Times New Roman" w:cs="Times New Roman"/>
-          <w:sz w:val="24"/>
-          <w:szCs w:val="24"/>
-          <w:lang w:val="la-Latn"/>
-        </w:rPr>
-      </w:pPr>
-      <w:r>
-        <w:rPr>
-          <w:rFonts w:ascii="Times New Roman" w:eastAsia="Brill-Roman" w:hAnsi="Times New Roman" w:cs="Times New Roman"/>
-          <w:sz w:val="24"/>
-          <w:szCs w:val="24"/>
-          <w:lang w:val="la-Latn"/>
-        </w:rPr>
-        <w:t>Dexterosque habet. Recipiar in partem consorti</w:t>
-      </w:r>
-      <w:r>
-        <w:rPr>
-          <w:rFonts w:ascii="Times New Roman" w:eastAsia="Brill-Roman" w:hAnsi="Times New Roman" w:cs="Times New Roman"/>
-          <w:sz w:val="24"/>
-          <w:szCs w:val="24"/>
-          <w:lang w:val="la-Latn"/>
-        </w:rPr>
-        <w:t>j</w:t>
-      </w:r>
-    </w:p>
-    <w:p>
-      <w:pPr>
-        <w:spacing w:after="0" w:line="283" w:lineRule="auto"/>
-        <w:rPr>
-          <w:rFonts w:ascii="Times New Roman" w:eastAsia="Brill-Roman" w:hAnsi="Times New Roman" w:cs="Times New Roman"/>
-          <w:sz w:val="24"/>
-          <w:szCs w:val="24"/>
-          <w:lang w:val="la-Latn"/>
-        </w:rPr>
-      </w:pPr>
-      <w:r>
-        <w:rPr>
-          <w:rFonts w:ascii="Times New Roman" w:eastAsia="Brill-Roman" w:hAnsi="Times New Roman" w:cs="Times New Roman"/>
-          <w:sz w:val="24"/>
-          <w:szCs w:val="24"/>
-          <w:lang w:val="la-Latn"/>
-        </w:rPr>
-        <w:t>Album addo igitur calculum</w:t>
+        <w:t>t lintheum ardeat, neque tamen incendio</w:t>
+      </w:r>
+    </w:p>
+    <w:p>
+      <w:pPr>
+        <w:spacing w:after="0" w:line="283" w:lineRule="auto"/>
+        <w:rPr>
+          <w:rFonts w:ascii="Times New Roman" w:eastAsia="Brill-Roman" w:hAnsi="Times New Roman" w:cs="Times New Roman"/>
+          <w:sz w:val="24"/>
+          <w:szCs w:val="24"/>
+          <w:lang w:val="la-Latn"/>
+        </w:rPr>
+      </w:pPr>
+      <w:r>
+        <w:rPr>
+          <w:rFonts w:ascii="Times New Roman" w:eastAsia="Brill-Roman" w:hAnsi="Times New Roman" w:cs="Times New Roman"/>
+          <w:sz w:val="24"/>
+          <w:szCs w:val="24"/>
+          <w:lang w:val="la-Latn"/>
+        </w:rPr>
+        <w:t>V</w:t>
+      </w:r>
+      <w:r>
+        <w:rPr>
+          <w:rFonts w:ascii="Times New Roman" w:eastAsia="Brill-Roman" w:hAnsi="Times New Roman" w:cs="Times New Roman"/>
+          <w:sz w:val="24"/>
+          <w:szCs w:val="24"/>
+          <w:lang w:val="la-Latn"/>
+        </w:rPr>
+        <w:t>llam contrahat labem</w:t>
       </w:r>
       <w:r>
         <w:rPr>
@@ -19071,45 +21324,45 @@
           <w:szCs w:val="24"/>
           <w:lang w:val="la-Latn"/>
         </w:rPr>
-        <w:t xml:space="preserve"> Theseus redditus ex </w:t>
-      </w:r>
-      <w:r>
-        <w:rPr>
-          <w:rFonts w:ascii="Times New Roman" w:eastAsia="Brill-Roman" w:hAnsi="Times New Roman" w:cs="Times New Roman"/>
-          <w:sz w:val="24"/>
-          <w:szCs w:val="24"/>
-          <w:lang w:val="la-Latn"/>
-        </w:rPr>
-        <w:t>z</w:t>
-      </w:r>
-      <w:r>
-        <w:rPr>
-          <w:rFonts w:ascii="Times New Roman" w:eastAsia="Brill-Roman" w:hAnsi="Times New Roman" w:cs="Times New Roman"/>
-          <w:sz w:val="24"/>
-          <w:szCs w:val="24"/>
-          <w:lang w:val="la-Latn"/>
-        </w:rPr>
-        <w:t>oilo.</w:t>
-      </w:r>
-    </w:p>
-    <w:p>
-      <w:pPr>
-        <w:spacing w:after="0" w:line="283" w:lineRule="auto"/>
-        <w:rPr>
-          <w:rFonts w:ascii="Times New Roman" w:eastAsia="Brill-Roman" w:hAnsi="Times New Roman" w:cs="Times New Roman"/>
-          <w:sz w:val="24"/>
-          <w:szCs w:val="24"/>
-          <w:lang w:val="la-Latn"/>
-        </w:rPr>
-      </w:pPr>
-      <w:r>
-        <w:rPr>
-          <w:rFonts w:ascii="Times New Roman" w:eastAsia="Brill-Roman" w:hAnsi="Times New Roman" w:cs="Times New Roman"/>
-          <w:sz w:val="24"/>
-          <w:szCs w:val="24"/>
-          <w:lang w:val="la-Latn"/>
-        </w:rPr>
-        <w:t>Hem</w:t>
+        <w:t xml:space="preserve"> </w:t>
+      </w:r>
+      <w:r>
+        <w:rPr>
+          <w:rFonts w:ascii="Times New Roman" w:eastAsia="Brill-Roman" w:hAnsi="Times New Roman" w:cs="Times New Roman"/>
+          <w:sz w:val="24"/>
+          <w:szCs w:val="24"/>
+          <w:lang w:val="la-Latn"/>
+        </w:rPr>
+        <w:t>e</w:t>
+      </w:r>
+      <w:r>
+        <w:rPr>
+          <w:rFonts w:ascii="Times New Roman" w:eastAsia="Brill-Roman" w:hAnsi="Times New Roman" w:cs="Times New Roman"/>
+          <w:sz w:val="24"/>
+          <w:szCs w:val="24"/>
+          <w:lang w:val="la-Latn"/>
+        </w:rPr>
+        <w:t>n igne ardet, et immune est mali</w:t>
+      </w:r>
+    </w:p>
+    <w:p>
+      <w:pPr>
+        <w:spacing w:after="0" w:line="283" w:lineRule="auto"/>
+        <w:rPr>
+          <w:rFonts w:ascii="Times New Roman" w:eastAsia="Brill-Roman" w:hAnsi="Times New Roman" w:cs="Times New Roman"/>
+          <w:sz w:val="24"/>
+          <w:szCs w:val="24"/>
+          <w:lang w:val="la-Latn"/>
+        </w:rPr>
+      </w:pPr>
+      <w:r>
+        <w:rPr>
+          <w:rFonts w:ascii="Times New Roman" w:eastAsia="Brill-Roman" w:hAnsi="Times New Roman" w:cs="Times New Roman"/>
+          <w:sz w:val="24"/>
+          <w:szCs w:val="24"/>
+          <w:lang w:val="la-Latn"/>
+        </w:rPr>
+        <w:t>Omnis</w:t>
       </w:r>
       <w:r>
         <w:rPr>
@@ -19127,197 +21380,25 @@
           <w:szCs w:val="24"/>
           <w:lang w:val="la-Latn"/>
         </w:rPr>
-        <w:t xml:space="preserve"> tuus sum, non meus, veneficiis ita me tuis</w:t>
-      </w:r>
-    </w:p>
-    <w:p>
-      <w:pPr>
-        <w:spacing w:after="0" w:line="283" w:lineRule="auto"/>
-        <w:rPr>
-          <w:rFonts w:ascii="Times New Roman" w:eastAsia="Brill-Roman" w:hAnsi="Times New Roman" w:cs="Times New Roman"/>
-          <w:sz w:val="24"/>
-          <w:szCs w:val="24"/>
-          <w:lang w:val="la-Latn"/>
-        </w:rPr>
-      </w:pPr>
-      <w:r>
-        <w:rPr>
-          <w:rFonts w:ascii="Times New Roman" w:eastAsia="Brill-Roman" w:hAnsi="Times New Roman" w:cs="Times New Roman"/>
-          <w:sz w:val="24"/>
-          <w:szCs w:val="24"/>
-          <w:lang w:val="la-Latn"/>
-        </w:rPr>
-        <w:t>Alligasti, tu qui hic consutis lemurum et magicis dolis</w:t>
-      </w:r>
-    </w:p>
-    <w:p>
-      <w:pPr>
-        <w:spacing w:after="0" w:line="283" w:lineRule="auto"/>
-        <w:rPr>
-          <w:rFonts w:ascii="Times New Roman" w:eastAsia="Brill-Roman" w:hAnsi="Times New Roman" w:cs="Times New Roman"/>
-          <w:sz w:val="24"/>
-          <w:szCs w:val="24"/>
-          <w:lang w:val="la-Latn"/>
-        </w:rPr>
-      </w:pPr>
-      <w:r>
-        <w:rPr>
-          <w:rFonts w:ascii="Times New Roman" w:eastAsia="Brill-Roman" w:hAnsi="Times New Roman" w:cs="Times New Roman"/>
-          <w:sz w:val="24"/>
-          <w:szCs w:val="24"/>
-          <w:lang w:val="la-Latn"/>
-        </w:rPr>
-        <w:t>(410) Adstas. Hed. Im</w:t>
-      </w:r>
-      <w:r>
-        <w:rPr>
-          <w:rFonts w:ascii="Times New Roman" w:eastAsia="Brill-Roman" w:hAnsi="Times New Roman" w:cs="Times New Roman"/>
-          <w:sz w:val="24"/>
-          <w:szCs w:val="24"/>
-          <w:lang w:val="la-Latn"/>
-        </w:rPr>
-        <w:t>m</w:t>
-      </w:r>
-      <w:r>
-        <w:rPr>
-          <w:rFonts w:ascii="Times New Roman" w:eastAsia="Brill-Roman" w:hAnsi="Times New Roman" w:cs="Times New Roman"/>
-          <w:sz w:val="24"/>
-          <w:szCs w:val="24"/>
-          <w:lang w:val="la-Latn"/>
-        </w:rPr>
-        <w:t>o equidem</w:t>
-      </w:r>
-      <w:r>
-        <w:rPr>
-          <w:rFonts w:ascii="Times New Roman" w:eastAsia="Brill-Roman" w:hAnsi="Times New Roman" w:cs="Times New Roman"/>
-          <w:sz w:val="24"/>
-          <w:szCs w:val="24"/>
-          <w:lang w:val="la-Latn"/>
-        </w:rPr>
-        <w:t>,</w:t>
-      </w:r>
-      <w:r>
-        <w:rPr>
-          <w:rFonts w:ascii="Times New Roman" w:eastAsia="Brill-Roman" w:hAnsi="Times New Roman" w:cs="Times New Roman"/>
-          <w:sz w:val="24"/>
-          <w:szCs w:val="24"/>
-          <w:lang w:val="la-Latn"/>
-        </w:rPr>
-        <w:t xml:space="preserve"> tunicis consutis adsto non dolis.</w:t>
-      </w:r>
-    </w:p>
-    <w:p>
-      <w:pPr>
-        <w:spacing w:after="0" w:line="283" w:lineRule="auto"/>
-        <w:rPr>
-          <w:rFonts w:ascii="Times New Roman" w:eastAsia="Brill-Roman" w:hAnsi="Times New Roman" w:cs="Times New Roman"/>
-          <w:sz w:val="24"/>
-          <w:szCs w:val="24"/>
-          <w:lang w:val="la-Latn"/>
-        </w:rPr>
-      </w:pPr>
-      <w:r>
-        <w:rPr>
-          <w:rFonts w:ascii="Times New Roman" w:eastAsia="Brill-Roman" w:hAnsi="Times New Roman" w:cs="Times New Roman"/>
-          <w:sz w:val="24"/>
-          <w:szCs w:val="24"/>
-          <w:lang w:val="la-Latn"/>
-        </w:rPr>
-        <w:t>Gul. Hau, hau, homo tu</w:t>
-      </w:r>
-      <w:r>
-        <w:rPr>
-          <w:rFonts w:ascii="Times New Roman" w:eastAsia="Brill-Roman" w:hAnsi="Times New Roman" w:cs="Times New Roman"/>
-          <w:sz w:val="24"/>
-          <w:szCs w:val="24"/>
-          <w:lang w:val="la-Latn"/>
-        </w:rPr>
-        <w:t>m</w:t>
-      </w:r>
-      <w:r>
-        <w:rPr>
-          <w:rFonts w:ascii="Times New Roman" w:eastAsia="Brill-Roman" w:hAnsi="Times New Roman" w:cs="Times New Roman"/>
-          <w:sz w:val="24"/>
-          <w:szCs w:val="24"/>
-          <w:lang w:val="la-Latn"/>
-        </w:rPr>
-        <w:t xml:space="preserve"> sanus es? </w:t>
-      </w:r>
-      <w:r>
-        <w:rPr>
-          <w:rFonts w:ascii="Times New Roman" w:eastAsia="Brill-Roman" w:hAnsi="Times New Roman" w:cs="Times New Roman"/>
-          <w:sz w:val="24"/>
-          <w:szCs w:val="24"/>
-          <w:lang w:val="la-Latn"/>
-        </w:rPr>
-        <w:t>q</w:t>
-      </w:r>
-      <w:r>
-        <w:rPr>
-          <w:rFonts w:ascii="Times New Roman" w:eastAsia="Brill-Roman" w:hAnsi="Times New Roman" w:cs="Times New Roman"/>
-          <w:sz w:val="24"/>
-          <w:szCs w:val="24"/>
-          <w:lang w:val="la-Latn"/>
-        </w:rPr>
-        <w:t>ui tunicis hic adstare te,</w:t>
-      </w:r>
-    </w:p>
-    <w:p>
-      <w:pPr>
-        <w:spacing w:after="0" w:line="283" w:lineRule="auto"/>
-        <w:rPr>
-          <w:rFonts w:ascii="Times New Roman" w:eastAsia="Brill-Roman" w:hAnsi="Times New Roman" w:cs="Times New Roman"/>
-          <w:sz w:val="24"/>
-          <w:szCs w:val="24"/>
-          <w:lang w:val="la-Latn"/>
-        </w:rPr>
-      </w:pPr>
-      <w:r>
-        <w:rPr>
-          <w:rFonts w:ascii="Times New Roman" w:eastAsia="Brill-Roman" w:hAnsi="Times New Roman" w:cs="Times New Roman"/>
-          <w:sz w:val="24"/>
-          <w:szCs w:val="24"/>
-          <w:lang w:val="la-Latn"/>
-        </w:rPr>
-        <w:t xml:space="preserve">Autumas, non pedibus. Hed. Callide </w:t>
-      </w:r>
-      <w:r>
-        <w:rPr>
-          <w:rFonts w:ascii="Times New Roman" w:eastAsia="Brill-Roman" w:hAnsi="Times New Roman" w:cs="Times New Roman"/>
-          <w:sz w:val="24"/>
-          <w:szCs w:val="24"/>
-          <w:lang w:val="la-Latn"/>
-        </w:rPr>
-        <w:t>h</w:t>
-      </w:r>
-      <w:r>
-        <w:rPr>
-          <w:rFonts w:ascii="Times New Roman" w:eastAsia="Brill-Roman" w:hAnsi="Times New Roman" w:cs="Times New Roman"/>
-          <w:sz w:val="24"/>
-          <w:szCs w:val="24"/>
-          <w:lang w:val="la-Latn"/>
-        </w:rPr>
-        <w:t>ercle tu atqui men’ vides?</w:t>
-      </w:r>
-    </w:p>
-    <w:p>
-      <w:pPr>
-        <w:spacing w:after="0" w:line="283" w:lineRule="auto"/>
-        <w:rPr>
-          <w:rFonts w:ascii="Times New Roman" w:eastAsia="Brill-Roman" w:hAnsi="Times New Roman" w:cs="Times New Roman"/>
-          <w:sz w:val="24"/>
-          <w:szCs w:val="24"/>
-          <w:lang w:val="la-Latn"/>
-        </w:rPr>
-      </w:pPr>
-      <w:r>
-        <w:rPr>
-          <w:rFonts w:ascii="Times New Roman" w:eastAsia="Brill-Roman" w:hAnsi="Times New Roman" w:cs="Times New Roman"/>
-          <w:sz w:val="24"/>
-          <w:szCs w:val="24"/>
-          <w:lang w:val="la-Latn"/>
-        </w:rPr>
-        <w:t>Haud assum pedibus. Gul. Ita profecto elixum te ma</w:t>
+        <w:t xml:space="preserve"> </w:t>
+      </w:r>
+      <w:r>
+        <w:rPr>
+          <w:rFonts w:ascii="Times New Roman" w:eastAsia="Brill-Roman" w:hAnsi="Times New Roman" w:cs="Times New Roman"/>
+          <w:sz w:val="24"/>
+          <w:szCs w:val="24"/>
+          <w:lang w:val="la-Latn"/>
+        </w:rPr>
+        <w:t>e</w:t>
+      </w:r>
+      <w:r>
+        <w:rPr>
+          <w:rFonts w:ascii="Times New Roman" w:eastAsia="Brill-Roman" w:hAnsi="Times New Roman" w:cs="Times New Roman"/>
+          <w:sz w:val="24"/>
+          <w:szCs w:val="24"/>
+          <w:lang w:val="la-Latn"/>
+        </w:rPr>
+        <w:t>cce mea ipse capio, contineo, ser</w:t>
       </w:r>
       <w:r>
         <w:rPr>
@@ -19335,659 +21416,6 @@
           <w:szCs w:val="24"/>
           <w:lang w:val="la-Latn"/>
         </w:rPr>
-        <w:t>elim!</w:t>
-      </w:r>
-    </w:p>
-    <w:p>
-      <w:pPr>
-        <w:spacing w:after="0" w:line="283" w:lineRule="auto"/>
-        <w:rPr>
-          <w:rFonts w:ascii="Times New Roman" w:eastAsia="Brill-Roman" w:hAnsi="Times New Roman" w:cs="Times New Roman"/>
-          <w:sz w:val="24"/>
-          <w:szCs w:val="24"/>
-          <w:lang w:val="la-Latn"/>
-        </w:rPr>
-      </w:pPr>
-      <w:r>
-        <w:rPr>
-          <w:rFonts w:ascii="Times New Roman" w:eastAsia="Brill-Roman" w:hAnsi="Times New Roman" w:cs="Times New Roman"/>
-          <w:sz w:val="24"/>
-          <w:szCs w:val="24"/>
-          <w:lang w:val="la-Latn"/>
-        </w:rPr>
-        <w:t>Aeg. Euax, lepidos homines! Delicias loquuntur et rosas</w:t>
-      </w:r>
-    </w:p>
-    <w:p>
-      <w:pPr>
-        <w:spacing w:after="0" w:line="283" w:lineRule="auto"/>
-        <w:rPr>
-          <w:rFonts w:ascii="Times New Roman" w:eastAsia="Brill-Roman" w:hAnsi="Times New Roman" w:cs="Times New Roman"/>
-          <w:sz w:val="24"/>
-          <w:szCs w:val="24"/>
-          <w:lang w:val="la-Latn"/>
-        </w:rPr>
-      </w:pPr>
-      <w:r>
-        <w:rPr>
-          <w:rFonts w:ascii="Times New Roman" w:eastAsia="Brill-Roman" w:hAnsi="Times New Roman" w:cs="Times New Roman"/>
-          <w:sz w:val="24"/>
-          <w:szCs w:val="24"/>
-          <w:lang w:val="la-Latn"/>
-        </w:rPr>
-        <w:t>(415) M</w:t>
-      </w:r>
-      <w:r>
-        <w:rPr>
-          <w:rFonts w:ascii="Times New Roman" w:eastAsia="Brill-Roman" w:hAnsi="Times New Roman" w:cs="Times New Roman"/>
-          <w:sz w:val="24"/>
-          <w:szCs w:val="24"/>
-          <w:lang w:val="la-Latn"/>
-        </w:rPr>
-        <w:t>a</w:t>
-      </w:r>
-      <w:r>
-        <w:rPr>
-          <w:rFonts w:ascii="Times New Roman" w:eastAsia="Brill-Roman" w:hAnsi="Times New Roman" w:cs="Times New Roman"/>
-          <w:sz w:val="24"/>
-          <w:szCs w:val="24"/>
-          <w:lang w:val="la-Latn"/>
-        </w:rPr>
-        <w:t>erorem exturbant, animi propulsant aegritudinem.</w:t>
-      </w:r>
-    </w:p>
-    <w:p>
-      <w:pPr>
-        <w:spacing w:after="0" w:line="283" w:lineRule="auto"/>
-        <w:rPr>
-          <w:rFonts w:ascii="Times New Roman" w:eastAsia="Brill-Roman" w:hAnsi="Times New Roman" w:cs="Times New Roman"/>
-          <w:sz w:val="24"/>
-          <w:szCs w:val="24"/>
-          <w:lang w:val="la-Latn"/>
-        </w:rPr>
-      </w:pPr>
-      <w:r>
-        <w:rPr>
-          <w:rFonts w:ascii="Times New Roman" w:eastAsia="Brill-Roman" w:hAnsi="Times New Roman" w:cs="Times New Roman"/>
-          <w:sz w:val="24"/>
-          <w:szCs w:val="24"/>
-          <w:lang w:val="la-Latn"/>
-        </w:rPr>
-        <w:t>Gul. Hem, nunc tu illud insta, est noster, inhiat escam, hamum vorat.</w:t>
-      </w:r>
-    </w:p>
-    <w:p>
-      <w:pPr>
-        <w:spacing w:after="0" w:line="283" w:lineRule="auto"/>
-        <w:rPr>
-          <w:rFonts w:ascii="Times New Roman" w:eastAsia="Brill-Roman" w:hAnsi="Times New Roman" w:cs="Times New Roman"/>
-          <w:sz w:val="24"/>
-          <w:szCs w:val="24"/>
-          <w:lang w:val="la-Latn"/>
-        </w:rPr>
-      </w:pPr>
-      <w:r>
-        <w:rPr>
-          <w:rFonts w:ascii="Times New Roman" w:eastAsia="Brill-Roman" w:hAnsi="Times New Roman" w:cs="Times New Roman"/>
-          <w:sz w:val="24"/>
-          <w:szCs w:val="24"/>
-          <w:lang w:val="la-Latn"/>
-        </w:rPr>
-        <w:t>Hed. Exemplum artis, en, aliud meae o</w:t>
-      </w:r>
-      <w:r>
-        <w:rPr>
-          <w:rFonts w:ascii="Times New Roman" w:eastAsia="Brill-Roman" w:hAnsi="Times New Roman" w:cs="Times New Roman"/>
-          <w:sz w:val="24"/>
-          <w:szCs w:val="24"/>
-          <w:lang w:val="la-Latn"/>
-        </w:rPr>
-        <w:t>u</w:t>
-      </w:r>
-      <w:r>
-        <w:rPr>
-          <w:rFonts w:ascii="Times New Roman" w:eastAsia="Brill-Roman" w:hAnsi="Times New Roman" w:cs="Times New Roman"/>
-          <w:sz w:val="24"/>
-          <w:szCs w:val="24"/>
-          <w:lang w:val="la-Latn"/>
-        </w:rPr>
-        <w:t>um hoc hic quod cernitis.</w:t>
-      </w:r>
-    </w:p>
-    <w:p>
-      <w:pPr>
-        <w:spacing w:after="0" w:line="283" w:lineRule="auto"/>
-        <w:rPr>
-          <w:rFonts w:ascii="Times New Roman" w:eastAsia="Brill-Roman" w:hAnsi="Times New Roman" w:cs="Times New Roman"/>
-          <w:sz w:val="24"/>
-          <w:szCs w:val="24"/>
-          <w:lang w:val="la-Latn"/>
-        </w:rPr>
-      </w:pPr>
-      <w:r>
-        <w:rPr>
-          <w:rFonts w:ascii="Times New Roman" w:eastAsia="Brill-Roman" w:hAnsi="Times New Roman" w:cs="Times New Roman"/>
-          <w:sz w:val="24"/>
-          <w:szCs w:val="24"/>
-          <w:lang w:val="la-Latn"/>
-        </w:rPr>
-        <w:t>Auferendum ad antipodas stygiis mandabo manibus,</w:t>
-      </w:r>
-    </w:p>
-    <w:p>
-      <w:pPr>
-        <w:spacing w:after="0" w:line="283" w:lineRule="auto"/>
-        <w:rPr>
-          <w:rFonts w:ascii="Times New Roman" w:eastAsia="Brill-Roman" w:hAnsi="Times New Roman" w:cs="Times New Roman"/>
-          <w:sz w:val="24"/>
-          <w:szCs w:val="24"/>
-          <w:lang w:val="la-Latn"/>
-        </w:rPr>
-      </w:pPr>
-      <w:r>
-        <w:rPr>
-          <w:rFonts w:ascii="Times New Roman" w:eastAsia="Brill-Roman" w:hAnsi="Times New Roman" w:cs="Times New Roman"/>
-          <w:sz w:val="24"/>
-          <w:szCs w:val="24"/>
-          <w:lang w:val="la-Latn"/>
-        </w:rPr>
-        <w:t>Et fiet. Aeg. Papae! Hed. Proserpina, Pluto, Alecto, Cerbere,</w:t>
-      </w:r>
-    </w:p>
-    <w:p>
-      <w:pPr>
-        <w:spacing w:after="0" w:line="283" w:lineRule="auto"/>
-        <w:rPr>
-          <w:rFonts w:ascii="Times New Roman" w:eastAsia="Brill-Roman" w:hAnsi="Times New Roman" w:cs="Times New Roman"/>
-          <w:sz w:val="24"/>
-          <w:szCs w:val="24"/>
-          <w:lang w:val="la-Latn"/>
-        </w:rPr>
-      </w:pPr>
-    </w:p>
-    <w:p>
-      <w:pPr>
-        <w:spacing w:after="0" w:line="283" w:lineRule="auto"/>
-        <w:rPr>
-          <w:rFonts w:ascii="Times New Roman" w:eastAsia="Brill-Roman" w:hAnsi="Times New Roman" w:cs="Times New Roman"/>
-          <w:sz w:val="24"/>
-          <w:szCs w:val="24"/>
-          <w:lang w:val="la-Latn"/>
-        </w:rPr>
-      </w:pPr>
-      <w:r>
-        <w:rPr>
-          <w:rFonts w:ascii="Times New Roman" w:eastAsia="Brill-Roman" w:hAnsi="Times New Roman" w:cs="Times New Roman"/>
-          <w:sz w:val="24"/>
-          <w:szCs w:val="24"/>
-          <w:lang w:val="la-Latn"/>
-        </w:rPr>
-        <w:t>(420) Auferte hoc hinc quo</w:t>
-      </w:r>
-      <w:r>
-        <w:rPr>
-          <w:rFonts w:ascii="Times New Roman" w:eastAsia="Brill-Roman" w:hAnsi="Times New Roman" w:cs="Times New Roman"/>
-          <w:sz w:val="24"/>
-          <w:szCs w:val="24"/>
-          <w:lang w:val="la-Latn"/>
-        </w:rPr>
-        <w:t xml:space="preserve"> v</w:t>
-      </w:r>
-      <w:r>
-        <w:rPr>
-          <w:rFonts w:ascii="Times New Roman" w:eastAsia="Brill-Roman" w:hAnsi="Times New Roman" w:cs="Times New Roman"/>
-          <w:sz w:val="24"/>
-          <w:szCs w:val="24"/>
-          <w:lang w:val="la-Latn"/>
-        </w:rPr>
-        <w:t>olui foras</w:t>
-      </w:r>
-      <w:r>
-        <w:rPr>
-          <w:rFonts w:ascii="Times New Roman" w:eastAsia="Brill-Roman" w:hAnsi="Times New Roman" w:cs="Times New Roman"/>
-          <w:sz w:val="24"/>
-          <w:szCs w:val="24"/>
-          <w:lang w:val="la-Latn"/>
-        </w:rPr>
-        <w:t>, v</w:t>
-      </w:r>
-      <w:r>
-        <w:rPr>
-          <w:rFonts w:ascii="Times New Roman" w:eastAsia="Brill-Roman" w:hAnsi="Times New Roman" w:cs="Times New Roman"/>
-          <w:sz w:val="24"/>
-          <w:szCs w:val="24"/>
-          <w:lang w:val="la-Latn"/>
-        </w:rPr>
-        <w:t>idetin’ daemones</w:t>
-      </w:r>
-    </w:p>
-    <w:p>
-      <w:pPr>
-        <w:spacing w:after="0" w:line="283" w:lineRule="auto"/>
-        <w:rPr>
-          <w:rFonts w:ascii="Times New Roman" w:eastAsia="Brill-Roman" w:hAnsi="Times New Roman" w:cs="Times New Roman"/>
-          <w:sz w:val="24"/>
-          <w:szCs w:val="24"/>
-          <w:lang w:val="la-Latn"/>
-        </w:rPr>
-      </w:pPr>
-      <w:r>
-        <w:rPr>
-          <w:rFonts w:ascii="Times New Roman" w:eastAsia="Brill-Roman" w:hAnsi="Times New Roman" w:cs="Times New Roman"/>
-          <w:sz w:val="24"/>
-          <w:szCs w:val="24"/>
-          <w:lang w:val="la-Latn"/>
-        </w:rPr>
-        <w:t xml:space="preserve">Obsequi nobis? </w:t>
-      </w:r>
-      <w:r>
-        <w:rPr>
-          <w:rFonts w:ascii="Times New Roman" w:eastAsia="Brill-Roman" w:hAnsi="Times New Roman" w:cs="Times New Roman"/>
-          <w:sz w:val="24"/>
-          <w:szCs w:val="24"/>
-          <w:lang w:val="la-Latn"/>
-        </w:rPr>
-        <w:t>h</w:t>
-      </w:r>
-      <w:r>
-        <w:rPr>
-          <w:rFonts w:ascii="Times New Roman" w:eastAsia="Brill-Roman" w:hAnsi="Times New Roman" w:cs="Times New Roman"/>
-          <w:sz w:val="24"/>
-          <w:szCs w:val="24"/>
-          <w:lang w:val="la-Latn"/>
-        </w:rPr>
-        <w:t>eus reddite hoc idem. En subser</w:t>
-      </w:r>
-      <w:r>
-        <w:rPr>
-          <w:rFonts w:ascii="Times New Roman" w:eastAsia="Brill-Roman" w:hAnsi="Times New Roman" w:cs="Times New Roman"/>
-          <w:sz w:val="24"/>
-          <w:szCs w:val="24"/>
-          <w:lang w:val="la-Latn"/>
-        </w:rPr>
-        <w:t>u</w:t>
-      </w:r>
-      <w:r>
-        <w:rPr>
-          <w:rFonts w:ascii="Times New Roman" w:eastAsia="Brill-Roman" w:hAnsi="Times New Roman" w:cs="Times New Roman"/>
-          <w:sz w:val="24"/>
-          <w:szCs w:val="24"/>
-          <w:lang w:val="la-Latn"/>
-        </w:rPr>
-        <w:t>iunt.</w:t>
-      </w:r>
-    </w:p>
-    <w:p>
-      <w:pPr>
-        <w:spacing w:after="0" w:line="283" w:lineRule="auto"/>
-        <w:rPr>
-          <w:rFonts w:ascii="Times New Roman" w:eastAsia="Brill-Roman" w:hAnsi="Times New Roman" w:cs="Times New Roman"/>
-          <w:sz w:val="24"/>
-          <w:szCs w:val="24"/>
-          <w:lang w:val="la-Latn"/>
-        </w:rPr>
-      </w:pPr>
-      <w:r>
-        <w:rPr>
-          <w:rFonts w:ascii="Times New Roman" w:eastAsia="Brill-Roman" w:hAnsi="Times New Roman" w:cs="Times New Roman"/>
-          <w:sz w:val="24"/>
-          <w:szCs w:val="24"/>
-          <w:lang w:val="la-Latn"/>
-        </w:rPr>
-        <w:t>Iterum hem mando,</w:t>
-      </w:r>
-      <w:r>
-        <w:rPr>
-          <w:rFonts w:ascii="Times New Roman" w:eastAsia="Brill-Roman" w:hAnsi="Times New Roman" w:cs="Times New Roman"/>
-          <w:sz w:val="24"/>
-          <w:szCs w:val="24"/>
-          <w:lang w:val="la-Latn"/>
-        </w:rPr>
-        <w:t xml:space="preserve"> v</w:t>
-      </w:r>
-      <w:r>
-        <w:rPr>
-          <w:rFonts w:ascii="Times New Roman" w:eastAsia="Brill-Roman" w:hAnsi="Times New Roman" w:cs="Times New Roman"/>
-          <w:sz w:val="24"/>
-          <w:szCs w:val="24"/>
-          <w:lang w:val="la-Latn"/>
-        </w:rPr>
-        <w:t>t huius sit penetrabile mox annuli.</w:t>
-      </w:r>
-    </w:p>
-    <w:p>
-      <w:pPr>
-        <w:spacing w:after="0" w:line="283" w:lineRule="auto"/>
-        <w:rPr>
-          <w:rFonts w:ascii="Times New Roman" w:eastAsia="Brill-Roman" w:hAnsi="Times New Roman" w:cs="Times New Roman"/>
-          <w:sz w:val="24"/>
-          <w:szCs w:val="24"/>
-          <w:lang w:val="la-Latn"/>
-        </w:rPr>
-      </w:pPr>
-      <w:r>
-        <w:rPr>
-          <w:rFonts w:ascii="Times New Roman" w:eastAsia="Brill-Roman" w:hAnsi="Times New Roman" w:cs="Times New Roman"/>
-          <w:sz w:val="24"/>
-          <w:szCs w:val="24"/>
-          <w:lang w:val="la-Latn"/>
-        </w:rPr>
-        <w:t>Liquido cernitis quam prompti, quam praesto</w:t>
-      </w:r>
-      <w:r>
-        <w:rPr>
-          <w:rFonts w:ascii="Times New Roman" w:eastAsia="Brill-Roman" w:hAnsi="Times New Roman" w:cs="Times New Roman"/>
-          <w:sz w:val="24"/>
-          <w:szCs w:val="24"/>
-          <w:lang w:val="la-Latn"/>
-        </w:rPr>
-        <w:t xml:space="preserve"> v</w:t>
-      </w:r>
-      <w:r>
-        <w:rPr>
-          <w:rFonts w:ascii="Times New Roman" w:eastAsia="Brill-Roman" w:hAnsi="Times New Roman" w:cs="Times New Roman"/>
-          <w:sz w:val="24"/>
-          <w:szCs w:val="24"/>
-          <w:lang w:val="la-Latn"/>
-        </w:rPr>
-        <w:t>sque obtemperent.</w:t>
-      </w:r>
-    </w:p>
-    <w:p>
-      <w:pPr>
-        <w:spacing w:after="0" w:line="283" w:lineRule="auto"/>
-        <w:rPr>
-          <w:rFonts w:ascii="Times New Roman" w:eastAsia="Brill-Roman" w:hAnsi="Times New Roman" w:cs="Times New Roman"/>
-          <w:sz w:val="24"/>
-          <w:szCs w:val="24"/>
-          <w:lang w:val="la-Latn"/>
-        </w:rPr>
-      </w:pPr>
-      <w:r>
-        <w:rPr>
-          <w:rFonts w:ascii="Times New Roman" w:eastAsia="Brill-Roman" w:hAnsi="Times New Roman" w:cs="Times New Roman"/>
-          <w:sz w:val="24"/>
-          <w:szCs w:val="24"/>
-          <w:lang w:val="la-Latn"/>
-        </w:rPr>
-        <w:t>Proinde sumite hoc c</w:t>
-      </w:r>
-      <w:r>
-        <w:rPr>
-          <w:rFonts w:ascii="Times New Roman" w:eastAsia="Brill-Roman" w:hAnsi="Times New Roman" w:cs="Times New Roman"/>
-          <w:sz w:val="24"/>
-          <w:szCs w:val="24"/>
-          <w:lang w:val="la-Latn"/>
-        </w:rPr>
-        <w:t>a</w:t>
-      </w:r>
-      <w:r>
-        <w:rPr>
-          <w:rFonts w:ascii="Times New Roman" w:eastAsia="Brill-Roman" w:hAnsi="Times New Roman" w:cs="Times New Roman"/>
-          <w:sz w:val="24"/>
-          <w:szCs w:val="24"/>
-          <w:lang w:val="la-Latn"/>
-        </w:rPr>
-        <w:t>enaticum genii parasitici</w:t>
-      </w:r>
-    </w:p>
-    <w:p>
-      <w:pPr>
-        <w:spacing w:after="0" w:line="283" w:lineRule="auto"/>
-        <w:rPr>
-          <w:rFonts w:ascii="Times New Roman" w:eastAsia="Brill-Roman" w:hAnsi="Times New Roman" w:cs="Times New Roman"/>
-          <w:sz w:val="24"/>
-          <w:szCs w:val="24"/>
-          <w:lang w:val="la-Latn"/>
-        </w:rPr>
-      </w:pPr>
-      <w:r>
-        <w:rPr>
-          <w:rFonts w:ascii="Times New Roman" w:eastAsia="Brill-Roman" w:hAnsi="Times New Roman" w:cs="Times New Roman"/>
-          <w:sz w:val="24"/>
-          <w:szCs w:val="24"/>
-          <w:lang w:val="la-Latn"/>
-        </w:rPr>
-        <w:t>(425) Pro vestra bona opera hostimentum le</w:t>
-      </w:r>
-      <w:r>
-        <w:rPr>
-          <w:rFonts w:ascii="Times New Roman" w:eastAsia="Brill-Roman" w:hAnsi="Times New Roman" w:cs="Times New Roman"/>
-          <w:sz w:val="24"/>
-          <w:szCs w:val="24"/>
-          <w:lang w:val="la-Latn"/>
-        </w:rPr>
-        <w:t>u</w:t>
-      </w:r>
-      <w:r>
-        <w:rPr>
-          <w:rFonts w:ascii="Times New Roman" w:eastAsia="Brill-Roman" w:hAnsi="Times New Roman" w:cs="Times New Roman"/>
-          <w:sz w:val="24"/>
-          <w:szCs w:val="24"/>
-          <w:lang w:val="la-Latn"/>
-        </w:rPr>
-        <w:t>e</w:t>
-      </w:r>
-      <w:r>
-        <w:rPr>
-          <w:rFonts w:ascii="Times New Roman" w:eastAsia="Brill-Roman" w:hAnsi="Times New Roman" w:cs="Times New Roman"/>
-          <w:sz w:val="24"/>
-          <w:szCs w:val="24"/>
-          <w:lang w:val="la-Latn"/>
-        </w:rPr>
-        <w:t>,</w:t>
-      </w:r>
-      <w:r>
-        <w:rPr>
-          <w:rFonts w:ascii="Times New Roman" w:eastAsia="Brill-Roman" w:hAnsi="Times New Roman" w:cs="Times New Roman"/>
-          <w:sz w:val="24"/>
-          <w:szCs w:val="24"/>
-          <w:lang w:val="la-Latn"/>
-        </w:rPr>
-        <w:t xml:space="preserve"> </w:t>
-      </w:r>
-      <w:r>
-        <w:rPr>
-          <w:rFonts w:ascii="Times New Roman" w:eastAsia="Brill-Roman" w:hAnsi="Times New Roman" w:cs="Times New Roman"/>
-          <w:sz w:val="24"/>
-          <w:szCs w:val="24"/>
-          <w:lang w:val="la-Latn"/>
-        </w:rPr>
-        <w:t>a</w:t>
-      </w:r>
-      <w:r>
-        <w:rPr>
-          <w:rFonts w:ascii="Times New Roman" w:eastAsia="Brill-Roman" w:hAnsi="Times New Roman" w:cs="Times New Roman"/>
-          <w:sz w:val="24"/>
-          <w:szCs w:val="24"/>
-          <w:lang w:val="la-Latn"/>
-        </w:rPr>
-        <w:t>deste heus denuo</w:t>
-      </w:r>
-      <w:r>
-        <w:rPr>
-          <w:rFonts w:ascii="Times New Roman" w:eastAsia="Brill-Roman" w:hAnsi="Times New Roman" w:cs="Times New Roman"/>
-          <w:sz w:val="24"/>
-          <w:szCs w:val="24"/>
-          <w:lang w:val="la-Latn"/>
-        </w:rPr>
-        <w:t>.</w:t>
-      </w:r>
-    </w:p>
-    <w:p>
-      <w:pPr>
-        <w:spacing w:after="0" w:line="283" w:lineRule="auto"/>
-        <w:rPr>
-          <w:rFonts w:ascii="Times New Roman" w:eastAsia="Brill-Roman" w:hAnsi="Times New Roman" w:cs="Times New Roman"/>
-          <w:sz w:val="24"/>
-          <w:szCs w:val="24"/>
-          <w:lang w:val="la-Latn"/>
-        </w:rPr>
-      </w:pPr>
-      <w:r>
-        <w:rPr>
-          <w:rFonts w:ascii="Times New Roman" w:eastAsia="Brill-Roman" w:hAnsi="Times New Roman" w:cs="Times New Roman"/>
-          <w:sz w:val="24"/>
-          <w:szCs w:val="24"/>
-          <w:lang w:val="la-Latn"/>
-        </w:rPr>
-        <w:t>Efficite hoc</w:t>
-      </w:r>
-      <w:r>
-        <w:rPr>
-          <w:rFonts w:ascii="Times New Roman" w:eastAsia="Brill-Roman" w:hAnsi="Times New Roman" w:cs="Times New Roman"/>
-          <w:sz w:val="24"/>
-          <w:szCs w:val="24"/>
-          <w:lang w:val="la-Latn"/>
-        </w:rPr>
-        <w:t xml:space="preserve"> v</w:t>
-      </w:r>
-      <w:r>
-        <w:rPr>
-          <w:rFonts w:ascii="Times New Roman" w:eastAsia="Brill-Roman" w:hAnsi="Times New Roman" w:cs="Times New Roman"/>
-          <w:sz w:val="24"/>
-          <w:szCs w:val="24"/>
-          <w:lang w:val="la-Latn"/>
-        </w:rPr>
-        <w:t>t lintheum ardeat, neque tamen incendio</w:t>
-      </w:r>
-    </w:p>
-    <w:p>
-      <w:pPr>
-        <w:spacing w:after="0" w:line="283" w:lineRule="auto"/>
-        <w:rPr>
-          <w:rFonts w:ascii="Times New Roman" w:eastAsia="Brill-Roman" w:hAnsi="Times New Roman" w:cs="Times New Roman"/>
-          <w:sz w:val="24"/>
-          <w:szCs w:val="24"/>
-          <w:lang w:val="la-Latn"/>
-        </w:rPr>
-      </w:pPr>
-      <w:r>
-        <w:rPr>
-          <w:rFonts w:ascii="Times New Roman" w:eastAsia="Brill-Roman" w:hAnsi="Times New Roman" w:cs="Times New Roman"/>
-          <w:sz w:val="24"/>
-          <w:szCs w:val="24"/>
-          <w:lang w:val="la-Latn"/>
-        </w:rPr>
-        <w:t>V</w:t>
-      </w:r>
-      <w:r>
-        <w:rPr>
-          <w:rFonts w:ascii="Times New Roman" w:eastAsia="Brill-Roman" w:hAnsi="Times New Roman" w:cs="Times New Roman"/>
-          <w:sz w:val="24"/>
-          <w:szCs w:val="24"/>
-          <w:lang w:val="la-Latn"/>
-        </w:rPr>
-        <w:t>llam contrahat labem</w:t>
-      </w:r>
-      <w:r>
-        <w:rPr>
-          <w:rFonts w:ascii="Times New Roman" w:eastAsia="Brill-Roman" w:hAnsi="Times New Roman" w:cs="Times New Roman"/>
-          <w:sz w:val="24"/>
-          <w:szCs w:val="24"/>
-          <w:lang w:val="la-Latn"/>
-        </w:rPr>
-        <w:t>,</w:t>
-      </w:r>
-      <w:r>
-        <w:rPr>
-          <w:rFonts w:ascii="Times New Roman" w:eastAsia="Brill-Roman" w:hAnsi="Times New Roman" w:cs="Times New Roman"/>
-          <w:sz w:val="24"/>
-          <w:szCs w:val="24"/>
-          <w:lang w:val="la-Latn"/>
-        </w:rPr>
-        <w:t xml:space="preserve"> </w:t>
-      </w:r>
-      <w:r>
-        <w:rPr>
-          <w:rFonts w:ascii="Times New Roman" w:eastAsia="Brill-Roman" w:hAnsi="Times New Roman" w:cs="Times New Roman"/>
-          <w:sz w:val="24"/>
-          <w:szCs w:val="24"/>
-          <w:lang w:val="la-Latn"/>
-        </w:rPr>
-        <w:t>e</w:t>
-      </w:r>
-      <w:r>
-        <w:rPr>
-          <w:rFonts w:ascii="Times New Roman" w:eastAsia="Brill-Roman" w:hAnsi="Times New Roman" w:cs="Times New Roman"/>
-          <w:sz w:val="24"/>
-          <w:szCs w:val="24"/>
-          <w:lang w:val="la-Latn"/>
-        </w:rPr>
-        <w:t>n igne ardet, et immune est mali</w:t>
-      </w:r>
-    </w:p>
-    <w:p>
-      <w:pPr>
-        <w:spacing w:after="0" w:line="283" w:lineRule="auto"/>
-        <w:rPr>
-          <w:rFonts w:ascii="Times New Roman" w:eastAsia="Brill-Roman" w:hAnsi="Times New Roman" w:cs="Times New Roman"/>
-          <w:sz w:val="24"/>
-          <w:szCs w:val="24"/>
-          <w:lang w:val="la-Latn"/>
-        </w:rPr>
-      </w:pPr>
-      <w:r>
-        <w:rPr>
-          <w:rFonts w:ascii="Times New Roman" w:eastAsia="Brill-Roman" w:hAnsi="Times New Roman" w:cs="Times New Roman"/>
-          <w:sz w:val="24"/>
-          <w:szCs w:val="24"/>
-          <w:lang w:val="la-Latn"/>
-        </w:rPr>
-        <w:t>Omnis</w:t>
-      </w:r>
-      <w:r>
-        <w:rPr>
-          <w:rFonts w:ascii="Times New Roman" w:eastAsia="Brill-Roman" w:hAnsi="Times New Roman" w:cs="Times New Roman"/>
-          <w:sz w:val="24"/>
-          <w:szCs w:val="24"/>
-          <w:lang w:val="la-Latn"/>
-        </w:rPr>
-        <w:t>,</w:t>
-      </w:r>
-      <w:r>
-        <w:rPr>
-          <w:rFonts w:ascii="Times New Roman" w:eastAsia="Brill-Roman" w:hAnsi="Times New Roman" w:cs="Times New Roman"/>
-          <w:sz w:val="24"/>
-          <w:szCs w:val="24"/>
-          <w:lang w:val="la-Latn"/>
-        </w:rPr>
-        <w:t xml:space="preserve"> </w:t>
-      </w:r>
-      <w:r>
-        <w:rPr>
-          <w:rFonts w:ascii="Times New Roman" w:eastAsia="Brill-Roman" w:hAnsi="Times New Roman" w:cs="Times New Roman"/>
-          <w:sz w:val="24"/>
-          <w:szCs w:val="24"/>
-          <w:lang w:val="la-Latn"/>
-        </w:rPr>
-        <w:t>e</w:t>
-      </w:r>
-      <w:r>
-        <w:rPr>
-          <w:rFonts w:ascii="Times New Roman" w:eastAsia="Brill-Roman" w:hAnsi="Times New Roman" w:cs="Times New Roman"/>
-          <w:sz w:val="24"/>
-          <w:szCs w:val="24"/>
-          <w:lang w:val="la-Latn"/>
-        </w:rPr>
-        <w:t>cce mea ipse capio, contineo, ser</w:t>
-      </w:r>
-      <w:r>
-        <w:rPr>
-          <w:rFonts w:ascii="Times New Roman" w:eastAsia="Brill-Roman" w:hAnsi="Times New Roman" w:cs="Times New Roman"/>
-          <w:sz w:val="24"/>
-          <w:szCs w:val="24"/>
-          <w:lang w:val="la-Latn"/>
-        </w:rPr>
-        <w:t>u</w:t>
-      </w:r>
-      <w:r>
-        <w:rPr>
-          <w:rFonts w:ascii="Times New Roman" w:eastAsia="Brill-Roman" w:hAnsi="Times New Roman" w:cs="Times New Roman"/>
-          <w:sz w:val="24"/>
-          <w:szCs w:val="24"/>
-          <w:lang w:val="la-Latn"/>
-        </w:rPr>
         <w:t>o manu</w:t>
       </w:r>
     </w:p>
@@ -20008,7 +21436,26 @@
           <w:szCs w:val="24"/>
           <w:lang w:val="la-Latn"/>
         </w:rPr>
-        <w:t>Ignem illaesus impune. Aeg. Hei, quo munere hic non dignus es</w:t>
+        <w:t xml:space="preserve">Ignem illaesus impune. </w:t>
+      </w:r>
+      <w:r>
+        <w:rPr>
+          <w:rFonts w:ascii="Times New Roman" w:eastAsia="Brill-Roman" w:hAnsi="Times New Roman" w:cs="Times New Roman"/>
+          <w:smallCaps/>
+          <w:sz w:val="24"/>
+          <w:szCs w:val="24"/>
+          <w:lang w:val="la-Latn"/>
+        </w:rPr>
+        <w:t xml:space="preserve">@Aeg.= </w:t>
+      </w:r>
+      <w:r>
+        <w:rPr>
+          <w:rFonts w:ascii="Times New Roman" w:eastAsia="Brill-Roman" w:hAnsi="Times New Roman" w:cs="Times New Roman"/>
+          <w:sz w:val="24"/>
+          <w:szCs w:val="24"/>
+          <w:lang w:val="la-Latn"/>
+        </w:rPr>
+        <w:t>Hei, quo munere hic non dignus es</w:t>
       </w:r>
       <w:r>
         <w:rPr>
@@ -20037,7 +21484,26 @@
           <w:szCs w:val="24"/>
           <w:lang w:val="la-Latn"/>
         </w:rPr>
-        <w:t>(430) Gul. Liberali, mehercle, tu quidem praeditus es indole.</w:t>
+        <w:t xml:space="preserve">(430) </w:t>
+      </w:r>
+      <w:r>
+        <w:rPr>
+          <w:rFonts w:ascii="Times New Roman" w:eastAsia="Brill-Roman" w:hAnsi="Times New Roman" w:cs="Times New Roman"/>
+          <w:smallCaps/>
+          <w:sz w:val="24"/>
+          <w:szCs w:val="24"/>
+          <w:lang w:val="la-Latn"/>
+        </w:rPr>
+        <w:t xml:space="preserve">@Gul.= </w:t>
+      </w:r>
+      <w:r>
+        <w:rPr>
+          <w:rFonts w:ascii="Times New Roman" w:eastAsia="Brill-Roman" w:hAnsi="Times New Roman" w:cs="Times New Roman"/>
+          <w:sz w:val="24"/>
+          <w:szCs w:val="24"/>
+          <w:lang w:val="la-Latn"/>
+        </w:rPr>
+        <w:t>Liberali, mehercle, tu quidem praeditus es indole.</w:t>
       </w:r>
     </w:p>
     <w:p>
@@ -20165,7 +21631,26 @@
           <w:szCs w:val="24"/>
           <w:lang w:val="la-Latn"/>
         </w:rPr>
-        <w:t>(435) Hed. Macte animi iu</w:t>
+        <w:t xml:space="preserve">(435) </w:t>
+      </w:r>
+      <w:r>
+        <w:rPr>
+          <w:rFonts w:ascii="Times New Roman" w:eastAsia="Brill-Roman" w:hAnsi="Times New Roman" w:cs="Times New Roman"/>
+          <w:smallCaps/>
+          <w:sz w:val="24"/>
+          <w:szCs w:val="24"/>
+          <w:lang w:val="la-Latn"/>
+        </w:rPr>
+        <w:t xml:space="preserve">@Hed.= </w:t>
+      </w:r>
+      <w:r>
+        <w:rPr>
+          <w:rFonts w:ascii="Times New Roman" w:eastAsia="Brill-Roman" w:hAnsi="Times New Roman" w:cs="Times New Roman"/>
+          <w:sz w:val="24"/>
+          <w:szCs w:val="24"/>
+          <w:lang w:val="la-Latn"/>
+        </w:rPr>
+        <w:t>Macte animi iu</w:t>
       </w:r>
       <w:r>
         <w:rPr>
@@ -20409,7 +21894,26 @@
           <w:szCs w:val="24"/>
           <w:lang w:val="la-Latn"/>
         </w:rPr>
-        <w:t>(440) Aeg. Va</w:t>
+        <w:t xml:space="preserve">(440) </w:t>
+      </w:r>
+      <w:r>
+        <w:rPr>
+          <w:rFonts w:ascii="Times New Roman" w:eastAsia="Brill-Roman" w:hAnsi="Times New Roman" w:cs="Times New Roman"/>
+          <w:smallCaps/>
+          <w:sz w:val="24"/>
+          <w:szCs w:val="24"/>
+          <w:lang w:val="la-Latn"/>
+        </w:rPr>
+        <w:t xml:space="preserve">@Aeg.= </w:t>
+      </w:r>
+      <w:r>
+        <w:rPr>
+          <w:rFonts w:ascii="Times New Roman" w:eastAsia="Brill-Roman" w:hAnsi="Times New Roman" w:cs="Times New Roman"/>
+          <w:sz w:val="24"/>
+          <w:szCs w:val="24"/>
+          <w:lang w:val="la-Latn"/>
+        </w:rPr>
+        <w:t>Va</w:t>
       </w:r>
       <w:r>
         <w:rPr>
@@ -22112,7 +23616,26 @@
           <w:szCs w:val="24"/>
           <w:lang w:val="la-Latn"/>
         </w:rPr>
-        <w:t xml:space="preserve">e. Meg. Ecquid noster? </w:t>
+        <w:t xml:space="preserve">e. </w:t>
+      </w:r>
+      <w:r>
+        <w:rPr>
+          <w:rFonts w:ascii="Times New Roman" w:eastAsia="Brill-Roman" w:hAnsi="Times New Roman" w:cs="Times New Roman"/>
+          <w:smallCaps/>
+          <w:sz w:val="24"/>
+          <w:szCs w:val="24"/>
+          <w:lang w:val="la-Latn"/>
+        </w:rPr>
+        <w:t xml:space="preserve">@Meg.= </w:t>
+      </w:r>
+      <w:r>
+        <w:rPr>
+          <w:rFonts w:ascii="Times New Roman" w:eastAsia="Brill-Roman" w:hAnsi="Times New Roman" w:cs="Times New Roman"/>
+          <w:sz w:val="24"/>
+          <w:szCs w:val="24"/>
+          <w:lang w:val="la-Latn"/>
+        </w:rPr>
+        <w:t xml:space="preserve">Ecquid noster? </w:t>
       </w:r>
       <w:r>
         <w:rPr>
@@ -22146,11 +23669,40 @@
       <w:r>
         <w:rPr>
           <w:rFonts w:ascii="Times New Roman" w:eastAsia="Brill-Roman" w:hAnsi="Times New Roman" w:cs="Times New Roman"/>
-          <w:sz w:val="24"/>
-          <w:szCs w:val="24"/>
-          <w:lang w:val="la-Latn"/>
-        </w:rPr>
-        <w:t>Eub. Heu, here. Meg. Quid lachrymas? Sal</w:t>
+          <w:smallCaps/>
+          <w:sz w:val="24"/>
+          <w:szCs w:val="24"/>
+          <w:lang w:val="la-Latn"/>
+        </w:rPr>
+        <w:t xml:space="preserve">@Evb.= </w:t>
+      </w:r>
+      <w:r>
+        <w:rPr>
+          <w:rFonts w:ascii="Times New Roman" w:eastAsia="Brill-Roman" w:hAnsi="Times New Roman" w:cs="Times New Roman"/>
+          <w:sz w:val="24"/>
+          <w:szCs w:val="24"/>
+          <w:lang w:val="la-Latn"/>
+        </w:rPr>
+        <w:t xml:space="preserve">Heu, here. </w:t>
+      </w:r>
+      <w:r>
+        <w:rPr>
+          <w:rFonts w:ascii="Times New Roman" w:eastAsia="Brill-Roman" w:hAnsi="Times New Roman" w:cs="Times New Roman"/>
+          <w:smallCaps/>
+          <w:sz w:val="24"/>
+          <w:szCs w:val="24"/>
+          <w:lang w:val="la-Latn"/>
+        </w:rPr>
+        <w:t xml:space="preserve">@Meg.= </w:t>
+      </w:r>
+      <w:r>
+        <w:rPr>
+          <w:rFonts w:ascii="Times New Roman" w:eastAsia="Brill-Roman" w:hAnsi="Times New Roman" w:cs="Times New Roman"/>
+          <w:sz w:val="24"/>
+          <w:szCs w:val="24"/>
+          <w:lang w:val="la-Latn"/>
+        </w:rPr>
+        <w:t>Quid lachrymas? Sal</w:t>
       </w:r>
       <w:r>
         <w:rPr>
@@ -22168,27 +23720,75 @@
           <w:szCs w:val="24"/>
           <w:lang w:val="la-Latn"/>
         </w:rPr>
-        <w:t>usne est? Eub. Vellem quidem.</w:t>
-      </w:r>
-    </w:p>
-    <w:p>
-      <w:pPr>
-        <w:spacing w:after="0" w:line="283" w:lineRule="auto"/>
-        <w:rPr>
-          <w:rFonts w:ascii="Times New Roman" w:eastAsia="Brill-Roman" w:hAnsi="Times New Roman" w:cs="Times New Roman"/>
-          <w:sz w:val="24"/>
-          <w:szCs w:val="24"/>
-          <w:lang w:val="la-Latn"/>
-        </w:rPr>
-      </w:pPr>
-      <w:r>
-        <w:rPr>
-          <w:rFonts w:ascii="Times New Roman" w:eastAsia="Brill-Roman" w:hAnsi="Times New Roman" w:cs="Times New Roman"/>
-          <w:sz w:val="24"/>
-          <w:szCs w:val="24"/>
-          <w:lang w:val="la-Latn"/>
-        </w:rPr>
-        <w:t>Meg. Me miserum, periit, periit? Eub. Haud</w:t>
+        <w:t xml:space="preserve">usne est? </w:t>
+      </w:r>
+      <w:r>
+        <w:rPr>
+          <w:rFonts w:ascii="Times New Roman" w:eastAsia="Brill-Roman" w:hAnsi="Times New Roman" w:cs="Times New Roman"/>
+          <w:smallCaps/>
+          <w:sz w:val="24"/>
+          <w:szCs w:val="24"/>
+          <w:lang w:val="la-Latn"/>
+        </w:rPr>
+        <w:t xml:space="preserve">@Evb.= </w:t>
+      </w:r>
+      <w:r>
+        <w:rPr>
+          <w:rFonts w:ascii="Times New Roman" w:eastAsia="Brill-Roman" w:hAnsi="Times New Roman" w:cs="Times New Roman"/>
+          <w:sz w:val="24"/>
+          <w:szCs w:val="24"/>
+          <w:lang w:val="la-Latn"/>
+        </w:rPr>
+        <w:t>Vellem quidem.</w:t>
+      </w:r>
+    </w:p>
+    <w:p>
+      <w:pPr>
+        <w:spacing w:after="0" w:line="283" w:lineRule="auto"/>
+        <w:rPr>
+          <w:rFonts w:ascii="Times New Roman" w:eastAsia="Brill-Roman" w:hAnsi="Times New Roman" w:cs="Times New Roman"/>
+          <w:sz w:val="24"/>
+          <w:szCs w:val="24"/>
+          <w:lang w:val="la-Latn"/>
+        </w:rPr>
+      </w:pPr>
+      <w:r>
+        <w:rPr>
+          <w:rFonts w:ascii="Times New Roman" w:eastAsia="Brill-Roman" w:hAnsi="Times New Roman" w:cs="Times New Roman"/>
+          <w:smallCaps/>
+          <w:sz w:val="24"/>
+          <w:szCs w:val="24"/>
+          <w:lang w:val="la-Latn"/>
+        </w:rPr>
+        <w:t xml:space="preserve">@Meg.= </w:t>
+      </w:r>
+      <w:r>
+        <w:rPr>
+          <w:rFonts w:ascii="Times New Roman" w:eastAsia="Brill-Roman" w:hAnsi="Times New Roman" w:cs="Times New Roman"/>
+          <w:sz w:val="24"/>
+          <w:szCs w:val="24"/>
+          <w:lang w:val="la-Latn"/>
+        </w:rPr>
+        <w:t xml:space="preserve">Me miserum, periit, periit? </w:t>
+      </w:r>
+      <w:r>
+        <w:rPr>
+          <w:rFonts w:ascii="Times New Roman" w:eastAsia="Brill-Roman" w:hAnsi="Times New Roman" w:cs="Times New Roman"/>
+          <w:smallCaps/>
+          <w:sz w:val="24"/>
+          <w:szCs w:val="24"/>
+          <w:lang w:val="la-Latn"/>
+        </w:rPr>
+        <w:t xml:space="preserve">@Evb.= </w:t>
+      </w:r>
+      <w:r>
+        <w:rPr>
+          <w:rFonts w:ascii="Times New Roman" w:eastAsia="Brill-Roman" w:hAnsi="Times New Roman" w:cs="Times New Roman"/>
+          <w:sz w:val="24"/>
+          <w:szCs w:val="24"/>
+          <w:lang w:val="la-Latn"/>
+        </w:rPr>
+        <w:t>Haud</w:t>
       </w:r>
       <w:r>
         <w:rPr>
@@ -22226,27 +23826,65 @@
           <w:szCs w:val="24"/>
           <w:lang w:val="la-Latn"/>
         </w:rPr>
-        <w:t>Animi laborat aegritudine. Meg. Oh quid audio?</w:t>
-      </w:r>
-    </w:p>
-    <w:p>
-      <w:pPr>
-        <w:spacing w:after="0" w:line="283" w:lineRule="auto"/>
-        <w:rPr>
-          <w:rFonts w:ascii="Times New Roman" w:eastAsia="Brill-Roman" w:hAnsi="Times New Roman" w:cs="Times New Roman"/>
-          <w:sz w:val="24"/>
-          <w:szCs w:val="24"/>
-          <w:lang w:val="la-Latn"/>
-        </w:rPr>
-      </w:pPr>
-      <w:r>
-        <w:rPr>
-          <w:rFonts w:ascii="Times New Roman" w:eastAsia="Brill-Roman" w:hAnsi="Times New Roman" w:cs="Times New Roman"/>
-          <w:sz w:val="24"/>
-          <w:szCs w:val="24"/>
-          <w:lang w:val="la-Latn"/>
-        </w:rPr>
-        <w:t>(480) Eub. Disciplinae iamdudum nostrae tranfuga</w:t>
+        <w:t xml:space="preserve">Animi laborat aegritudine. </w:t>
+      </w:r>
+      <w:r>
+        <w:rPr>
+          <w:rFonts w:ascii="Times New Roman" w:eastAsia="Brill-Roman" w:hAnsi="Times New Roman" w:cs="Times New Roman"/>
+          <w:smallCaps/>
+          <w:sz w:val="24"/>
+          <w:szCs w:val="24"/>
+          <w:lang w:val="la-Latn"/>
+        </w:rPr>
+        <w:t xml:space="preserve">@Meg.= </w:t>
+      </w:r>
+      <w:r>
+        <w:rPr>
+          <w:rFonts w:ascii="Times New Roman" w:eastAsia="Brill-Roman" w:hAnsi="Times New Roman" w:cs="Times New Roman"/>
+          <w:sz w:val="24"/>
+          <w:szCs w:val="24"/>
+          <w:lang w:val="la-Latn"/>
+        </w:rPr>
+        <w:t>Oh quid audio?</w:t>
+      </w:r>
+    </w:p>
+    <w:p>
+      <w:pPr>
+        <w:spacing w:after="0" w:line="283" w:lineRule="auto"/>
+        <w:rPr>
+          <w:rFonts w:ascii="Times New Roman" w:eastAsia="Brill-Roman" w:hAnsi="Times New Roman" w:cs="Times New Roman"/>
+          <w:sz w:val="24"/>
+          <w:szCs w:val="24"/>
+          <w:lang w:val="la-Latn"/>
+        </w:rPr>
+      </w:pPr>
+      <w:r>
+        <w:rPr>
+          <w:rFonts w:ascii="Times New Roman" w:eastAsia="Brill-Roman" w:hAnsi="Times New Roman" w:cs="Times New Roman"/>
+          <w:sz w:val="24"/>
+          <w:szCs w:val="24"/>
+          <w:lang w:val="la-Latn"/>
+        </w:rPr>
+        <w:t xml:space="preserve">(480) </w:t>
+      </w:r>
+      <w:r>
+        <w:rPr>
+          <w:rFonts w:ascii="Times New Roman" w:eastAsia="Brill-Roman" w:hAnsi="Times New Roman" w:cs="Times New Roman"/>
+          <w:smallCaps/>
+          <w:sz w:val="24"/>
+          <w:szCs w:val="24"/>
+          <w:lang w:val="la-Latn"/>
+        </w:rPr>
+        <w:t xml:space="preserve">@Evb.= </w:t>
+      </w:r>
+      <w:r>
+        <w:rPr>
+          <w:rFonts w:ascii="Times New Roman" w:eastAsia="Brill-Roman" w:hAnsi="Times New Roman" w:cs="Times New Roman"/>
+          <w:sz w:val="24"/>
+          <w:szCs w:val="24"/>
+          <w:lang w:val="la-Latn"/>
+        </w:rPr>
+        <w:t>Disciplinae iamdudum nostrae tranfuga</w:t>
       </w:r>
       <w:r>
         <w:rPr>
@@ -22355,7 +23993,26 @@
           <w:szCs w:val="24"/>
           <w:lang w:val="la-Latn"/>
         </w:rPr>
-        <w:t xml:space="preserve">(485) Meg. Heu tales nactus est praeceptores? </w:t>
+        <w:t xml:space="preserve">(485) </w:t>
+      </w:r>
+      <w:r>
+        <w:rPr>
+          <w:rFonts w:ascii="Times New Roman" w:eastAsia="Brill-Roman" w:hAnsi="Times New Roman" w:cs="Times New Roman"/>
+          <w:smallCaps/>
+          <w:sz w:val="24"/>
+          <w:szCs w:val="24"/>
+          <w:lang w:val="la-Latn"/>
+        </w:rPr>
+        <w:t xml:space="preserve">@Meg.= </w:t>
+      </w:r>
+      <w:r>
+        <w:rPr>
+          <w:rFonts w:ascii="Times New Roman" w:eastAsia="Brill-Roman" w:hAnsi="Times New Roman" w:cs="Times New Roman"/>
+          <w:sz w:val="24"/>
+          <w:szCs w:val="24"/>
+          <w:lang w:val="la-Latn"/>
+        </w:rPr>
+        <w:t xml:space="preserve">Heu tales nactus est praeceptores? </w:t>
       </w:r>
       <w:r>
         <w:rPr>
@@ -22393,7 +24050,26 @@
           <w:szCs w:val="24"/>
           <w:lang w:val="la-Latn"/>
         </w:rPr>
-        <w:t>Gladium. Eub. Megadore affectat ad crimina viam</w:t>
+        <w:t xml:space="preserve">Gladium. </w:t>
+      </w:r>
+      <w:r>
+        <w:rPr>
+          <w:rFonts w:ascii="Times New Roman" w:eastAsia="Brill-Roman" w:hAnsi="Times New Roman" w:cs="Times New Roman"/>
+          <w:smallCaps/>
+          <w:sz w:val="24"/>
+          <w:szCs w:val="24"/>
+          <w:lang w:val="la-Latn"/>
+        </w:rPr>
+        <w:t xml:space="preserve">@Evb.= </w:t>
+      </w:r>
+      <w:r>
+        <w:rPr>
+          <w:rFonts w:ascii="Times New Roman" w:eastAsia="Brill-Roman" w:hAnsi="Times New Roman" w:cs="Times New Roman"/>
+          <w:sz w:val="24"/>
+          <w:szCs w:val="24"/>
+          <w:lang w:val="la-Latn"/>
+        </w:rPr>
+        <w:t>Megadore affectat ad crimina viam</w:t>
       </w:r>
     </w:p>
     <w:p>
@@ -22717,7 +24393,26 @@
           <w:szCs w:val="24"/>
           <w:lang w:val="la-Latn"/>
         </w:rPr>
-        <w:t>Aspectu, Megadore, Megadore! Meg. Lachr</w:t>
+        <w:t xml:space="preserve">Aspectu, Megadore, Megadore! </w:t>
+      </w:r>
+      <w:r>
+        <w:rPr>
+          <w:rFonts w:ascii="Times New Roman" w:eastAsia="Brill-Roman" w:hAnsi="Times New Roman" w:cs="Times New Roman"/>
+          <w:smallCaps/>
+          <w:sz w:val="24"/>
+          <w:szCs w:val="24"/>
+          <w:lang w:val="la-Latn"/>
+        </w:rPr>
+        <w:t xml:space="preserve">@Meg.= </w:t>
+      </w:r>
+      <w:r>
+        <w:rPr>
+          <w:rFonts w:ascii="Times New Roman" w:eastAsia="Brill-Roman" w:hAnsi="Times New Roman" w:cs="Times New Roman"/>
+          <w:sz w:val="24"/>
+          <w:szCs w:val="24"/>
+          <w:lang w:val="la-Latn"/>
+        </w:rPr>
+        <w:t>Lachr</w:t>
       </w:r>
       <w:r>
         <w:rPr>
@@ -22849,7 +24544,45 @@
           <w:szCs w:val="24"/>
           <w:lang w:val="la-Latn"/>
         </w:rPr>
-        <w:t>Nobis, nec faciet. Eub. Aspergis aquam. Meg. Spe trahor</w:t>
+        <w:t xml:space="preserve">Nobis, nec faciet. </w:t>
+      </w:r>
+      <w:r>
+        <w:rPr>
+          <w:rFonts w:ascii="Times New Roman" w:eastAsia="Brill-Roman" w:hAnsi="Times New Roman" w:cs="Times New Roman"/>
+          <w:smallCaps/>
+          <w:sz w:val="24"/>
+          <w:szCs w:val="24"/>
+          <w:lang w:val="la-Latn"/>
+        </w:rPr>
+        <w:t xml:space="preserve">@Evb.= </w:t>
+      </w:r>
+      <w:r>
+        <w:rPr>
+          <w:rFonts w:ascii="Times New Roman" w:eastAsia="Brill-Roman" w:hAnsi="Times New Roman" w:cs="Times New Roman"/>
+          <w:sz w:val="24"/>
+          <w:szCs w:val="24"/>
+          <w:lang w:val="la-Latn"/>
+        </w:rPr>
+        <w:t xml:space="preserve">Aspergis aquam. </w:t>
+      </w:r>
+      <w:r>
+        <w:rPr>
+          <w:rFonts w:ascii="Times New Roman" w:eastAsia="Brill-Roman" w:hAnsi="Times New Roman" w:cs="Times New Roman"/>
+          <w:smallCaps/>
+          <w:sz w:val="24"/>
+          <w:szCs w:val="24"/>
+          <w:lang w:val="la-Latn"/>
+        </w:rPr>
+        <w:t xml:space="preserve">@Meg.= </w:t>
+      </w:r>
+      <w:r>
+        <w:rPr>
+          <w:rFonts w:ascii="Times New Roman" w:eastAsia="Brill-Roman" w:hAnsi="Times New Roman" w:cs="Times New Roman"/>
+          <w:sz w:val="24"/>
+          <w:szCs w:val="24"/>
+          <w:lang w:val="la-Latn"/>
+        </w:rPr>
+        <w:t>Spe trahor</w:t>
       </w:r>
     </w:p>
     <w:p>
@@ -23228,11 +24961,59 @@
       <w:r>
         <w:rPr>
           <w:rFonts w:ascii="Times New Roman" w:eastAsia="Brill-Roman" w:hAnsi="Times New Roman" w:cs="Times New Roman"/>
-          <w:sz w:val="24"/>
-          <w:szCs w:val="24"/>
-          <w:lang w:val="la-Latn"/>
-        </w:rPr>
-        <w:t>Eu. Bona verba, quaeso. Meg. Quod res est dico. Eu. Dehinc</w:t>
+          <w:smallCaps/>
+          <w:sz w:val="24"/>
+          <w:szCs w:val="24"/>
+          <w:lang w:val="la-Latn"/>
+        </w:rPr>
+        <w:t xml:space="preserve">@Ev.= </w:t>
+      </w:r>
+      <w:r>
+        <w:rPr>
+          <w:rFonts w:ascii="Times New Roman" w:eastAsia="Brill-Roman" w:hAnsi="Times New Roman" w:cs="Times New Roman"/>
+          <w:sz w:val="24"/>
+          <w:szCs w:val="24"/>
+          <w:lang w:val="la-Latn"/>
+        </w:rPr>
+        <w:t xml:space="preserve">Bona verba, quaeso. </w:t>
+      </w:r>
+      <w:r>
+        <w:rPr>
+          <w:rFonts w:ascii="Times New Roman" w:eastAsia="Brill-Roman" w:hAnsi="Times New Roman" w:cs="Times New Roman"/>
+          <w:smallCaps/>
+          <w:sz w:val="24"/>
+          <w:szCs w:val="24"/>
+          <w:lang w:val="la-Latn"/>
+        </w:rPr>
+        <w:t xml:space="preserve">@Meg.= </w:t>
+      </w:r>
+      <w:r>
+        <w:rPr>
+          <w:rFonts w:ascii="Times New Roman" w:eastAsia="Brill-Roman" w:hAnsi="Times New Roman" w:cs="Times New Roman"/>
+          <w:sz w:val="24"/>
+          <w:szCs w:val="24"/>
+          <w:lang w:val="la-Latn"/>
+        </w:rPr>
+        <w:t xml:space="preserve">Quod res est dico. </w:t>
+      </w:r>
+      <w:r>
+        <w:rPr>
+          <w:rFonts w:ascii="Times New Roman" w:eastAsia="Brill-Roman" w:hAnsi="Times New Roman" w:cs="Times New Roman"/>
+          <w:smallCaps/>
+          <w:sz w:val="24"/>
+          <w:szCs w:val="24"/>
+          <w:lang w:val="la-Latn"/>
+        </w:rPr>
+        <w:t xml:space="preserve">@Ev.= </w:t>
+      </w:r>
+      <w:r>
+        <w:rPr>
+          <w:rFonts w:ascii="Times New Roman" w:eastAsia="Brill-Roman" w:hAnsi="Times New Roman" w:cs="Times New Roman"/>
+          <w:sz w:val="24"/>
+          <w:szCs w:val="24"/>
+          <w:lang w:val="la-Latn"/>
+        </w:rPr>
+        <w:t>Dehinc</w:t>
       </w:r>
     </w:p>
     <w:p>
@@ -23560,27 +25341,84 @@
           <w:szCs w:val="24"/>
           <w:lang w:val="la-Latn"/>
         </w:rPr>
-        <w:t xml:space="preserve"> Gu. Abeam? He. Quid tibi rei</w:t>
-      </w:r>
-    </w:p>
-    <w:p>
-      <w:pPr>
-        <w:spacing w:after="0" w:line="283" w:lineRule="auto"/>
-        <w:rPr>
-          <w:rFonts w:ascii="Times New Roman" w:eastAsia="Brill-Roman" w:hAnsi="Times New Roman" w:cs="Times New Roman"/>
-          <w:sz w:val="24"/>
-          <w:szCs w:val="24"/>
-          <w:lang w:val="la-Latn"/>
-        </w:rPr>
-      </w:pPr>
-      <w:r>
-        <w:rPr>
-          <w:rFonts w:ascii="Times New Roman" w:eastAsia="Brill-Roman" w:hAnsi="Times New Roman" w:cs="Times New Roman"/>
-          <w:sz w:val="24"/>
-          <w:szCs w:val="24"/>
-          <w:lang w:val="la-Latn"/>
-        </w:rPr>
-        <w:t>Hic est? G. Nempe quod in balneo cani</w:t>
+        <w:t xml:space="preserve"> </w:t>
+      </w:r>
+      <w:r>
+        <w:rPr>
+          <w:rFonts w:ascii="Times New Roman" w:eastAsia="Brill-Roman" w:hAnsi="Times New Roman" w:cs="Times New Roman"/>
+          <w:smallCaps/>
+          <w:sz w:val="24"/>
+          <w:szCs w:val="24"/>
+          <w:lang w:val="la-Latn"/>
+        </w:rPr>
+        <w:t xml:space="preserve">@Gu.= </w:t>
+      </w:r>
+      <w:r>
+        <w:rPr>
+          <w:rFonts w:ascii="Times New Roman" w:eastAsia="Brill-Roman" w:hAnsi="Times New Roman" w:cs="Times New Roman"/>
+          <w:sz w:val="24"/>
+          <w:szCs w:val="24"/>
+          <w:lang w:val="la-Latn"/>
+        </w:rPr>
+        <w:t xml:space="preserve">Abeam? </w:t>
+      </w:r>
+      <w:r>
+        <w:rPr>
+          <w:rFonts w:ascii="Times New Roman" w:eastAsia="Brill-Roman" w:hAnsi="Times New Roman" w:cs="Times New Roman"/>
+          <w:smallCaps/>
+          <w:sz w:val="24"/>
+          <w:szCs w:val="24"/>
+          <w:lang w:val="la-Latn"/>
+        </w:rPr>
+        <w:t xml:space="preserve">@He.= </w:t>
+      </w:r>
+      <w:r>
+        <w:rPr>
+          <w:rFonts w:ascii="Times New Roman" w:eastAsia="Brill-Roman" w:hAnsi="Times New Roman" w:cs="Times New Roman"/>
+          <w:sz w:val="24"/>
+          <w:szCs w:val="24"/>
+          <w:lang w:val="la-Latn"/>
+        </w:rPr>
+        <w:t>Quid tibi rei</w:t>
+      </w:r>
+    </w:p>
+    <w:p>
+      <w:pPr>
+        <w:spacing w:after="0" w:line="283" w:lineRule="auto"/>
+        <w:rPr>
+          <w:rFonts w:ascii="Times New Roman" w:eastAsia="Brill-Roman" w:hAnsi="Times New Roman" w:cs="Times New Roman"/>
+          <w:sz w:val="24"/>
+          <w:szCs w:val="24"/>
+          <w:lang w:val="la-Latn"/>
+        </w:rPr>
+      </w:pPr>
+      <w:r>
+        <w:rPr>
+          <w:rFonts w:ascii="Times New Roman" w:eastAsia="Brill-Roman" w:hAnsi="Times New Roman" w:cs="Times New Roman"/>
+          <w:sz w:val="24"/>
+          <w:szCs w:val="24"/>
+          <w:lang w:val="la-Latn"/>
+        </w:rPr>
+        <w:t xml:space="preserve">Hic est? </w:t>
+      </w:r>
+      <w:r>
+        <w:rPr>
+          <w:rFonts w:ascii="Times New Roman" w:eastAsia="Brill-Roman" w:hAnsi="Times New Roman" w:cs="Times New Roman"/>
+          <w:smallCaps/>
+          <w:sz w:val="24"/>
+          <w:szCs w:val="24"/>
+          <w:lang w:val="la-Latn"/>
+        </w:rPr>
+        <w:t xml:space="preserve">@G.= </w:t>
+      </w:r>
+      <w:r>
+        <w:rPr>
+          <w:rFonts w:ascii="Times New Roman" w:eastAsia="Brill-Roman" w:hAnsi="Times New Roman" w:cs="Times New Roman"/>
+          <w:sz w:val="24"/>
+          <w:szCs w:val="24"/>
+          <w:lang w:val="la-Latn"/>
+        </w:rPr>
+        <w:t>Nempe quod in balneo cani</w:t>
       </w:r>
       <w:r>
         <w:rPr>
@@ -23636,7 +25474,26 @@
           <w:szCs w:val="24"/>
           <w:lang w:val="la-Latn"/>
         </w:rPr>
-        <w:t xml:space="preserve"> hic mihi? Hed. Nempe idipsum</w:t>
+        <w:t xml:space="preserve"> hic mihi? </w:t>
+      </w:r>
+      <w:r>
+        <w:rPr>
+          <w:rFonts w:ascii="Times New Roman" w:eastAsia="Brill-Roman" w:hAnsi="Times New Roman" w:cs="Times New Roman"/>
+          <w:smallCaps/>
+          <w:sz w:val="24"/>
+          <w:szCs w:val="24"/>
+          <w:lang w:val="la-Latn"/>
+        </w:rPr>
+        <w:t xml:space="preserve">@Hed.= </w:t>
+      </w:r>
+      <w:r>
+        <w:rPr>
+          <w:rFonts w:ascii="Times New Roman" w:eastAsia="Brill-Roman" w:hAnsi="Times New Roman" w:cs="Times New Roman"/>
+          <w:sz w:val="24"/>
+          <w:szCs w:val="24"/>
+          <w:lang w:val="la-Latn"/>
+        </w:rPr>
+        <w:t>Nempe idipsum</w:t>
       </w:r>
       <w:r>
         <w:rPr>
@@ -23795,7 +25652,26 @@
           <w:szCs w:val="24"/>
           <w:lang w:val="la-Latn"/>
         </w:rPr>
-        <w:t>Quid tu, malum, me sequeris? Gul. Decretum est mihi,</w:t>
+        <w:t xml:space="preserve">Quid tu, malum, me sequeris? </w:t>
+      </w:r>
+      <w:r>
+        <w:rPr>
+          <w:rFonts w:ascii="Times New Roman" w:eastAsia="Brill-Roman" w:hAnsi="Times New Roman" w:cs="Times New Roman"/>
+          <w:smallCaps/>
+          <w:sz w:val="24"/>
+          <w:szCs w:val="24"/>
+          <w:lang w:val="la-Latn"/>
+        </w:rPr>
+        <w:t xml:space="preserve">@Gul.= </w:t>
+      </w:r>
+      <w:r>
+        <w:rPr>
+          <w:rFonts w:ascii="Times New Roman" w:eastAsia="Brill-Roman" w:hAnsi="Times New Roman" w:cs="Times New Roman"/>
+          <w:sz w:val="24"/>
+          <w:szCs w:val="24"/>
+          <w:lang w:val="la-Latn"/>
+        </w:rPr>
+        <w:t>Decretum est mihi,</w:t>
       </w:r>
     </w:p>
     <w:p>
@@ -23849,31 +25725,51 @@
       <w:r>
         <w:rPr>
           <w:rFonts w:ascii="Times New Roman" w:eastAsia="Brill-Roman" w:hAnsi="Times New Roman" w:cs="Times New Roman"/>
-          <w:sz w:val="24"/>
-          <w:szCs w:val="24"/>
-          <w:lang w:val="la-Latn"/>
-        </w:rPr>
-        <w:t>Hed. Quid si directus hinc abeam in malam crucem?</w:t>
-      </w:r>
-    </w:p>
-    <w:p>
-      <w:pPr>
-        <w:spacing w:after="0" w:line="283" w:lineRule="auto"/>
-        <w:rPr>
-          <w:rFonts w:ascii="Times New Roman" w:eastAsia="Brill-Roman" w:hAnsi="Times New Roman" w:cs="Times New Roman"/>
-          <w:sz w:val="24"/>
-          <w:szCs w:val="24"/>
-          <w:lang w:val="la-Latn"/>
-        </w:rPr>
-      </w:pPr>
-      <w:r>
-        <w:rPr>
-          <w:rFonts w:ascii="Times New Roman" w:eastAsia="Brill-Roman" w:hAnsi="Times New Roman" w:cs="Times New Roman"/>
-          <w:sz w:val="24"/>
-          <w:szCs w:val="24"/>
-          <w:lang w:val="la-Latn"/>
-        </w:rPr>
-        <w:t>G. Est certum mihi tecum ad crucem</w:t>
+          <w:smallCaps/>
+          <w:sz w:val="24"/>
+          <w:szCs w:val="24"/>
+          <w:lang w:val="la-Latn"/>
+        </w:rPr>
+        <w:t xml:space="preserve">@Hed.= </w:t>
+      </w:r>
+      <w:r>
+        <w:rPr>
+          <w:rFonts w:ascii="Times New Roman" w:eastAsia="Brill-Roman" w:hAnsi="Times New Roman" w:cs="Times New Roman"/>
+          <w:sz w:val="24"/>
+          <w:szCs w:val="24"/>
+          <w:lang w:val="la-Latn"/>
+        </w:rPr>
+        <w:t>Quid si directus hinc abeam in malam crucem?</w:t>
+      </w:r>
+    </w:p>
+    <w:p>
+      <w:pPr>
+        <w:spacing w:after="0" w:line="283" w:lineRule="auto"/>
+        <w:rPr>
+          <w:rFonts w:ascii="Times New Roman" w:eastAsia="Brill-Roman" w:hAnsi="Times New Roman" w:cs="Times New Roman"/>
+          <w:sz w:val="24"/>
+          <w:szCs w:val="24"/>
+          <w:lang w:val="la-Latn"/>
+        </w:rPr>
+      </w:pPr>
+      <w:r>
+        <w:rPr>
+          <w:rFonts w:ascii="Times New Roman" w:eastAsia="Brill-Roman" w:hAnsi="Times New Roman" w:cs="Times New Roman"/>
+          <w:smallCaps/>
+          <w:sz w:val="24"/>
+          <w:szCs w:val="24"/>
+          <w:lang w:val="la-Latn"/>
+        </w:rPr>
+        <w:t xml:space="preserve">@G.= </w:t>
+      </w:r>
+      <w:r>
+        <w:rPr>
+          <w:rFonts w:ascii="Times New Roman" w:eastAsia="Brill-Roman" w:hAnsi="Times New Roman" w:cs="Times New Roman"/>
+          <w:sz w:val="24"/>
+          <w:szCs w:val="24"/>
+          <w:lang w:val="la-Latn"/>
+        </w:rPr>
+        <w:t>Est certum mihi tecum ad crucem</w:t>
       </w:r>
       <w:r>
         <w:rPr>
@@ -23949,7 +25845,26 @@
           <w:szCs w:val="24"/>
           <w:lang w:val="la-Latn"/>
         </w:rPr>
-        <w:t xml:space="preserve"> Hed. Quid restitas?</w:t>
+        <w:t xml:space="preserve"> </w:t>
+      </w:r>
+      <w:r>
+        <w:rPr>
+          <w:rFonts w:ascii="Times New Roman" w:eastAsia="Brill-Roman" w:hAnsi="Times New Roman" w:cs="Times New Roman"/>
+          <w:smallCaps/>
+          <w:sz w:val="24"/>
+          <w:szCs w:val="24"/>
+          <w:lang w:val="la-Latn"/>
+        </w:rPr>
+        <w:t xml:space="preserve">@Hed.= </w:t>
+      </w:r>
+      <w:r>
+        <w:rPr>
+          <w:rFonts w:ascii="Times New Roman" w:eastAsia="Brill-Roman" w:hAnsi="Times New Roman" w:cs="Times New Roman"/>
+          <w:sz w:val="24"/>
+          <w:szCs w:val="24"/>
+          <w:lang w:val="la-Latn"/>
+        </w:rPr>
+        <w:t>Quid restitas?</w:t>
       </w:r>
     </w:p>
     <w:p>
@@ -24005,7 +25920,26 @@
           <w:szCs w:val="24"/>
           <w:lang w:val="la-Latn"/>
         </w:rPr>
-        <w:t xml:space="preserve"> G. Siquidem</w:t>
+        <w:t xml:space="preserve"> </w:t>
+      </w:r>
+      <w:r>
+        <w:rPr>
+          <w:rFonts w:ascii="Times New Roman" w:eastAsia="Brill-Roman" w:hAnsi="Times New Roman" w:cs="Times New Roman"/>
+          <w:smallCaps/>
+          <w:sz w:val="24"/>
+          <w:szCs w:val="24"/>
+          <w:lang w:val="la-Latn"/>
+        </w:rPr>
+        <w:t xml:space="preserve">@G.= </w:t>
+      </w:r>
+      <w:r>
+        <w:rPr>
+          <w:rFonts w:ascii="Times New Roman" w:eastAsia="Brill-Roman" w:hAnsi="Times New Roman" w:cs="Times New Roman"/>
+          <w:sz w:val="24"/>
+          <w:szCs w:val="24"/>
+          <w:lang w:val="la-Latn"/>
+        </w:rPr>
+        <w:t>Siquidem</w:t>
       </w:r>
     </w:p>
     <w:p>
@@ -24045,7 +25979,26 @@
           <w:szCs w:val="24"/>
           <w:lang w:val="la-Latn"/>
         </w:rPr>
-        <w:t>Contigit, partem actutum das. Hed. Siquidem tibi</w:t>
+        <w:t xml:space="preserve">Contigit, partem actutum das. </w:t>
+      </w:r>
+      <w:r>
+        <w:rPr>
+          <w:rFonts w:ascii="Times New Roman" w:eastAsia="Brill-Roman" w:hAnsi="Times New Roman" w:cs="Times New Roman"/>
+          <w:smallCaps/>
+          <w:sz w:val="24"/>
+          <w:szCs w:val="24"/>
+          <w:lang w:val="la-Latn"/>
+        </w:rPr>
+        <w:t xml:space="preserve">@Hed.= </w:t>
+      </w:r>
+      <w:r>
+        <w:rPr>
+          <w:rFonts w:ascii="Times New Roman" w:eastAsia="Brill-Roman" w:hAnsi="Times New Roman" w:cs="Times New Roman"/>
+          <w:sz w:val="24"/>
+          <w:szCs w:val="24"/>
+          <w:lang w:val="la-Latn"/>
+        </w:rPr>
+        <w:t>Siquidem tibi</w:t>
       </w:r>
     </w:p>
     <w:p>
@@ -24085,7 +26038,26 @@
           <w:szCs w:val="24"/>
           <w:lang w:val="la-Latn"/>
         </w:rPr>
-        <w:t>Aufers. G. Tu</w:t>
+        <w:t xml:space="preserve">Aufers. </w:t>
+      </w:r>
+      <w:r>
+        <w:rPr>
+          <w:rFonts w:ascii="Times New Roman" w:eastAsia="Brill-Roman" w:hAnsi="Times New Roman" w:cs="Times New Roman"/>
+          <w:smallCaps/>
+          <w:sz w:val="24"/>
+          <w:szCs w:val="24"/>
+          <w:lang w:val="la-Latn"/>
+        </w:rPr>
+        <w:t xml:space="preserve">@G.= </w:t>
+      </w:r>
+      <w:r>
+        <w:rPr>
+          <w:rFonts w:ascii="Times New Roman" w:eastAsia="Brill-Roman" w:hAnsi="Times New Roman" w:cs="Times New Roman"/>
+          <w:sz w:val="24"/>
+          <w:szCs w:val="24"/>
+          <w:lang w:val="la-Latn"/>
+        </w:rPr>
+        <w:t>Tu</w:t>
       </w:r>
       <w:r>
         <w:rPr>
@@ -24188,7 +26160,26 @@
           <w:szCs w:val="24"/>
           <w:lang w:val="la-Latn"/>
         </w:rPr>
-        <w:t xml:space="preserve"> Aeg. Opportune huc contuli me</w:t>
+        <w:t xml:space="preserve"> </w:t>
+      </w:r>
+      <w:r>
+        <w:rPr>
+          <w:rFonts w:ascii="Times New Roman" w:eastAsia="Brill-Roman" w:hAnsi="Times New Roman" w:cs="Times New Roman"/>
+          <w:smallCaps/>
+          <w:sz w:val="24"/>
+          <w:szCs w:val="24"/>
+          <w:lang w:val="la-Latn"/>
+        </w:rPr>
+        <w:t xml:space="preserve">@Aeg.= </w:t>
+      </w:r>
+      <w:r>
+        <w:rPr>
+          <w:rFonts w:ascii="Times New Roman" w:eastAsia="Brill-Roman" w:hAnsi="Times New Roman" w:cs="Times New Roman"/>
+          <w:sz w:val="24"/>
+          <w:szCs w:val="24"/>
+          <w:lang w:val="la-Latn"/>
+        </w:rPr>
+        <w:t>Opportune huc contuli me</w:t>
       </w:r>
       <w:r>
         <w:rPr>
@@ -24392,11 +26383,21 @@
       <w:r>
         <w:rPr>
           <w:rFonts w:ascii="Times New Roman" w:eastAsia="Brill-Roman" w:hAnsi="Times New Roman" w:cs="Times New Roman"/>
-          <w:sz w:val="24"/>
-          <w:szCs w:val="24"/>
-          <w:lang w:val="la-Latn"/>
-        </w:rPr>
-        <w:t>Gu. Ne me irritasses</w:t>
+          <w:smallCaps/>
+          <w:sz w:val="24"/>
+          <w:szCs w:val="24"/>
+          <w:lang w:val="la-Latn"/>
+        </w:rPr>
+        <w:t xml:space="preserve">@Gu.= </w:t>
+      </w:r>
+      <w:r>
+        <w:rPr>
+          <w:rFonts w:ascii="Times New Roman" w:eastAsia="Brill-Roman" w:hAnsi="Times New Roman" w:cs="Times New Roman"/>
+          <w:sz w:val="24"/>
+          <w:szCs w:val="24"/>
+          <w:lang w:val="la-Latn"/>
+        </w:rPr>
+        <w:t>Ne me irritasses</w:t>
       </w:r>
       <w:r>
         <w:rPr>
@@ -24454,7 +26455,26 @@
           <w:szCs w:val="24"/>
           <w:lang w:val="la-Latn"/>
         </w:rPr>
-        <w:t>At contumelia ista acuit iras. Hed. Itan’</w:t>
+        <w:t xml:space="preserve">At contumelia ista acuit iras. </w:t>
+      </w:r>
+      <w:r>
+        <w:rPr>
+          <w:rFonts w:ascii="Times New Roman" w:eastAsia="Brill-Roman" w:hAnsi="Times New Roman" w:cs="Times New Roman"/>
+          <w:smallCaps/>
+          <w:sz w:val="24"/>
+          <w:szCs w:val="24"/>
+          <w:lang w:val="la-Latn"/>
+        </w:rPr>
+        <w:t xml:space="preserve">@Hed.= </w:t>
+      </w:r>
+      <w:r>
+        <w:rPr>
+          <w:rFonts w:ascii="Times New Roman" w:eastAsia="Brill-Roman" w:hAnsi="Times New Roman" w:cs="Times New Roman"/>
+          <w:sz w:val="24"/>
+          <w:szCs w:val="24"/>
+          <w:lang w:val="la-Latn"/>
+        </w:rPr>
+        <w:t>Itan’</w:t>
       </w:r>
     </w:p>
     <w:p>
@@ -24492,7 +26512,26 @@
           <w:szCs w:val="24"/>
           <w:lang w:val="la-Latn"/>
         </w:rPr>
-        <w:t xml:space="preserve"> heus carnifex? Gul. Trifurcifer,</w:t>
+        <w:t xml:space="preserve"> heus carnifex? </w:t>
+      </w:r>
+      <w:r>
+        <w:rPr>
+          <w:rFonts w:ascii="Times New Roman" w:eastAsia="Brill-Roman" w:hAnsi="Times New Roman" w:cs="Times New Roman"/>
+          <w:smallCaps/>
+          <w:sz w:val="24"/>
+          <w:szCs w:val="24"/>
+          <w:lang w:val="la-Latn"/>
+        </w:rPr>
+        <w:t xml:space="preserve">@Gul.= </w:t>
+      </w:r>
+      <w:r>
+        <w:rPr>
+          <w:rFonts w:ascii="Times New Roman" w:eastAsia="Brill-Roman" w:hAnsi="Times New Roman" w:cs="Times New Roman"/>
+          <w:sz w:val="24"/>
+          <w:szCs w:val="24"/>
+          <w:lang w:val="la-Latn"/>
+        </w:rPr>
+        <w:t>Trifurcifer,</w:t>
       </w:r>
     </w:p>
     <w:p>
@@ -24547,11 +26586,21 @@
       <w:r>
         <w:rPr>
           <w:rFonts w:ascii="Times New Roman" w:eastAsia="Brill-Roman" w:hAnsi="Times New Roman" w:cs="Times New Roman"/>
-          <w:sz w:val="24"/>
-          <w:szCs w:val="24"/>
-          <w:lang w:val="la-Latn"/>
-        </w:rPr>
-        <w:t>Aeg. Ha ha he dum velitantur, certant, raptitant,</w:t>
+          <w:smallCaps/>
+          <w:sz w:val="24"/>
+          <w:szCs w:val="24"/>
+          <w:lang w:val="la-Latn"/>
+        </w:rPr>
+        <w:t xml:space="preserve">@Aeg.= </w:t>
+      </w:r>
+      <w:r>
+        <w:rPr>
+          <w:rFonts w:ascii="Times New Roman" w:eastAsia="Brill-Roman" w:hAnsi="Times New Roman" w:cs="Times New Roman"/>
+          <w:sz w:val="24"/>
+          <w:szCs w:val="24"/>
+          <w:lang w:val="la-Latn"/>
+        </w:rPr>
+        <w:t>Ha ha he dum velitantur, certant, raptitant,</w:t>
       </w:r>
     </w:p>
     <w:p>
@@ -25123,7 +27172,7 @@
           <w:szCs w:val="24"/>
           <w:lang w:val="la-Latn"/>
         </w:rPr>
-        <w:t>olubs</w:t>
+        <w:t>olus</w:t>
       </w:r>
       <w:r>
         <w:rPr>
@@ -25427,25 +27476,26 @@
           <w:szCs w:val="24"/>
           <w:lang w:val="la-Latn"/>
         </w:rPr>
-        <w:t>Vertat? Hed</w:t>
-      </w:r>
-      <w:r>
-        <w:rPr>
-          <w:rFonts w:ascii="Times New Roman" w:eastAsia="Brill-Roman" w:hAnsi="Times New Roman" w:cs="Times New Roman"/>
-          <w:sz w:val="24"/>
-          <w:szCs w:val="24"/>
-          <w:lang w:val="la-Latn"/>
-        </w:rPr>
-        <w:t>ylog</w:t>
-      </w:r>
-      <w:r>
-        <w:rPr>
-          <w:rFonts w:ascii="Times New Roman" w:eastAsia="Brill-Roman" w:hAnsi="Times New Roman" w:cs="Times New Roman"/>
-          <w:sz w:val="24"/>
-          <w:szCs w:val="24"/>
-          <w:lang w:val="la-Latn"/>
-        </w:rPr>
-        <w:t>. Quis hic loquitur? Nullus sum</w:t>
+        <w:t xml:space="preserve">Vertat? </w:t>
+      </w:r>
+      <w:r>
+        <w:rPr>
+          <w:rFonts w:ascii="Times New Roman" w:eastAsia="Brill-Roman" w:hAnsi="Times New Roman" w:cs="Times New Roman"/>
+          <w:smallCaps/>
+          <w:sz w:val="24"/>
+          <w:szCs w:val="24"/>
+          <w:lang w:val="la-Latn"/>
+        </w:rPr>
+        <w:t xml:space="preserve">@Hedylog.= </w:t>
+      </w:r>
+      <w:r>
+        <w:rPr>
+          <w:rFonts w:ascii="Times New Roman" w:eastAsia="Brill-Roman" w:hAnsi="Times New Roman" w:cs="Times New Roman"/>
+          <w:sz w:val="24"/>
+          <w:szCs w:val="24"/>
+          <w:lang w:val="la-Latn"/>
+        </w:rPr>
+        <w:t>Quis hic loquitur? Nullus sum</w:t>
       </w:r>
       <w:r>
         <w:rPr>
@@ -25796,25 +27846,26 @@
           <w:szCs w:val="24"/>
           <w:lang w:val="la-Latn"/>
         </w:rPr>
-        <w:t xml:space="preserve"> Dia</w:t>
-      </w:r>
-      <w:r>
-        <w:rPr>
-          <w:rFonts w:ascii="Times New Roman" w:eastAsia="Brill-Roman" w:hAnsi="Times New Roman" w:cs="Times New Roman"/>
-          <w:sz w:val="24"/>
-          <w:szCs w:val="24"/>
-          <w:lang w:val="la-Latn"/>
-        </w:rPr>
-        <w:t>bo</w:t>
-      </w:r>
-      <w:r>
-        <w:rPr>
-          <w:rFonts w:ascii="Times New Roman" w:eastAsia="Brill-Roman" w:hAnsi="Times New Roman" w:cs="Times New Roman"/>
-          <w:sz w:val="24"/>
-          <w:szCs w:val="24"/>
-          <w:lang w:val="la-Latn"/>
-        </w:rPr>
-        <w:t>. Quem malum audio hic</w:t>
+        <w:t xml:space="preserve"> </w:t>
+      </w:r>
+      <w:r>
+        <w:rPr>
+          <w:rFonts w:ascii="Times New Roman" w:eastAsia="Brill-Roman" w:hAnsi="Times New Roman" w:cs="Times New Roman"/>
+          <w:smallCaps/>
+          <w:sz w:val="24"/>
+          <w:szCs w:val="24"/>
+          <w:lang w:val="la-Latn"/>
+        </w:rPr>
+        <w:t xml:space="preserve">@Diabo.= </w:t>
+      </w:r>
+      <w:r>
+        <w:rPr>
+          <w:rFonts w:ascii="Times New Roman" w:eastAsia="Brill-Roman" w:hAnsi="Times New Roman" w:cs="Times New Roman"/>
+          <w:sz w:val="24"/>
+          <w:szCs w:val="24"/>
+          <w:lang w:val="la-Latn"/>
+        </w:rPr>
+        <w:t>Quem malum audio hic</w:t>
       </w:r>
       <w:r>
         <w:rPr>
@@ -25975,7 +28026,26 @@
           <w:szCs w:val="24"/>
           <w:lang w:val="la-Latn"/>
         </w:rPr>
-        <w:t>(565) Hed. Non potis est</w:t>
+        <w:t xml:space="preserve">(565) </w:t>
+      </w:r>
+      <w:r>
+        <w:rPr>
+          <w:rFonts w:ascii="Times New Roman" w:eastAsia="Brill-Roman" w:hAnsi="Times New Roman" w:cs="Times New Roman"/>
+          <w:smallCaps/>
+          <w:sz w:val="24"/>
+          <w:szCs w:val="24"/>
+          <w:lang w:val="la-Latn"/>
+        </w:rPr>
+        <w:t xml:space="preserve">@Hed.= </w:t>
+      </w:r>
+      <w:r>
+        <w:rPr>
+          <w:rFonts w:ascii="Times New Roman" w:eastAsia="Brill-Roman" w:hAnsi="Times New Roman" w:cs="Times New Roman"/>
+          <w:sz w:val="24"/>
+          <w:szCs w:val="24"/>
+          <w:lang w:val="la-Latn"/>
+        </w:rPr>
+        <w:t>Non potis est</w:t>
       </w:r>
       <w:r>
         <w:rPr>
@@ -26040,29 +28110,21 @@
       <w:r>
         <w:rPr>
           <w:rFonts w:ascii="Times New Roman" w:eastAsia="Brill-Roman" w:hAnsi="Times New Roman" w:cs="Times New Roman"/>
-          <w:sz w:val="24"/>
-          <w:szCs w:val="24"/>
-          <w:lang w:val="la-Latn"/>
-        </w:rPr>
-        <w:t>Dia</w:t>
-      </w:r>
-      <w:r>
-        <w:rPr>
-          <w:rFonts w:ascii="Times New Roman" w:eastAsia="Brill-Roman" w:hAnsi="Times New Roman" w:cs="Times New Roman"/>
-          <w:sz w:val="24"/>
-          <w:szCs w:val="24"/>
-          <w:lang w:val="la-Latn"/>
-        </w:rPr>
-        <w:t>b</w:t>
-      </w:r>
-      <w:r>
-        <w:rPr>
-          <w:rFonts w:ascii="Times New Roman" w:eastAsia="Brill-Roman" w:hAnsi="Times New Roman" w:cs="Times New Roman"/>
-          <w:sz w:val="24"/>
-          <w:szCs w:val="24"/>
-          <w:lang w:val="la-Latn"/>
-        </w:rPr>
-        <w:t>. Furcifer ineiectam tragulam seni, factamque fabricam</w:t>
+          <w:smallCaps/>
+          <w:sz w:val="24"/>
+          <w:szCs w:val="24"/>
+          <w:lang w:val="la-Latn"/>
+        </w:rPr>
+        <w:t xml:space="preserve">@Diab.= </w:t>
+      </w:r>
+      <w:r>
+        <w:rPr>
+          <w:rFonts w:ascii="Times New Roman" w:eastAsia="Brill-Roman" w:hAnsi="Times New Roman" w:cs="Times New Roman"/>
+          <w:sz w:val="24"/>
+          <w:szCs w:val="24"/>
+          <w:lang w:val="la-Latn"/>
+        </w:rPr>
+        <w:t>Furcifer ineiectam tragulam seni, factamque fabricam</w:t>
       </w:r>
     </w:p>
     <w:p>
@@ -26193,11 +28255,21 @@
       <w:r>
         <w:rPr>
           <w:rFonts w:ascii="Times New Roman" w:eastAsia="Brill-Roman" w:hAnsi="Times New Roman" w:cs="Times New Roman"/>
-          <w:sz w:val="24"/>
-          <w:szCs w:val="24"/>
-          <w:lang w:val="la-Latn"/>
-        </w:rPr>
-        <w:t>Hed. Adeo in</w:t>
+          <w:smallCaps/>
+          <w:sz w:val="24"/>
+          <w:szCs w:val="24"/>
+          <w:lang w:val="la-Latn"/>
+        </w:rPr>
+        <w:t xml:space="preserve">@Hed.= </w:t>
+      </w:r>
+      <w:r>
+        <w:rPr>
+          <w:rFonts w:ascii="Times New Roman" w:eastAsia="Brill-Roman" w:hAnsi="Times New Roman" w:cs="Times New Roman"/>
+          <w:sz w:val="24"/>
+          <w:szCs w:val="24"/>
+          <w:lang w:val="la-Latn"/>
+        </w:rPr>
+        <w:t>Adeo in</w:t>
       </w:r>
       <w:r>
         <w:rPr>
@@ -26253,7 +28325,26 @@
           <w:szCs w:val="24"/>
           <w:lang w:val="la-Latn"/>
         </w:rPr>
-        <w:t xml:space="preserve">ercle intelligo. Dia. Non </w:t>
+        <w:t xml:space="preserve">ercle intelligo. </w:t>
+      </w:r>
+      <w:r>
+        <w:rPr>
+          <w:rFonts w:ascii="Times New Roman" w:eastAsia="Brill-Roman" w:hAnsi="Times New Roman" w:cs="Times New Roman"/>
+          <w:smallCaps/>
+          <w:sz w:val="24"/>
+          <w:szCs w:val="24"/>
+          <w:lang w:val="la-Latn"/>
+        </w:rPr>
+        <w:t xml:space="preserve">@Dia.= </w:t>
+      </w:r>
+      <w:r>
+        <w:rPr>
+          <w:rFonts w:ascii="Times New Roman" w:eastAsia="Brill-Roman" w:hAnsi="Times New Roman" w:cs="Times New Roman"/>
+          <w:sz w:val="24"/>
+          <w:szCs w:val="24"/>
+          <w:lang w:val="la-Latn"/>
+        </w:rPr>
+        <w:t xml:space="preserve">Non </w:t>
       </w:r>
       <w:r>
         <w:rPr>
@@ -26289,27 +28380,65 @@
           <w:szCs w:val="24"/>
           <w:lang w:val="la-Latn"/>
         </w:rPr>
-        <w:t xml:space="preserve"> Hed. Non, Hedylogus ego</w:t>
-      </w:r>
-    </w:p>
-    <w:p>
-      <w:pPr>
-        <w:spacing w:after="0" w:line="283" w:lineRule="auto"/>
-        <w:rPr>
-          <w:rFonts w:ascii="Times New Roman" w:eastAsia="Brill-Roman" w:hAnsi="Times New Roman" w:cs="Times New Roman"/>
-          <w:sz w:val="24"/>
-          <w:szCs w:val="24"/>
-          <w:lang w:val="la-Latn"/>
-        </w:rPr>
-      </w:pPr>
-      <w:r>
-        <w:rPr>
-          <w:rFonts w:ascii="Times New Roman" w:eastAsia="Brill-Roman" w:hAnsi="Times New Roman" w:cs="Times New Roman"/>
-          <w:sz w:val="24"/>
-          <w:szCs w:val="24"/>
-          <w:lang w:val="la-Latn"/>
-        </w:rPr>
-        <w:t>Sum haud Oedipus. Dia. Nempe ego aperte dicam tu</w:t>
+        <w:t xml:space="preserve"> </w:t>
+      </w:r>
+      <w:r>
+        <w:rPr>
+          <w:rFonts w:ascii="Times New Roman" w:eastAsia="Brill-Roman" w:hAnsi="Times New Roman" w:cs="Times New Roman"/>
+          <w:smallCaps/>
+          <w:sz w:val="24"/>
+          <w:szCs w:val="24"/>
+          <w:lang w:val="la-Latn"/>
+        </w:rPr>
+        <w:t xml:space="preserve">@Hed.= </w:t>
+      </w:r>
+      <w:r>
+        <w:rPr>
+          <w:rFonts w:ascii="Times New Roman" w:eastAsia="Brill-Roman" w:hAnsi="Times New Roman" w:cs="Times New Roman"/>
+          <w:sz w:val="24"/>
+          <w:szCs w:val="24"/>
+          <w:lang w:val="la-Latn"/>
+        </w:rPr>
+        <w:t>Non, Hedylogus ego</w:t>
+      </w:r>
+    </w:p>
+    <w:p>
+      <w:pPr>
+        <w:spacing w:after="0" w:line="283" w:lineRule="auto"/>
+        <w:rPr>
+          <w:rFonts w:ascii="Times New Roman" w:eastAsia="Brill-Roman" w:hAnsi="Times New Roman" w:cs="Times New Roman"/>
+          <w:sz w:val="24"/>
+          <w:szCs w:val="24"/>
+          <w:lang w:val="la-Latn"/>
+        </w:rPr>
+      </w:pPr>
+      <w:r>
+        <w:rPr>
+          <w:rFonts w:ascii="Times New Roman" w:eastAsia="Brill-Roman" w:hAnsi="Times New Roman" w:cs="Times New Roman"/>
+          <w:sz w:val="24"/>
+          <w:szCs w:val="24"/>
+          <w:lang w:val="la-Latn"/>
+        </w:rPr>
+        <w:t xml:space="preserve">Sum haud Oedipus. </w:t>
+      </w:r>
+      <w:r>
+        <w:rPr>
+          <w:rFonts w:ascii="Times New Roman" w:eastAsia="Brill-Roman" w:hAnsi="Times New Roman" w:cs="Times New Roman"/>
+          <w:smallCaps/>
+          <w:sz w:val="24"/>
+          <w:szCs w:val="24"/>
+          <w:lang w:val="la-Latn"/>
+        </w:rPr>
+        <w:t xml:space="preserve">@Dia.= </w:t>
+      </w:r>
+      <w:r>
+        <w:rPr>
+          <w:rFonts w:ascii="Times New Roman" w:eastAsia="Brill-Roman" w:hAnsi="Times New Roman" w:cs="Times New Roman"/>
+          <w:sz w:val="24"/>
+          <w:szCs w:val="24"/>
+          <w:lang w:val="la-Latn"/>
+        </w:rPr>
+        <w:t>Nempe ego aperte dicam tu</w:t>
       </w:r>
       <w:r>
         <w:rPr>
@@ -26678,7 +28807,26 @@
           <w:szCs w:val="24"/>
           <w:lang w:val="la-Latn"/>
         </w:rPr>
-        <w:t>n nondum etiam hoc? Hed. Im</w:t>
+        <w:t xml:space="preserve">n nondum etiam hoc? </w:t>
+      </w:r>
+      <w:r>
+        <w:rPr>
+          <w:rFonts w:ascii="Times New Roman" w:eastAsia="Brill-Roman" w:hAnsi="Times New Roman" w:cs="Times New Roman"/>
+          <w:smallCaps/>
+          <w:sz w:val="24"/>
+          <w:szCs w:val="24"/>
+          <w:lang w:val="la-Latn"/>
+        </w:rPr>
+        <w:t xml:space="preserve">@Hed.= </w:t>
+      </w:r>
+      <w:r>
+        <w:rPr>
+          <w:rFonts w:ascii="Times New Roman" w:eastAsia="Brill-Roman" w:hAnsi="Times New Roman" w:cs="Times New Roman"/>
+          <w:sz w:val="24"/>
+          <w:szCs w:val="24"/>
+          <w:lang w:val="la-Latn"/>
+        </w:rPr>
+        <w:t>Im</w:t>
       </w:r>
       <w:r>
         <w:rPr>
@@ -26712,11 +28860,21 @@
       <w:r>
         <w:rPr>
           <w:rFonts w:ascii="Times New Roman" w:eastAsia="Brill-Roman" w:hAnsi="Times New Roman" w:cs="Times New Roman"/>
-          <w:sz w:val="24"/>
-          <w:szCs w:val="24"/>
-          <w:lang w:val="la-Latn"/>
-        </w:rPr>
-        <w:t>Dia. Hac igitur nunc in harena desudascite.</w:t>
+          <w:smallCaps/>
+          <w:sz w:val="24"/>
+          <w:szCs w:val="24"/>
+          <w:lang w:val="la-Latn"/>
+        </w:rPr>
+        <w:t xml:space="preserve">@Dia.= </w:t>
+      </w:r>
+      <w:r>
+        <w:rPr>
+          <w:rFonts w:ascii="Times New Roman" w:eastAsia="Brill-Roman" w:hAnsi="Times New Roman" w:cs="Times New Roman"/>
+          <w:sz w:val="24"/>
+          <w:szCs w:val="24"/>
+          <w:lang w:val="la-Latn"/>
+        </w:rPr>
+        <w:t>Hac igitur nunc in harena desudascite.</w:t>
       </w:r>
     </w:p>
     <w:p>
@@ -28150,7 +30308,26 @@
           <w:szCs w:val="24"/>
           <w:lang w:val="la-Latn"/>
         </w:rPr>
-        <w:t>pus est facto. Dr. Opera dabitur, Eubule</w:t>
+        <w:t xml:space="preserve">pus est facto. </w:t>
+      </w:r>
+      <w:r>
+        <w:rPr>
+          <w:rFonts w:ascii="Times New Roman" w:eastAsia="Brill-Roman" w:hAnsi="Times New Roman" w:cs="Times New Roman"/>
+          <w:smallCaps/>
+          <w:sz w:val="24"/>
+          <w:szCs w:val="24"/>
+          <w:lang w:val="la-Latn"/>
+        </w:rPr>
+        <w:t xml:space="preserve">@Dr.= </w:t>
+      </w:r>
+      <w:r>
+        <w:rPr>
+          <w:rFonts w:ascii="Times New Roman" w:eastAsia="Brill-Roman" w:hAnsi="Times New Roman" w:cs="Times New Roman"/>
+          <w:sz w:val="24"/>
+          <w:szCs w:val="24"/>
+          <w:lang w:val="la-Latn"/>
+        </w:rPr>
+        <w:t>Opera dabitur, Eubule</w:t>
       </w:r>
     </w:p>
     <w:p>
@@ -28538,7 +30715,26 @@
           <w:szCs w:val="24"/>
           <w:lang w:val="la-Latn"/>
         </w:rPr>
-        <w:t>Ludo. Dr. Mo</w:t>
+        <w:t xml:space="preserve">Ludo. </w:t>
+      </w:r>
+      <w:r>
+        <w:rPr>
+          <w:rFonts w:ascii="Times New Roman" w:eastAsia="Brill-Roman" w:hAnsi="Times New Roman" w:cs="Times New Roman"/>
+          <w:smallCaps/>
+          <w:sz w:val="24"/>
+          <w:szCs w:val="24"/>
+          <w:lang w:val="la-Latn"/>
+        </w:rPr>
+        <w:t xml:space="preserve">@Dr.= </w:t>
+      </w:r>
+      <w:r>
+        <w:rPr>
+          <w:rFonts w:ascii="Times New Roman" w:eastAsia="Brill-Roman" w:hAnsi="Times New Roman" w:cs="Times New Roman"/>
+          <w:sz w:val="24"/>
+          <w:szCs w:val="24"/>
+          <w:lang w:val="la-Latn"/>
+        </w:rPr>
+        <w:t>Mo</w:t>
       </w:r>
       <w:r>
         <w:rPr>
@@ -28702,11 +30898,21 @@
       <w:r>
         <w:rPr>
           <w:rFonts w:ascii="Times New Roman" w:eastAsia="Brill-Roman" w:hAnsi="Times New Roman" w:cs="Times New Roman"/>
-          <w:sz w:val="24"/>
-          <w:szCs w:val="24"/>
-          <w:lang w:val="la-Latn"/>
-        </w:rPr>
-        <w:t>Dia. Abigendus ille hinc mihi est</w:t>
+          <w:smallCaps/>
+          <w:sz w:val="24"/>
+          <w:szCs w:val="24"/>
+          <w:lang w:val="la-Latn"/>
+        </w:rPr>
+        <w:t xml:space="preserve">@Dia.= </w:t>
+      </w:r>
+      <w:r>
+        <w:rPr>
+          <w:rFonts w:ascii="Times New Roman" w:eastAsia="Brill-Roman" w:hAnsi="Times New Roman" w:cs="Times New Roman"/>
+          <w:sz w:val="24"/>
+          <w:szCs w:val="24"/>
+          <w:lang w:val="la-Latn"/>
+        </w:rPr>
+        <w:t>Abigendus ille hinc mihi est</w:t>
       </w:r>
       <w:r>
         <w:rPr>
@@ -28814,11 +31020,21 @@
       <w:r>
         <w:rPr>
           <w:rFonts w:ascii="Times New Roman" w:eastAsia="Brill-Roman" w:hAnsi="Times New Roman" w:cs="Times New Roman"/>
-          <w:sz w:val="24"/>
-          <w:szCs w:val="24"/>
-          <w:lang w:val="la-Latn"/>
-        </w:rPr>
-        <w:t>Dia. Ita</w:t>
+          <w:smallCaps/>
+          <w:sz w:val="24"/>
+          <w:szCs w:val="24"/>
+          <w:lang w:val="la-Latn"/>
+        </w:rPr>
+        <w:t xml:space="preserve">@Dia.= </w:t>
+      </w:r>
+      <w:r>
+        <w:rPr>
+          <w:rFonts w:ascii="Times New Roman" w:eastAsia="Brill-Roman" w:hAnsi="Times New Roman" w:cs="Times New Roman"/>
+          <w:sz w:val="24"/>
+          <w:szCs w:val="24"/>
+          <w:lang w:val="la-Latn"/>
+        </w:rPr>
+        <w:t>Ita</w:t>
       </w:r>
       <w:r>
         <w:rPr>
@@ -28912,56 +31128,95 @@
           <w:szCs w:val="24"/>
           <w:lang w:val="la-Latn"/>
         </w:rPr>
-        <w:t>Dro. Atqui haec vis est. Dia. Sic sum nihil refert mea,</w:t>
-      </w:r>
-    </w:p>
-    <w:p>
-      <w:pPr>
-        <w:spacing w:after="0" w:line="283" w:lineRule="auto"/>
-        <w:rPr>
-          <w:rFonts w:ascii="Times New Roman" w:eastAsia="Brill-Roman" w:hAnsi="Times New Roman" w:cs="Times New Roman"/>
-          <w:sz w:val="24"/>
-          <w:szCs w:val="24"/>
-          <w:lang w:val="la-Latn"/>
-        </w:rPr>
-      </w:pPr>
-      <w:r>
-        <w:rPr>
-          <w:rFonts w:ascii="Times New Roman" w:eastAsia="Brill-Roman" w:hAnsi="Times New Roman" w:cs="Times New Roman"/>
-          <w:sz w:val="24"/>
-          <w:szCs w:val="24"/>
-          <w:lang w:val="la-Latn"/>
-        </w:rPr>
-        <w:t>Dum id quod volo, modo impetrasso. Dr. Durus es.</w:t>
-      </w:r>
-    </w:p>
-    <w:p>
-      <w:pPr>
-        <w:spacing w:after="0" w:line="283" w:lineRule="auto"/>
-        <w:rPr>
-          <w:rFonts w:ascii="Times New Roman" w:eastAsia="Brill-Roman" w:hAnsi="Times New Roman" w:cs="Times New Roman"/>
-          <w:sz w:val="24"/>
-          <w:szCs w:val="24"/>
-          <w:lang w:val="la-Latn"/>
-        </w:rPr>
-      </w:pPr>
-      <w:r>
-        <w:rPr>
-          <w:rFonts w:ascii="Times New Roman" w:eastAsia="Brill-Roman" w:hAnsi="Times New Roman" w:cs="Times New Roman"/>
-          <w:sz w:val="24"/>
-          <w:szCs w:val="24"/>
-          <w:lang w:val="la-Latn"/>
-        </w:rPr>
-        <w:t>D</w:t>
-      </w:r>
-      <w:r>
-        <w:rPr>
-          <w:rFonts w:ascii="Times New Roman" w:eastAsia="Brill-Roman" w:hAnsi="Times New Roman" w:cs="Times New Roman"/>
-          <w:sz w:val="24"/>
-          <w:szCs w:val="24"/>
-          <w:lang w:val="la-Latn"/>
-        </w:rPr>
-        <w:t>ia. Nullius gratiam moror aut ingratias.</w:t>
+        <w:t xml:space="preserve">Dro. Atqui haec vis est. </w:t>
+      </w:r>
+      <w:r>
+        <w:rPr>
+          <w:rFonts w:ascii="Times New Roman" w:eastAsia="Brill-Roman" w:hAnsi="Times New Roman" w:cs="Times New Roman"/>
+          <w:smallCaps/>
+          <w:sz w:val="24"/>
+          <w:szCs w:val="24"/>
+          <w:lang w:val="la-Latn"/>
+        </w:rPr>
+        <w:t xml:space="preserve">@Dia.= </w:t>
+      </w:r>
+      <w:r>
+        <w:rPr>
+          <w:rFonts w:ascii="Times New Roman" w:eastAsia="Brill-Roman" w:hAnsi="Times New Roman" w:cs="Times New Roman"/>
+          <w:sz w:val="24"/>
+          <w:szCs w:val="24"/>
+          <w:lang w:val="la-Latn"/>
+        </w:rPr>
+        <w:t>Sic sum nihil refert mea,</w:t>
+      </w:r>
+    </w:p>
+    <w:p>
+      <w:pPr>
+        <w:spacing w:after="0" w:line="283" w:lineRule="auto"/>
+        <w:rPr>
+          <w:rFonts w:ascii="Times New Roman" w:eastAsia="Brill-Roman" w:hAnsi="Times New Roman" w:cs="Times New Roman"/>
+          <w:sz w:val="24"/>
+          <w:szCs w:val="24"/>
+          <w:lang w:val="la-Latn"/>
+        </w:rPr>
+      </w:pPr>
+      <w:r>
+        <w:rPr>
+          <w:rFonts w:ascii="Times New Roman" w:eastAsia="Brill-Roman" w:hAnsi="Times New Roman" w:cs="Times New Roman"/>
+          <w:sz w:val="24"/>
+          <w:szCs w:val="24"/>
+          <w:lang w:val="la-Latn"/>
+        </w:rPr>
+        <w:t xml:space="preserve">Dum id quod volo, modo impetrasso. </w:t>
+      </w:r>
+      <w:r>
+        <w:rPr>
+          <w:rFonts w:ascii="Times New Roman" w:eastAsia="Brill-Roman" w:hAnsi="Times New Roman" w:cs="Times New Roman"/>
+          <w:smallCaps/>
+          <w:sz w:val="24"/>
+          <w:szCs w:val="24"/>
+          <w:lang w:val="la-Latn"/>
+        </w:rPr>
+        <w:t xml:space="preserve">@Dr.= </w:t>
+      </w:r>
+      <w:r>
+        <w:rPr>
+          <w:rFonts w:ascii="Times New Roman" w:eastAsia="Brill-Roman" w:hAnsi="Times New Roman" w:cs="Times New Roman"/>
+          <w:sz w:val="24"/>
+          <w:szCs w:val="24"/>
+          <w:lang w:val="la-Latn"/>
+        </w:rPr>
+        <w:t>Durus es.</w:t>
+      </w:r>
+    </w:p>
+    <w:p>
+      <w:pPr>
+        <w:spacing w:after="0" w:line="283" w:lineRule="auto"/>
+        <w:rPr>
+          <w:rFonts w:ascii="Times New Roman" w:eastAsia="Brill-Roman" w:hAnsi="Times New Roman" w:cs="Times New Roman"/>
+          <w:sz w:val="24"/>
+          <w:szCs w:val="24"/>
+          <w:lang w:val="la-Latn"/>
+        </w:rPr>
+      </w:pPr>
+      <w:r>
+        <w:rPr>
+          <w:rFonts w:ascii="Times New Roman" w:eastAsia="Brill-Roman" w:hAnsi="Times New Roman" w:cs="Times New Roman"/>
+          <w:smallCaps/>
+          <w:sz w:val="24"/>
+          <w:szCs w:val="24"/>
+          <w:lang w:val="la-Latn"/>
+        </w:rPr>
+        <w:t xml:space="preserve">@Dia.= </w:t>
+      </w:r>
+      <w:r>
+        <w:rPr>
+          <w:rFonts w:ascii="Times New Roman" w:eastAsia="Brill-Roman" w:hAnsi="Times New Roman" w:cs="Times New Roman"/>
+          <w:sz w:val="24"/>
+          <w:szCs w:val="24"/>
+          <w:lang w:val="la-Latn"/>
+        </w:rPr>
+        <w:t>Nullius gratiam moror aut ingratias.</w:t>
       </w:r>
     </w:p>
     <w:p>
@@ -29053,11 +31308,21 @@
       <w:r>
         <w:rPr>
           <w:rFonts w:ascii="Times New Roman" w:eastAsia="Brill-Roman" w:hAnsi="Times New Roman" w:cs="Times New Roman"/>
-          <w:sz w:val="24"/>
-          <w:szCs w:val="24"/>
-          <w:lang w:val="la-Latn"/>
-        </w:rPr>
-        <w:t>Dia. Quin nihili facio. Dro. Quin ingratis</w:t>
+          <w:smallCaps/>
+          <w:sz w:val="24"/>
+          <w:szCs w:val="24"/>
+          <w:lang w:val="la-Latn"/>
+        </w:rPr>
+        <w:t xml:space="preserve">@Dia.= </w:t>
+      </w:r>
+      <w:r>
+        <w:rPr>
+          <w:rFonts w:ascii="Times New Roman" w:eastAsia="Brill-Roman" w:hAnsi="Times New Roman" w:cs="Times New Roman"/>
+          <w:sz w:val="24"/>
+          <w:szCs w:val="24"/>
+          <w:lang w:val="la-Latn"/>
+        </w:rPr>
+        <w:t>Quin nihili facio. Dro. Quin ingratis</w:t>
       </w:r>
       <w:r>
         <w:rPr>
@@ -29075,7 +31340,26 @@
           <w:szCs w:val="24"/>
           <w:lang w:val="la-Latn"/>
         </w:rPr>
-        <w:t xml:space="preserve"> Dia. Quin neque</w:t>
+        <w:t xml:space="preserve"> </w:t>
+      </w:r>
+      <w:r>
+        <w:rPr>
+          <w:rFonts w:ascii="Times New Roman" w:eastAsia="Brill-Roman" w:hAnsi="Times New Roman" w:cs="Times New Roman"/>
+          <w:smallCaps/>
+          <w:sz w:val="24"/>
+          <w:szCs w:val="24"/>
+          <w:lang w:val="la-Latn"/>
+        </w:rPr>
+        <w:t xml:space="preserve">@Dia.= </w:t>
+      </w:r>
+      <w:r>
+        <w:rPr>
+          <w:rFonts w:ascii="Times New Roman" w:eastAsia="Brill-Roman" w:hAnsi="Times New Roman" w:cs="Times New Roman"/>
+          <w:sz w:val="24"/>
+          <w:szCs w:val="24"/>
+          <w:lang w:val="la-Latn"/>
+        </w:rPr>
+        <w:t>Quin neque</w:t>
       </w:r>
     </w:p>
     <w:p>
@@ -29482,7 +31766,26 @@
           <w:szCs w:val="24"/>
           <w:lang w:val="la-Latn"/>
         </w:rPr>
-        <w:t xml:space="preserve">Ecquid Sarcophilia amat nos? Hed. Amat? </w:t>
+        <w:t xml:space="preserve">Ecquid Sarcophilia amat nos? </w:t>
+      </w:r>
+      <w:r>
+        <w:rPr>
+          <w:rFonts w:ascii="Times New Roman" w:eastAsia="Brill-Roman" w:hAnsi="Times New Roman" w:cs="Times New Roman"/>
+          <w:smallCaps/>
+          <w:sz w:val="24"/>
+          <w:szCs w:val="24"/>
+          <w:lang w:val="la-Latn"/>
+        </w:rPr>
+        <w:t xml:space="preserve">@Hed.= </w:t>
+      </w:r>
+      <w:r>
+        <w:rPr>
+          <w:rFonts w:ascii="Times New Roman" w:eastAsia="Brill-Roman" w:hAnsi="Times New Roman" w:cs="Times New Roman"/>
+          <w:sz w:val="24"/>
+          <w:szCs w:val="24"/>
+          <w:lang w:val="la-Latn"/>
+        </w:rPr>
+        <w:t xml:space="preserve">Amat? </w:t>
       </w:r>
       <w:r>
         <w:rPr>
@@ -29516,11 +31819,40 @@
       <w:r>
         <w:rPr>
           <w:rFonts w:ascii="Times New Roman" w:eastAsia="Brill-Roman" w:hAnsi="Times New Roman" w:cs="Times New Roman"/>
-          <w:sz w:val="24"/>
-          <w:szCs w:val="24"/>
-          <w:lang w:val="la-Latn"/>
-        </w:rPr>
-        <w:t>Ae. Ain? Hed. Non sic flammi</w:t>
+          <w:smallCaps/>
+          <w:sz w:val="24"/>
+          <w:szCs w:val="24"/>
+          <w:lang w:val="la-Latn"/>
+        </w:rPr>
+        <w:t xml:space="preserve">@Ae.= </w:t>
+      </w:r>
+      <w:r>
+        <w:rPr>
+          <w:rFonts w:ascii="Times New Roman" w:eastAsia="Brill-Roman" w:hAnsi="Times New Roman" w:cs="Times New Roman"/>
+          <w:sz w:val="24"/>
+          <w:szCs w:val="24"/>
+          <w:lang w:val="la-Latn"/>
+        </w:rPr>
+        <w:t xml:space="preserve">Ain? </w:t>
+      </w:r>
+      <w:r>
+        <w:rPr>
+          <w:rFonts w:ascii="Times New Roman" w:eastAsia="Brill-Roman" w:hAnsi="Times New Roman" w:cs="Times New Roman"/>
+          <w:smallCaps/>
+          <w:sz w:val="24"/>
+          <w:szCs w:val="24"/>
+          <w:lang w:val="la-Latn"/>
+        </w:rPr>
+        <w:t xml:space="preserve">@Hed.= </w:t>
+      </w:r>
+      <w:r>
+        <w:rPr>
+          <w:rFonts w:ascii="Times New Roman" w:eastAsia="Brill-Roman" w:hAnsi="Times New Roman" w:cs="Times New Roman"/>
+          <w:sz w:val="24"/>
+          <w:szCs w:val="24"/>
+          <w:lang w:val="la-Latn"/>
+        </w:rPr>
+        <w:t>Non sic flammi</w:t>
       </w:r>
       <w:r>
         <w:rPr>
@@ -29538,27 +31870,65 @@
           <w:szCs w:val="24"/>
           <w:lang w:val="la-Latn"/>
         </w:rPr>
-        <w:t>omis ignibus Aethna flagrat. Aeg. Pol beas</w:t>
-      </w:r>
-    </w:p>
-    <w:p>
-      <w:pPr>
-        <w:spacing w:after="0" w:line="283" w:lineRule="auto"/>
-        <w:rPr>
-          <w:rFonts w:ascii="Times New Roman" w:eastAsia="Brill-Roman" w:hAnsi="Times New Roman" w:cs="Times New Roman"/>
-          <w:sz w:val="24"/>
-          <w:szCs w:val="24"/>
-          <w:lang w:val="la-Latn"/>
-        </w:rPr>
-      </w:pPr>
-      <w:r>
-        <w:rPr>
-          <w:rFonts w:ascii="Times New Roman" w:eastAsia="Brill-Roman" w:hAnsi="Times New Roman" w:cs="Times New Roman"/>
-          <w:sz w:val="24"/>
-          <w:szCs w:val="24"/>
-          <w:lang w:val="la-Latn"/>
-        </w:rPr>
-        <w:t>Me. G. Misera somniat te cogitat, te deperit, ita se</w:t>
+        <w:t xml:space="preserve">omis ignibus Aethna flagrat. </w:t>
+      </w:r>
+      <w:r>
+        <w:rPr>
+          <w:rFonts w:ascii="Times New Roman" w:eastAsia="Brill-Roman" w:hAnsi="Times New Roman" w:cs="Times New Roman"/>
+          <w:smallCaps/>
+          <w:sz w:val="24"/>
+          <w:szCs w:val="24"/>
+          <w:lang w:val="la-Latn"/>
+        </w:rPr>
+        <w:t xml:space="preserve">@Aeg.= </w:t>
+      </w:r>
+      <w:r>
+        <w:rPr>
+          <w:rFonts w:ascii="Times New Roman" w:eastAsia="Brill-Roman" w:hAnsi="Times New Roman" w:cs="Times New Roman"/>
+          <w:sz w:val="24"/>
+          <w:szCs w:val="24"/>
+          <w:lang w:val="la-Latn"/>
+        </w:rPr>
+        <w:t>Pol beas</w:t>
+      </w:r>
+    </w:p>
+    <w:p>
+      <w:pPr>
+        <w:spacing w:after="0" w:line="283" w:lineRule="auto"/>
+        <w:rPr>
+          <w:rFonts w:ascii="Times New Roman" w:eastAsia="Brill-Roman" w:hAnsi="Times New Roman" w:cs="Times New Roman"/>
+          <w:sz w:val="24"/>
+          <w:szCs w:val="24"/>
+          <w:lang w:val="la-Latn"/>
+        </w:rPr>
+      </w:pPr>
+      <w:r>
+        <w:rPr>
+          <w:rFonts w:ascii="Times New Roman" w:eastAsia="Brill-Roman" w:hAnsi="Times New Roman" w:cs="Times New Roman"/>
+          <w:sz w:val="24"/>
+          <w:szCs w:val="24"/>
+          <w:lang w:val="la-Latn"/>
+        </w:rPr>
+        <w:t xml:space="preserve">Me. </w:t>
+      </w:r>
+      <w:r>
+        <w:rPr>
+          <w:rFonts w:ascii="Times New Roman" w:eastAsia="Brill-Roman" w:hAnsi="Times New Roman" w:cs="Times New Roman"/>
+          <w:smallCaps/>
+          <w:sz w:val="24"/>
+          <w:szCs w:val="24"/>
+          <w:lang w:val="la-Latn"/>
+        </w:rPr>
+        <w:t xml:space="preserve">@G.= </w:t>
+      </w:r>
+      <w:r>
+        <w:rPr>
+          <w:rFonts w:ascii="Times New Roman" w:eastAsia="Brill-Roman" w:hAnsi="Times New Roman" w:cs="Times New Roman"/>
+          <w:sz w:val="24"/>
+          <w:szCs w:val="24"/>
+          <w:lang w:val="la-Latn"/>
+        </w:rPr>
+        <w:t>Misera somniat te cogitat, te deperit, ita se</w:t>
       </w:r>
     </w:p>
     <w:p>
@@ -29748,27 +32118,65 @@
           <w:szCs w:val="24"/>
           <w:lang w:val="la-Latn"/>
         </w:rPr>
-        <w:t>c notio me? Aeg. Pulchre scrupulum ex animo eximis.</w:t>
-      </w:r>
-    </w:p>
-    <w:p>
-      <w:pPr>
-        <w:spacing w:after="0" w:line="283" w:lineRule="auto"/>
-        <w:rPr>
-          <w:rFonts w:ascii="Times New Roman" w:eastAsia="Brill-Roman" w:hAnsi="Times New Roman" w:cs="Times New Roman"/>
-          <w:sz w:val="24"/>
-          <w:szCs w:val="24"/>
-          <w:lang w:val="la-Latn"/>
-        </w:rPr>
-      </w:pPr>
-      <w:r>
-        <w:rPr>
-          <w:rFonts w:ascii="Times New Roman" w:eastAsia="Brill-Roman" w:hAnsi="Times New Roman" w:cs="Times New Roman"/>
-          <w:sz w:val="24"/>
-          <w:szCs w:val="24"/>
-          <w:lang w:val="la-Latn"/>
-        </w:rPr>
-        <w:t xml:space="preserve">(650) Gu. Dum virtutes praedico tuas, quasi </w:t>
+        <w:t xml:space="preserve">c notio me? </w:t>
+      </w:r>
+      <w:r>
+        <w:rPr>
+          <w:rFonts w:ascii="Times New Roman" w:eastAsia="Brill-Roman" w:hAnsi="Times New Roman" w:cs="Times New Roman"/>
+          <w:smallCaps/>
+          <w:sz w:val="24"/>
+          <w:szCs w:val="24"/>
+          <w:lang w:val="la-Latn"/>
+        </w:rPr>
+        <w:t xml:space="preserve">@Aeg.= </w:t>
+      </w:r>
+      <w:r>
+        <w:rPr>
+          <w:rFonts w:ascii="Times New Roman" w:eastAsia="Brill-Roman" w:hAnsi="Times New Roman" w:cs="Times New Roman"/>
+          <w:sz w:val="24"/>
+          <w:szCs w:val="24"/>
+          <w:lang w:val="la-Latn"/>
+        </w:rPr>
+        <w:t>Pulchre scrupulum ex animo eximis.</w:t>
+      </w:r>
+    </w:p>
+    <w:p>
+      <w:pPr>
+        <w:spacing w:after="0" w:line="283" w:lineRule="auto"/>
+        <w:rPr>
+          <w:rFonts w:ascii="Times New Roman" w:eastAsia="Brill-Roman" w:hAnsi="Times New Roman" w:cs="Times New Roman"/>
+          <w:sz w:val="24"/>
+          <w:szCs w:val="24"/>
+          <w:lang w:val="la-Latn"/>
+        </w:rPr>
+      </w:pPr>
+      <w:r>
+        <w:rPr>
+          <w:rFonts w:ascii="Times New Roman" w:eastAsia="Brill-Roman" w:hAnsi="Times New Roman" w:cs="Times New Roman"/>
+          <w:sz w:val="24"/>
+          <w:szCs w:val="24"/>
+          <w:lang w:val="la-Latn"/>
+        </w:rPr>
+        <w:t xml:space="preserve">(650) </w:t>
+      </w:r>
+      <w:r>
+        <w:rPr>
+          <w:rFonts w:ascii="Times New Roman" w:eastAsia="Brill-Roman" w:hAnsi="Times New Roman" w:cs="Times New Roman"/>
+          <w:smallCaps/>
+          <w:sz w:val="24"/>
+          <w:szCs w:val="24"/>
+          <w:lang w:val="la-Latn"/>
+        </w:rPr>
+        <w:t xml:space="preserve">@Gu.= </w:t>
+      </w:r>
+      <w:r>
+        <w:rPr>
+          <w:rFonts w:ascii="Times New Roman" w:eastAsia="Brill-Roman" w:hAnsi="Times New Roman" w:cs="Times New Roman"/>
+          <w:sz w:val="24"/>
+          <w:szCs w:val="24"/>
+          <w:lang w:val="la-Latn"/>
+        </w:rPr>
+        <w:t xml:space="preserve">Dum virtutes praedico tuas, quasi </w:t>
       </w:r>
       <w:r>
         <w:rPr>
@@ -29806,7 +32214,17 @@
           <w:szCs w:val="24"/>
           <w:lang w:val="la-Latn"/>
         </w:rPr>
-        <w:t xml:space="preserve">Rapitur. Hed. </w:t>
+        <w:t xml:space="preserve">Rapitur. </w:t>
+      </w:r>
+      <w:r>
+        <w:rPr>
+          <w:rFonts w:ascii="Times New Roman" w:eastAsia="Brill-Roman" w:hAnsi="Times New Roman" w:cs="Times New Roman"/>
+          <w:smallCaps/>
+          <w:sz w:val="24"/>
+          <w:szCs w:val="24"/>
+          <w:lang w:val="la-Latn"/>
+        </w:rPr>
+        <w:t xml:space="preserve">@Hed.= </w:t>
       </w:r>
       <w:r>
         <w:rPr>
@@ -29994,7 +32412,26 @@
           <w:szCs w:val="24"/>
           <w:lang w:val="la-Latn"/>
         </w:rPr>
-        <w:t>(655) Ae. Sarcophilia Aegioni ex animo plurimam</w:t>
+        <w:t xml:space="preserve">(655) </w:t>
+      </w:r>
+      <w:r>
+        <w:rPr>
+          <w:rFonts w:ascii="Times New Roman" w:eastAsia="Brill-Roman" w:hAnsi="Times New Roman" w:cs="Times New Roman"/>
+          <w:smallCaps/>
+          <w:sz w:val="24"/>
+          <w:szCs w:val="24"/>
+          <w:lang w:val="la-Latn"/>
+        </w:rPr>
+        <w:t xml:space="preserve">@Ae.= </w:t>
+      </w:r>
+      <w:r>
+        <w:rPr>
+          <w:rFonts w:ascii="Times New Roman" w:eastAsia="Brill-Roman" w:hAnsi="Times New Roman" w:cs="Times New Roman"/>
+          <w:sz w:val="24"/>
+          <w:szCs w:val="24"/>
+          <w:lang w:val="la-Latn"/>
+        </w:rPr>
+        <w:t>Sarcophilia Aegioni ex animo plurimam</w:t>
       </w:r>
     </w:p>
     <w:p>
@@ -30649,6 +33086,15 @@
           <w:szCs w:val="24"/>
           <w:lang w:val="la-Latn"/>
         </w:rPr>
+        <w:t>@</w:t>
+      </w:r>
+      <w:r>
+        <w:rPr>
+          <w:rFonts w:ascii="Times New Roman" w:eastAsia="Brill-Roman" w:hAnsi="Times New Roman" w:cs="Times New Roman"/>
+          <w:sz w:val="24"/>
+          <w:szCs w:val="24"/>
+          <w:lang w:val="la-Latn"/>
+        </w:rPr>
         <w:t>&lt;</w:t>
       </w:r>
       <w:r>
@@ -30676,6 +33122,15 @@
           <w:szCs w:val="24"/>
           <w:lang w:val="la-Latn"/>
         </w:rPr>
+        <w:t>=</w:t>
+      </w:r>
+      <w:r>
+        <w:rPr>
+          <w:rFonts w:ascii="Times New Roman" w:eastAsia="Brill-Roman" w:hAnsi="Times New Roman" w:cs="Times New Roman"/>
+          <w:sz w:val="24"/>
+          <w:szCs w:val="24"/>
+          <w:lang w:val="la-Latn"/>
+        </w:rPr>
         <w:t xml:space="preserve"> Vix apud me sum</w:t>
       </w:r>
       <w:r>
@@ -30710,11 +33165,21 @@
       <w:r>
         <w:rPr>
           <w:rFonts w:ascii="Times New Roman" w:eastAsia="Brill-Roman" w:hAnsi="Times New Roman" w:cs="Times New Roman"/>
-          <w:sz w:val="24"/>
-          <w:szCs w:val="24"/>
-          <w:lang w:val="la-Latn"/>
-        </w:rPr>
-        <w:t>Dia. Heus flagrici</w:t>
+          <w:smallCaps/>
+          <w:sz w:val="24"/>
+          <w:szCs w:val="24"/>
+          <w:lang w:val="la-Latn"/>
+        </w:rPr>
+        <w:t xml:space="preserve">@Dia.= </w:t>
+      </w:r>
+      <w:r>
+        <w:rPr>
+          <w:rFonts w:ascii="Times New Roman" w:eastAsia="Brill-Roman" w:hAnsi="Times New Roman" w:cs="Times New Roman"/>
+          <w:sz w:val="24"/>
+          <w:szCs w:val="24"/>
+          <w:lang w:val="la-Latn"/>
+        </w:rPr>
+        <w:t>Heus flagrici</w:t>
       </w:r>
       <w:r>
         <w:rPr>
@@ -30791,7 +33256,26 @@
           <w:lang w:val="la-Latn"/>
         </w:rPr>
         <w:lastRenderedPageBreak/>
-        <w:t>(675) Hed. Ohe teneo</w:t>
+        <w:t xml:space="preserve">(675) </w:t>
+      </w:r>
+      <w:r>
+        <w:rPr>
+          <w:rFonts w:ascii="Times New Roman" w:eastAsia="Brill-Roman" w:hAnsi="Times New Roman" w:cs="Times New Roman"/>
+          <w:smallCaps/>
+          <w:sz w:val="24"/>
+          <w:szCs w:val="24"/>
+          <w:lang w:val="la-Latn"/>
+        </w:rPr>
+        <w:t xml:space="preserve">@Hed.= </w:t>
+      </w:r>
+      <w:r>
+        <w:rPr>
+          <w:rFonts w:ascii="Times New Roman" w:eastAsia="Brill-Roman" w:hAnsi="Times New Roman" w:cs="Times New Roman"/>
+          <w:sz w:val="24"/>
+          <w:szCs w:val="24"/>
+          <w:lang w:val="la-Latn"/>
+        </w:rPr>
+        <w:t>Ohe teneo</w:t>
       </w:r>
       <w:r>
         <w:rPr>
@@ -30876,7 +33360,26 @@
           <w:szCs w:val="24"/>
           <w:lang w:val="la-Latn"/>
         </w:rPr>
-        <w:t xml:space="preserve"> Ae. Iamdudum istuc gestio.</w:t>
+        <w:t xml:space="preserve"> </w:t>
+      </w:r>
+      <w:r>
+        <w:rPr>
+          <w:rFonts w:ascii="Times New Roman" w:eastAsia="Brill-Roman" w:hAnsi="Times New Roman" w:cs="Times New Roman"/>
+          <w:smallCaps/>
+          <w:sz w:val="24"/>
+          <w:szCs w:val="24"/>
+          <w:lang w:val="la-Latn"/>
+        </w:rPr>
+        <w:t xml:space="preserve">@Ae.= </w:t>
+      </w:r>
+      <w:r>
+        <w:rPr>
+          <w:rFonts w:ascii="Times New Roman" w:eastAsia="Brill-Roman" w:hAnsi="Times New Roman" w:cs="Times New Roman"/>
+          <w:sz w:val="24"/>
+          <w:szCs w:val="24"/>
+          <w:lang w:val="la-Latn"/>
+        </w:rPr>
+        <w:t>Iamdudum istuc gestio.</w:t>
       </w:r>
     </w:p>
     <w:p>
@@ -30923,11 +33426,21 @@
       <w:r>
         <w:rPr>
           <w:rFonts w:ascii="Times New Roman" w:eastAsia="Brill-Roman" w:hAnsi="Times New Roman" w:cs="Times New Roman"/>
-          <w:sz w:val="24"/>
-          <w:szCs w:val="24"/>
-          <w:lang w:val="la-Latn"/>
-        </w:rPr>
-        <w:t>Hed. Hem, vide.</w:t>
+          <w:smallCaps/>
+          <w:sz w:val="24"/>
+          <w:szCs w:val="24"/>
+          <w:lang w:val="la-Latn"/>
+        </w:rPr>
+        <w:t xml:space="preserve">@Hed.= </w:t>
+      </w:r>
+      <w:r>
+        <w:rPr>
+          <w:rFonts w:ascii="Times New Roman" w:eastAsia="Brill-Roman" w:hAnsi="Times New Roman" w:cs="Times New Roman"/>
+          <w:sz w:val="24"/>
+          <w:szCs w:val="24"/>
+          <w:lang w:val="la-Latn"/>
+        </w:rPr>
+        <w:t>Hem, vide.</w:t>
       </w:r>
     </w:p>
     <w:p>
@@ -31183,47 +33696,77 @@
           <w:szCs w:val="24"/>
           <w:lang w:val="la-Latn"/>
         </w:rPr>
-        <w:t>uid sentin’? Aeg. Admodum.</w:t>
-      </w:r>
-    </w:p>
-    <w:p>
-      <w:pPr>
-        <w:spacing w:after="0" w:line="283" w:lineRule="auto"/>
-        <w:rPr>
-          <w:rFonts w:ascii="Times New Roman" w:eastAsia="Brill-Roman" w:hAnsi="Times New Roman" w:cs="Times New Roman"/>
-          <w:sz w:val="24"/>
-          <w:szCs w:val="24"/>
-          <w:lang w:val="la-Latn"/>
-        </w:rPr>
-      </w:pPr>
-      <w:r>
-        <w:rPr>
-          <w:rFonts w:ascii="Times New Roman" w:eastAsia="Brill-Roman" w:hAnsi="Times New Roman" w:cs="Times New Roman"/>
-          <w:sz w:val="24"/>
-          <w:szCs w:val="24"/>
-          <w:lang w:val="la-Latn"/>
-        </w:rPr>
-        <w:t>Hed. Nimirum senticeto inhaeres aspero.</w:t>
-      </w:r>
-    </w:p>
-    <w:p>
-      <w:pPr>
-        <w:spacing w:after="0" w:line="283" w:lineRule="auto"/>
-        <w:rPr>
-          <w:rFonts w:ascii="Times New Roman" w:eastAsia="Brill-Roman" w:hAnsi="Times New Roman" w:cs="Times New Roman"/>
-          <w:sz w:val="24"/>
-          <w:szCs w:val="24"/>
-          <w:lang w:val="la-Latn"/>
-        </w:rPr>
-      </w:pPr>
-      <w:r>
-        <w:rPr>
-          <w:rFonts w:ascii="Times New Roman" w:eastAsia="Brill-Roman" w:hAnsi="Times New Roman" w:cs="Times New Roman"/>
-          <w:sz w:val="24"/>
-          <w:szCs w:val="24"/>
-          <w:lang w:val="la-Latn"/>
-        </w:rPr>
-        <w:t xml:space="preserve">Aeg. </w:t>
+        <w:t xml:space="preserve">uid sentin’? </w:t>
+      </w:r>
+      <w:r>
+        <w:rPr>
+          <w:rFonts w:ascii="Times New Roman" w:eastAsia="Brill-Roman" w:hAnsi="Times New Roman" w:cs="Times New Roman"/>
+          <w:smallCaps/>
+          <w:sz w:val="24"/>
+          <w:szCs w:val="24"/>
+          <w:lang w:val="la-Latn"/>
+        </w:rPr>
+        <w:t xml:space="preserve">@Aeg.= </w:t>
+      </w:r>
+      <w:r>
+        <w:rPr>
+          <w:rFonts w:ascii="Times New Roman" w:eastAsia="Brill-Roman" w:hAnsi="Times New Roman" w:cs="Times New Roman"/>
+          <w:sz w:val="24"/>
+          <w:szCs w:val="24"/>
+          <w:lang w:val="la-Latn"/>
+        </w:rPr>
+        <w:t>Admodum.</w:t>
+      </w:r>
+    </w:p>
+    <w:p>
+      <w:pPr>
+        <w:spacing w:after="0" w:line="283" w:lineRule="auto"/>
+        <w:rPr>
+          <w:rFonts w:ascii="Times New Roman" w:eastAsia="Brill-Roman" w:hAnsi="Times New Roman" w:cs="Times New Roman"/>
+          <w:sz w:val="24"/>
+          <w:szCs w:val="24"/>
+          <w:lang w:val="la-Latn"/>
+        </w:rPr>
+      </w:pPr>
+      <w:r>
+        <w:rPr>
+          <w:rFonts w:ascii="Times New Roman" w:eastAsia="Brill-Roman" w:hAnsi="Times New Roman" w:cs="Times New Roman"/>
+          <w:smallCaps/>
+          <w:sz w:val="24"/>
+          <w:szCs w:val="24"/>
+          <w:lang w:val="la-Latn"/>
+        </w:rPr>
+        <w:t xml:space="preserve">@Hed.= </w:t>
+      </w:r>
+      <w:r>
+        <w:rPr>
+          <w:rFonts w:ascii="Times New Roman" w:eastAsia="Brill-Roman" w:hAnsi="Times New Roman" w:cs="Times New Roman"/>
+          <w:sz w:val="24"/>
+          <w:szCs w:val="24"/>
+          <w:lang w:val="la-Latn"/>
+        </w:rPr>
+        <w:t>Nimirum senticeto inhaeres aspero.</w:t>
+      </w:r>
+    </w:p>
+    <w:p>
+      <w:pPr>
+        <w:spacing w:after="0" w:line="283" w:lineRule="auto"/>
+        <w:rPr>
+          <w:rFonts w:ascii="Times New Roman" w:eastAsia="Brill-Roman" w:hAnsi="Times New Roman" w:cs="Times New Roman"/>
+          <w:sz w:val="24"/>
+          <w:szCs w:val="24"/>
+          <w:lang w:val="la-Latn"/>
+        </w:rPr>
+      </w:pPr>
+      <w:r>
+        <w:rPr>
+          <w:rFonts w:ascii="Times New Roman" w:eastAsia="Brill-Roman" w:hAnsi="Times New Roman" w:cs="Times New Roman"/>
+          <w:smallCaps/>
+          <w:sz w:val="24"/>
+          <w:szCs w:val="24"/>
+          <w:lang w:val="la-Latn"/>
+        </w:rPr>
+        <w:t xml:space="preserve">@Aeg.= </w:t>
       </w:r>
       <w:r>
         <w:rPr>
@@ -31389,11 +33932,21 @@
       <w:r>
         <w:rPr>
           <w:rFonts w:ascii="Times New Roman" w:eastAsia="Brill-Roman" w:hAnsi="Times New Roman" w:cs="Times New Roman"/>
-          <w:sz w:val="24"/>
-          <w:szCs w:val="24"/>
-          <w:lang w:val="la-Latn"/>
-        </w:rPr>
-        <w:t>Eub. Cursando atque ambulando contri</w:t>
+          <w:smallCaps/>
+          <w:sz w:val="24"/>
+          <w:szCs w:val="24"/>
+          <w:lang w:val="la-Latn"/>
+        </w:rPr>
+        <w:t xml:space="preserve">@Evb.= </w:t>
+      </w:r>
+      <w:r>
+        <w:rPr>
+          <w:rFonts w:ascii="Times New Roman" w:eastAsia="Brill-Roman" w:hAnsi="Times New Roman" w:cs="Times New Roman"/>
+          <w:sz w:val="24"/>
+          <w:szCs w:val="24"/>
+          <w:lang w:val="la-Latn"/>
+        </w:rPr>
+        <w:t>Cursando atque ambulando contri</w:t>
       </w:r>
       <w:r>
         <w:rPr>
@@ -31671,11 +34224,21 @@
       <w:r>
         <w:rPr>
           <w:rFonts w:ascii="Times New Roman" w:eastAsia="Brill-Roman" w:hAnsi="Times New Roman" w:cs="Times New Roman"/>
-          <w:sz w:val="24"/>
-          <w:szCs w:val="24"/>
-          <w:lang w:val="la-Latn"/>
-        </w:rPr>
-        <w:t>Aeg. Totum me Sarcophilia tenes</w:t>
+          <w:smallCaps/>
+          <w:sz w:val="24"/>
+          <w:szCs w:val="24"/>
+          <w:lang w:val="la-Latn"/>
+        </w:rPr>
+        <w:t xml:space="preserve">@Aeg.= </w:t>
+      </w:r>
+      <w:r>
+        <w:rPr>
+          <w:rFonts w:ascii="Times New Roman" w:eastAsia="Brill-Roman" w:hAnsi="Times New Roman" w:cs="Times New Roman"/>
+          <w:sz w:val="24"/>
+          <w:szCs w:val="24"/>
+          <w:lang w:val="la-Latn"/>
+        </w:rPr>
+        <w:t>Totum me Sarcophilia tenes</w:t>
       </w:r>
       <w:r>
         <w:rPr>
@@ -31805,7 +34368,26 @@
           <w:szCs w:val="24"/>
           <w:lang w:val="la-Latn"/>
         </w:rPr>
-        <w:t>Non sum, ibi animus est meus. Eub. Ad mentem obsecro redi.</w:t>
+        <w:t xml:space="preserve">Non sum, ibi animus est meus. </w:t>
+      </w:r>
+      <w:r>
+        <w:rPr>
+          <w:rFonts w:ascii="Times New Roman" w:eastAsia="Brill-Roman" w:hAnsi="Times New Roman" w:cs="Times New Roman"/>
+          <w:smallCaps/>
+          <w:sz w:val="24"/>
+          <w:szCs w:val="24"/>
+          <w:lang w:val="la-Latn"/>
+        </w:rPr>
+        <w:t xml:space="preserve">@Evb.= </w:t>
+      </w:r>
+      <w:r>
+        <w:rPr>
+          <w:rFonts w:ascii="Times New Roman" w:eastAsia="Brill-Roman" w:hAnsi="Times New Roman" w:cs="Times New Roman"/>
+          <w:sz w:val="24"/>
+          <w:szCs w:val="24"/>
+          <w:lang w:val="la-Latn"/>
+        </w:rPr>
+        <w:t>Ad mentem obsecro redi.</w:t>
       </w:r>
     </w:p>
     <w:p>
@@ -31881,7 +34463,26 @@
           <w:szCs w:val="24"/>
           <w:lang w:val="la-Latn"/>
         </w:rPr>
-        <w:t>edi oro in viam. Aeg. Lux mea, mea</w:t>
+        <w:t xml:space="preserve">edi oro in viam. </w:t>
+      </w:r>
+      <w:r>
+        <w:rPr>
+          <w:rFonts w:ascii="Times New Roman" w:eastAsia="Brill-Roman" w:hAnsi="Times New Roman" w:cs="Times New Roman"/>
+          <w:smallCaps/>
+          <w:sz w:val="24"/>
+          <w:szCs w:val="24"/>
+          <w:lang w:val="la-Latn"/>
+        </w:rPr>
+        <w:t xml:space="preserve">@Aeg.= </w:t>
+      </w:r>
+      <w:r>
+        <w:rPr>
+          <w:rFonts w:ascii="Times New Roman" w:eastAsia="Brill-Roman" w:hAnsi="Times New Roman" w:cs="Times New Roman"/>
+          <w:sz w:val="24"/>
+          <w:szCs w:val="24"/>
+          <w:lang w:val="la-Latn"/>
+        </w:rPr>
+        <w:t>Lux mea, mea</w:t>
       </w:r>
     </w:p>
     <w:p>
@@ -31930,7 +34531,26 @@
           <w:szCs w:val="24"/>
           <w:lang w:val="la-Latn"/>
         </w:rPr>
-        <w:t>Meum propere ruo. Eu. Perit occisa est salus</w:t>
+        <w:t xml:space="preserve">Meum propere ruo. </w:t>
+      </w:r>
+      <w:r>
+        <w:rPr>
+          <w:rFonts w:ascii="Times New Roman" w:eastAsia="Brill-Roman" w:hAnsi="Times New Roman" w:cs="Times New Roman"/>
+          <w:smallCaps/>
+          <w:sz w:val="24"/>
+          <w:szCs w:val="24"/>
+          <w:lang w:val="la-Latn"/>
+        </w:rPr>
+        <w:t xml:space="preserve">@Ev.= </w:t>
+      </w:r>
+      <w:r>
+        <w:rPr>
+          <w:rFonts w:ascii="Times New Roman" w:eastAsia="Brill-Roman" w:hAnsi="Times New Roman" w:cs="Times New Roman"/>
+          <w:sz w:val="24"/>
+          <w:szCs w:val="24"/>
+          <w:lang w:val="la-Latn"/>
+        </w:rPr>
+        <w:t>Perit occisa est salus</w:t>
       </w:r>
     </w:p>
     <w:p>
@@ -32127,11 +34747,21 @@
       <w:r>
         <w:rPr>
           <w:rFonts w:ascii="Times New Roman" w:eastAsia="Brill-Roman" w:hAnsi="Times New Roman" w:cs="Times New Roman"/>
-          <w:sz w:val="24"/>
-          <w:szCs w:val="24"/>
-          <w:lang w:val="la-Latn"/>
-        </w:rPr>
-        <w:t>Aeg. Hierusalem vale</w:t>
+          <w:smallCaps/>
+          <w:sz w:val="24"/>
+          <w:szCs w:val="24"/>
+          <w:lang w:val="la-Latn"/>
+        </w:rPr>
+        <w:t xml:space="preserve">@Aeg.= </w:t>
+      </w:r>
+      <w:r>
+        <w:rPr>
+          <w:rFonts w:ascii="Times New Roman" w:eastAsia="Brill-Roman" w:hAnsi="Times New Roman" w:cs="Times New Roman"/>
+          <w:sz w:val="24"/>
+          <w:szCs w:val="24"/>
+          <w:lang w:val="la-Latn"/>
+        </w:rPr>
+        <w:t>Hierusalem vale</w:t>
       </w:r>
       <w:r>
         <w:rPr>
@@ -32167,7 +34797,26 @@
           <w:szCs w:val="24"/>
           <w:lang w:val="la-Latn"/>
         </w:rPr>
-        <w:t xml:space="preserve"> Eub. Male</w:t>
+        <w:t xml:space="preserve"> </w:t>
+      </w:r>
+      <w:r>
+        <w:rPr>
+          <w:rFonts w:ascii="Times New Roman" w:eastAsia="Brill-Roman" w:hAnsi="Times New Roman" w:cs="Times New Roman"/>
+          <w:smallCaps/>
+          <w:sz w:val="24"/>
+          <w:szCs w:val="24"/>
+          <w:lang w:val="la-Latn"/>
+        </w:rPr>
+        <w:t xml:space="preserve">@Evb.= </w:t>
+      </w:r>
+      <w:r>
+        <w:rPr>
+          <w:rFonts w:ascii="Times New Roman" w:eastAsia="Brill-Roman" w:hAnsi="Times New Roman" w:cs="Times New Roman"/>
+          <w:sz w:val="24"/>
+          <w:szCs w:val="24"/>
+          <w:lang w:val="la-Latn"/>
+        </w:rPr>
+        <w:t>Male</w:t>
       </w:r>
     </w:p>
     <w:p>
@@ -32466,7 +35115,26 @@
           <w:szCs w:val="24"/>
           <w:lang w:val="la-Latn"/>
         </w:rPr>
-        <w:t>Appropinquat insidiis. Aeg. Egressus</w:t>
+        <w:t xml:space="preserve">Appropinquat insidiis. </w:t>
+      </w:r>
+      <w:r>
+        <w:rPr>
+          <w:rFonts w:ascii="Times New Roman" w:eastAsia="Brill-Roman" w:hAnsi="Times New Roman" w:cs="Times New Roman"/>
+          <w:smallCaps/>
+          <w:sz w:val="24"/>
+          <w:szCs w:val="24"/>
+          <w:lang w:val="la-Latn"/>
+        </w:rPr>
+        <w:t xml:space="preserve">@Aeg.= </w:t>
+      </w:r>
+      <w:r>
+        <w:rPr>
+          <w:rFonts w:ascii="Times New Roman" w:eastAsia="Brill-Roman" w:hAnsi="Times New Roman" w:cs="Times New Roman"/>
+          <w:sz w:val="24"/>
+          <w:szCs w:val="24"/>
+          <w:lang w:val="la-Latn"/>
+        </w:rPr>
+        <w:t>Egressus</w:t>
       </w:r>
       <w:r>
         <w:rPr>
@@ -32676,7 +35344,45 @@
           <w:szCs w:val="24"/>
           <w:lang w:val="la-Latn"/>
         </w:rPr>
-        <w:t xml:space="preserve"> te iamiam amplectar. Latron. Deglubite hominem</w:t>
+        <w:t xml:space="preserve"> te iamiam amplectar. </w:t>
+      </w:r>
+      <w:r>
+        <w:rPr>
+          <w:rFonts w:ascii="Times New Roman" w:eastAsia="Brill-Roman" w:hAnsi="Times New Roman" w:cs="Times New Roman"/>
+          <w:sz w:val="24"/>
+          <w:szCs w:val="24"/>
+          <w:lang w:val="la-Latn"/>
+        </w:rPr>
+        <w:t>@</w:t>
+      </w:r>
+      <w:r>
+        <w:rPr>
+          <w:rFonts w:ascii="Times New Roman" w:eastAsia="Brill-Roman" w:hAnsi="Times New Roman" w:cs="Times New Roman"/>
+          <w:smallCaps/>
+          <w:sz w:val="24"/>
+          <w:szCs w:val="24"/>
+          <w:lang w:val="la-Latn"/>
+        </w:rPr>
+        <w:t>Latron.</w:t>
+      </w:r>
+      <w:r>
+        <w:rPr>
+          <w:rFonts w:ascii="Times New Roman" w:eastAsia="Brill-Roman" w:hAnsi="Times New Roman" w:cs="Times New Roman"/>
+          <w:smallCaps/>
+          <w:sz w:val="24"/>
+          <w:szCs w:val="24"/>
+          <w:lang w:val="la-Latn"/>
+        </w:rPr>
+        <w:t>=</w:t>
+      </w:r>
+      <w:r>
+        <w:rPr>
+          <w:rFonts w:ascii="Times New Roman" w:eastAsia="Brill-Roman" w:hAnsi="Times New Roman" w:cs="Times New Roman"/>
+          <w:sz w:val="24"/>
+          <w:szCs w:val="24"/>
+          <w:lang w:val="la-Latn"/>
+        </w:rPr>
+        <w:t xml:space="preserve"> Deglubite hominem</w:t>
       </w:r>
     </w:p>
     <w:p>
@@ -32732,7 +35438,26 @@
           <w:szCs w:val="24"/>
           <w:lang w:val="la-Latn"/>
         </w:rPr>
-        <w:t>ias auferemus! Aeg. He</w:t>
+        <w:t xml:space="preserve">ias auferemus! </w:t>
+      </w:r>
+      <w:r>
+        <w:rPr>
+          <w:rFonts w:ascii="Times New Roman" w:eastAsia="Brill-Roman" w:hAnsi="Times New Roman" w:cs="Times New Roman"/>
+          <w:smallCaps/>
+          <w:sz w:val="24"/>
+          <w:szCs w:val="24"/>
+          <w:lang w:val="la-Latn"/>
+        </w:rPr>
+        <w:t xml:space="preserve">@Aeg.= </w:t>
+      </w:r>
+      <w:r>
+        <w:rPr>
+          <w:rFonts w:ascii="Times New Roman" w:eastAsia="Brill-Roman" w:hAnsi="Times New Roman" w:cs="Times New Roman"/>
+          <w:sz w:val="24"/>
+          <w:szCs w:val="24"/>
+          <w:lang w:val="la-Latn"/>
+        </w:rPr>
+        <w:t>He</w:t>
       </w:r>
       <w:r>
         <w:rPr>
@@ -32788,7 +35513,45 @@
           <w:szCs w:val="24"/>
           <w:lang w:val="la-Latn"/>
         </w:rPr>
-        <w:t>Latron. Impurum operiamus flagris, fustibus; tuber caput,</w:t>
+        <w:t>@</w:t>
+      </w:r>
+      <w:r>
+        <w:rPr>
+          <w:rFonts w:ascii="Times New Roman" w:eastAsia="Brill-Roman" w:hAnsi="Times New Roman" w:cs="Times New Roman"/>
+          <w:smallCaps/>
+          <w:sz w:val="24"/>
+          <w:szCs w:val="24"/>
+          <w:lang w:val="la-Latn"/>
+        </w:rPr>
+        <w:t>Latron.</w:t>
+      </w:r>
+      <w:r>
+        <w:rPr>
+          <w:rFonts w:ascii="Times New Roman" w:eastAsia="Brill-Roman" w:hAnsi="Times New Roman" w:cs="Times New Roman"/>
+          <w:smallCaps/>
+          <w:sz w:val="24"/>
+          <w:szCs w:val="24"/>
+          <w:lang w:val="la-Latn"/>
+        </w:rPr>
+        <w:t>=</w:t>
+      </w:r>
+      <w:r>
+        <w:rPr>
+          <w:rFonts w:ascii="Times New Roman" w:eastAsia="Brill-Roman" w:hAnsi="Times New Roman" w:cs="Times New Roman"/>
+          <w:sz w:val="24"/>
+          <w:szCs w:val="24"/>
+          <w:lang w:val="la-Latn"/>
+        </w:rPr>
+        <w:t xml:space="preserve"> </w:t>
+      </w:r>
+      <w:r>
+        <w:rPr>
+          <w:rFonts w:ascii="Times New Roman" w:eastAsia="Brill-Roman" w:hAnsi="Times New Roman" w:cs="Times New Roman"/>
+          <w:sz w:val="24"/>
+          <w:szCs w:val="24"/>
+          <w:lang w:val="la-Latn"/>
+        </w:rPr>
+        <w:t>Impurum operiamus flagris, fustibus; tuber caput,</w:t>
       </w:r>
     </w:p>
     <w:p>
@@ -32920,25 +35683,26 @@
           <w:szCs w:val="24"/>
           <w:lang w:val="la-Latn"/>
         </w:rPr>
-        <w:t>(720) Dia</w:t>
-      </w:r>
-      <w:r>
-        <w:rPr>
-          <w:rFonts w:ascii="Times New Roman" w:eastAsia="Brill-Roman" w:hAnsi="Times New Roman" w:cs="Times New Roman"/>
-          <w:sz w:val="24"/>
-          <w:szCs w:val="24"/>
-          <w:lang w:val="la-Latn"/>
-        </w:rPr>
-        <w:t>b</w:t>
-      </w:r>
-      <w:r>
-        <w:rPr>
-          <w:rFonts w:ascii="Times New Roman" w:eastAsia="Brill-Roman" w:hAnsi="Times New Roman" w:cs="Times New Roman"/>
-          <w:sz w:val="24"/>
-          <w:szCs w:val="24"/>
-          <w:lang w:val="la-Latn"/>
-        </w:rPr>
-        <w:t>. Bene habet, auferte praedam</w:t>
+        <w:t xml:space="preserve">(720) </w:t>
+      </w:r>
+      <w:r>
+        <w:rPr>
+          <w:rFonts w:ascii="Times New Roman" w:eastAsia="Brill-Roman" w:hAnsi="Times New Roman" w:cs="Times New Roman"/>
+          <w:smallCaps/>
+          <w:sz w:val="24"/>
+          <w:szCs w:val="24"/>
+          <w:lang w:val="la-Latn"/>
+        </w:rPr>
+        <w:t xml:space="preserve">@Diab.= </w:t>
+      </w:r>
+      <w:r>
+        <w:rPr>
+          <w:rFonts w:ascii="Times New Roman" w:eastAsia="Brill-Roman" w:hAnsi="Times New Roman" w:cs="Times New Roman"/>
+          <w:sz w:val="24"/>
+          <w:szCs w:val="24"/>
+          <w:lang w:val="la-Latn"/>
+        </w:rPr>
+        <w:t>Bene habet, auferte praedam</w:t>
       </w:r>
       <w:r>
         <w:rPr>
@@ -32963,6 +35727,17 @@
       <w:pPr>
         <w:spacing w:after="0" w:line="283" w:lineRule="auto"/>
         <w:rPr>
+          <w:rFonts w:ascii="Times New Roman" w:eastAsia="Brill-Roman" w:hAnsi="Times New Roman" w:cs="Times New Roman"/>
+          <w:sz w:val="24"/>
+          <w:szCs w:val="24"/>
+          <w:lang w:val="la-Latn"/>
+        </w:rPr>
+      </w:pPr>
+    </w:p>
+    <w:p>
+      <w:pPr>
+        <w:spacing w:after="0" w:line="283" w:lineRule="auto"/>
+        <w:rPr>
           <w:rFonts w:ascii="Times New Roman" w:hAnsi="Times New Roman" w:cs="Times New Roman"/>
           <w:sz w:val="24"/>
           <w:szCs w:val="24"/>
@@ -33661,7 +36436,6 @@
           <w:szCs w:val="24"/>
           <w:lang w:val="la-Latn"/>
         </w:rPr>
-        <w:lastRenderedPageBreak/>
         <w:t>Sacerdos</w:t>
       </w:r>
       <w:r>
@@ -36071,7 +38845,26 @@
           <w:szCs w:val="24"/>
           <w:lang w:val="la-Latn"/>
         </w:rPr>
-        <w:t>(795) Quiesce hic. Aeg. Merito maximam habeo gratiam</w:t>
+        <w:t xml:space="preserve">(795) Quiesce hic. </w:t>
+      </w:r>
+      <w:r>
+        <w:rPr>
+          <w:rFonts w:ascii="Times New Roman" w:eastAsia="Brill-Roman" w:hAnsi="Times New Roman" w:cs="Times New Roman"/>
+          <w:smallCaps/>
+          <w:sz w:val="24"/>
+          <w:szCs w:val="24"/>
+          <w:lang w:val="la-Latn"/>
+        </w:rPr>
+        <w:t xml:space="preserve">@Aeg.= </w:t>
+      </w:r>
+      <w:r>
+        <w:rPr>
+          <w:rFonts w:ascii="Times New Roman" w:eastAsia="Brill-Roman" w:hAnsi="Times New Roman" w:cs="Times New Roman"/>
+          <w:sz w:val="24"/>
+          <w:szCs w:val="24"/>
+          <w:lang w:val="la-Latn"/>
+        </w:rPr>
+        <w:t>Merito maximam habeo gratiam</w:t>
       </w:r>
     </w:p>
     <w:p>
@@ -36378,6 +39171,17 @@
       <w:r>
         <w:rPr>
           <w:rFonts w:ascii="Times New Roman" w:eastAsia="Brill-Roman" w:hAnsi="Times New Roman" w:cs="Times New Roman"/>
+          <w:smallCaps/>
+          <w:sz w:val="24"/>
+          <w:szCs w:val="24"/>
+          <w:lang w:val="la-Latn"/>
+        </w:rPr>
+        <w:t>@</w:t>
+      </w:r>
+      <w:r>
+        <w:rPr>
+          <w:rFonts w:ascii="Times New Roman" w:eastAsia="Brill-Roman" w:hAnsi="Times New Roman" w:cs="Times New Roman"/>
+          <w:smallCaps/>
           <w:sz w:val="24"/>
           <w:szCs w:val="24"/>
           <w:lang w:val="la-Latn"/>
@@ -36387,6 +39191,7 @@
       <w:r>
         <w:rPr>
           <w:rFonts w:ascii="Times New Roman" w:eastAsia="Brill-Roman" w:hAnsi="Times New Roman" w:cs="Times New Roman"/>
+          <w:smallCaps/>
           <w:sz w:val="24"/>
           <w:szCs w:val="24"/>
           <w:lang w:val="la-Latn"/>
@@ -36400,7 +39205,25 @@
           <w:szCs w:val="24"/>
           <w:lang w:val="la-Latn"/>
         </w:rPr>
-        <w:t xml:space="preserve">. </w:t>
+        <w:t>.</w:t>
+      </w:r>
+      <w:r>
+        <w:rPr>
+          <w:rFonts w:ascii="Times New Roman" w:eastAsia="Brill-Roman" w:hAnsi="Times New Roman" w:cs="Times New Roman"/>
+          <w:sz w:val="24"/>
+          <w:szCs w:val="24"/>
+          <w:lang w:val="la-Latn"/>
+        </w:rPr>
+        <w:t>=</w:t>
+      </w:r>
+      <w:r>
+        <w:rPr>
+          <w:rFonts w:ascii="Times New Roman" w:eastAsia="Brill-Roman" w:hAnsi="Times New Roman" w:cs="Times New Roman"/>
+          <w:sz w:val="24"/>
+          <w:szCs w:val="24"/>
+          <w:lang w:val="la-Latn"/>
+        </w:rPr>
+        <w:t xml:space="preserve"> </w:t>
       </w:r>
     </w:p>
     <w:p>
@@ -37064,25 +39887,26 @@
           <w:szCs w:val="24"/>
           <w:lang w:val="la-Latn"/>
         </w:rPr>
-        <w:t>Here. Sam</w:t>
-      </w:r>
-      <w:r>
-        <w:rPr>
-          <w:rFonts w:ascii="Times New Roman" w:eastAsia="Brill-Roman" w:hAnsi="Times New Roman" w:cs="Times New Roman"/>
-          <w:sz w:val="24"/>
-          <w:szCs w:val="24"/>
-          <w:lang w:val="la-Latn"/>
-        </w:rPr>
-        <w:t>ar</w:t>
-      </w:r>
-      <w:r>
-        <w:rPr>
-          <w:rFonts w:ascii="Times New Roman" w:eastAsia="Brill-Roman" w:hAnsi="Times New Roman" w:cs="Times New Roman"/>
-          <w:sz w:val="24"/>
-          <w:szCs w:val="24"/>
-          <w:lang w:val="la-Latn"/>
-        </w:rPr>
-        <w:t>. Credo, quia ser</w:t>
+        <w:t xml:space="preserve">Here. </w:t>
+      </w:r>
+      <w:r>
+        <w:rPr>
+          <w:rFonts w:ascii="Times New Roman" w:eastAsia="Brill-Roman" w:hAnsi="Times New Roman" w:cs="Times New Roman"/>
+          <w:smallCaps/>
+          <w:sz w:val="24"/>
+          <w:szCs w:val="24"/>
+          <w:lang w:val="la-Latn"/>
+        </w:rPr>
+        <w:t xml:space="preserve">@Samar.= </w:t>
+      </w:r>
+      <w:r>
+        <w:rPr>
+          <w:rFonts w:ascii="Times New Roman" w:eastAsia="Brill-Roman" w:hAnsi="Times New Roman" w:cs="Times New Roman"/>
+          <w:sz w:val="24"/>
+          <w:szCs w:val="24"/>
+          <w:lang w:val="la-Latn"/>
+        </w:rPr>
+        <w:t>Credo, quia ser</w:t>
       </w:r>
       <w:r>
         <w:rPr>
@@ -37174,29 +39998,21 @@
       <w:r>
         <w:rPr>
           <w:rFonts w:ascii="Times New Roman" w:eastAsia="Brill-Roman" w:hAnsi="Times New Roman" w:cs="Times New Roman"/>
-          <w:sz w:val="24"/>
-          <w:szCs w:val="24"/>
-          <w:lang w:val="la-Latn"/>
-        </w:rPr>
-        <w:t>Sam</w:t>
-      </w:r>
-      <w:r>
-        <w:rPr>
-          <w:rFonts w:ascii="Times New Roman" w:eastAsia="Brill-Roman" w:hAnsi="Times New Roman" w:cs="Times New Roman"/>
-          <w:sz w:val="24"/>
-          <w:szCs w:val="24"/>
-          <w:lang w:val="la-Latn"/>
-        </w:rPr>
-        <w:t>ar</w:t>
-      </w:r>
-      <w:r>
-        <w:rPr>
-          <w:rFonts w:ascii="Times New Roman" w:eastAsia="Brill-Roman" w:hAnsi="Times New Roman" w:cs="Times New Roman"/>
-          <w:sz w:val="24"/>
-          <w:szCs w:val="24"/>
-          <w:lang w:val="la-Latn"/>
-        </w:rPr>
-        <w:t>. Huc fortunate ades aeger, si cui contigit</w:t>
+          <w:smallCaps/>
+          <w:sz w:val="24"/>
+          <w:szCs w:val="24"/>
+          <w:lang w:val="la-Latn"/>
+        </w:rPr>
+        <w:t xml:space="preserve">@Samar.= </w:t>
+      </w:r>
+      <w:r>
+        <w:rPr>
+          <w:rFonts w:ascii="Times New Roman" w:eastAsia="Brill-Roman" w:hAnsi="Times New Roman" w:cs="Times New Roman"/>
+          <w:sz w:val="24"/>
+          <w:szCs w:val="24"/>
+          <w:lang w:val="la-Latn"/>
+        </w:rPr>
+        <w:t>Huc fortunate ades aeger, si cui contigit</w:t>
       </w:r>
     </w:p>
     <w:p>
@@ -37234,7 +40050,26 @@
           <w:szCs w:val="24"/>
           <w:lang w:val="la-Latn"/>
         </w:rPr>
-        <w:t>nquam auspicato esse aegro. Aeg. In me istuc competit</w:t>
+        <w:t xml:space="preserve">nquam auspicato esse aegro. </w:t>
+      </w:r>
+      <w:r>
+        <w:rPr>
+          <w:rFonts w:ascii="Times New Roman" w:eastAsia="Brill-Roman" w:hAnsi="Times New Roman" w:cs="Times New Roman"/>
+          <w:smallCaps/>
+          <w:sz w:val="24"/>
+          <w:szCs w:val="24"/>
+          <w:lang w:val="la-Latn"/>
+        </w:rPr>
+        <w:t xml:space="preserve">@Aeg.= </w:t>
+      </w:r>
+      <w:r>
+        <w:rPr>
+          <w:rFonts w:ascii="Times New Roman" w:eastAsia="Brill-Roman" w:hAnsi="Times New Roman" w:cs="Times New Roman"/>
+          <w:sz w:val="24"/>
+          <w:szCs w:val="24"/>
+          <w:lang w:val="la-Latn"/>
+        </w:rPr>
+        <w:t>In me istuc competit</w:t>
       </w:r>
     </w:p>
     <w:p>
@@ -37332,25 +40167,26 @@
           <w:szCs w:val="24"/>
           <w:lang w:val="la-Latn"/>
         </w:rPr>
-        <w:t>Mihi liberalitas. Sam</w:t>
-      </w:r>
-      <w:r>
-        <w:rPr>
-          <w:rFonts w:ascii="Times New Roman" w:eastAsia="Brill-Roman" w:hAnsi="Times New Roman" w:cs="Times New Roman"/>
-          <w:sz w:val="24"/>
-          <w:szCs w:val="24"/>
-          <w:lang w:val="la-Latn"/>
-        </w:rPr>
-        <w:t>ar</w:t>
-      </w:r>
-      <w:r>
-        <w:rPr>
-          <w:rFonts w:ascii="Times New Roman" w:eastAsia="Brill-Roman" w:hAnsi="Times New Roman" w:cs="Times New Roman"/>
-          <w:sz w:val="24"/>
-          <w:szCs w:val="24"/>
-          <w:lang w:val="la-Latn"/>
-        </w:rPr>
-        <w:t>. Istuc recte. Sta</w:t>
+        <w:t xml:space="preserve">Mihi liberalitas. </w:t>
+      </w:r>
+      <w:r>
+        <w:rPr>
+          <w:rFonts w:ascii="Times New Roman" w:eastAsia="Brill-Roman" w:hAnsi="Times New Roman" w:cs="Times New Roman"/>
+          <w:smallCaps/>
+          <w:sz w:val="24"/>
+          <w:szCs w:val="24"/>
+          <w:lang w:val="la-Latn"/>
+        </w:rPr>
+        <w:t xml:space="preserve">@Samar.= </w:t>
+      </w:r>
+      <w:r>
+        <w:rPr>
+          <w:rFonts w:ascii="Times New Roman" w:eastAsia="Brill-Roman" w:hAnsi="Times New Roman" w:cs="Times New Roman"/>
+          <w:sz w:val="24"/>
+          <w:szCs w:val="24"/>
+          <w:lang w:val="la-Latn"/>
+        </w:rPr>
+        <w:t>Istuc recte. Sta</w:t>
       </w:r>
       <w:r>
         <w:rPr>
@@ -40655,7 +43491,7 @@
 </file>
 
 <file path=word/styles.xml><?xml version="1.0" encoding="utf-8"?>
-<w:styles xmlns:mc="http://schemas.openxmlformats.org/markup-compatibility/2006" xmlns:r="http://schemas.openxmlformats.org/officeDocument/2006/relationships" xmlns:w="http://schemas.openxmlformats.org/wordprocessingml/2006/main" xmlns:w14="http://schemas.microsoft.com/office/word/2010/wordml" xmlns:w15="http://schemas.microsoft.com/office/word/2012/wordml" xmlns:w16cex="http://schemas.microsoft.com/office/word/2018/wordml/cex" xmlns:w16cid="http://schemas.microsoft.com/office/word/2016/wordml/cid" xmlns:w16="http://schemas.microsoft.com/office/word/2018/wordml" xmlns:w16du="http://schemas.microsoft.com/office/word/2023/wordml/word16du" xmlns:w16sdtdh="http://schemas.microsoft.com/office/word/2020/wordml/sdtdatahash" xmlns:w16sdtfl="http://schemas.microsoft.com/office/word/2024/wordml/sdtformatlock" xmlns:w16se="http://schemas.microsoft.com/office/word/2015/wordml/symex" mc:Ignorable="w14 w15 w16se w16cid w16 w16cex w16sdtdh w16sdtfl w16du">
+<w:styles xmlns:mc="http://schemas.openxmlformats.org/markup-compatibility/2006" xmlns:r="http://schemas.openxmlformats.org/officeDocument/2006/relationships" xmlns:w="http://schemas.openxmlformats.org/wordprocessingml/2006/main" xmlns:w14="http://schemas.microsoft.com/office/word/2010/wordml" xmlns:w15="http://schemas.microsoft.com/office/word/2012/wordml" xmlns:w16cex="http://schemas.microsoft.com/office/word/2018/wordml/cex" xmlns:w16cid="http://schemas.microsoft.com/office/word/2016/wordml/cid" xmlns:w16="http://schemas.microsoft.com/office/word/2018/wordml" xmlns:w16sdtdh="http://schemas.microsoft.com/office/word/2020/wordml/sdtdatahash" xmlns:w16se="http://schemas.microsoft.com/office/word/2015/wordml/symex" mc:Ignorable="w14 w15 w16se w16cid w16 w16cex w16sdtdh">
   <w:docDefaults>
     <w:rPrDefault>
       <w:rPr>
@@ -41049,7 +43885,7 @@
     <w:lsdException w:name="Unresolved Mention" w:semiHidden="1" w:unhideWhenUsed="1"/>
     <w:lsdException w:name="Smart Link" w:semiHidden="1" w:unhideWhenUsed="1"/>
   </w:latentStyles>
-  <w:style w:type="paragraph" w:default="1" w:styleId="Normal">
+  <w:style w:type="paragraph" w:default="1" w:styleId="Standaard">
     <w:name w:val="Normal"/>
     <w:qFormat/>
     <w:rsid w:val="00924DC3"/>
@@ -41057,13 +43893,13 @@
       <w:spacing w:after="200" w:line="276" w:lineRule="auto"/>
     </w:pPr>
   </w:style>
-  <w:style w:type="character" w:default="1" w:styleId="DefaultParagraphFont">
+  <w:style w:type="character" w:default="1" w:styleId="Standaardalinea-lettertype">
     <w:name w:val="Default Paragraph Font"/>
     <w:uiPriority w:val="1"/>
     <w:semiHidden/>
     <w:unhideWhenUsed/>
   </w:style>
-  <w:style w:type="table" w:default="1" w:styleId="TableNormal">
+  <w:style w:type="table" w:default="1" w:styleId="Standaardtabel">
     <w:name w:val="Normal Table"/>
     <w:uiPriority w:val="99"/>
     <w:semiHidden/>
@@ -41078,7 +43914,7 @@
       </w:tblCellMar>
     </w:tblPr>
   </w:style>
-  <w:style w:type="numbering" w:default="1" w:styleId="NoList">
+  <w:style w:type="numbering" w:default="1" w:styleId="Geenlijst">
     <w:name w:val="No List"/>
     <w:uiPriority w:val="99"/>
     <w:semiHidden/>
@@ -41086,8 +43922,8 @@
   </w:style>
   <w:style w:type="paragraph" w:customStyle="1" w:styleId="Heading">
     <w:name w:val="Heading"/>
-    <w:basedOn w:val="Normal"/>
-    <w:next w:val="BodyText"/>
+    <w:basedOn w:val="Standaard"/>
+    <w:next w:val="Plattetekst"/>
     <w:qFormat/>
     <w:pPr>
       <w:keepNext/>
@@ -41099,23 +43935,23 @@
       <w:szCs w:val="28"/>
     </w:rPr>
   </w:style>
-  <w:style w:type="paragraph" w:styleId="BodyText">
+  <w:style w:type="paragraph" w:styleId="Plattetekst">
     <w:name w:val="Body Text"/>
-    <w:basedOn w:val="Normal"/>
+    <w:basedOn w:val="Standaard"/>
     <w:pPr>
       <w:spacing w:after="140"/>
     </w:pPr>
   </w:style>
-  <w:style w:type="paragraph" w:styleId="List">
+  <w:style w:type="paragraph" w:styleId="Lijst">
     <w:name w:val="List"/>
-    <w:basedOn w:val="BodyText"/>
+    <w:basedOn w:val="Plattetekst"/>
     <w:rPr>
       <w:rFonts w:cs="Noto Sans"/>
     </w:rPr>
   </w:style>
-  <w:style w:type="paragraph" w:styleId="Caption">
+  <w:style w:type="paragraph" w:styleId="Bijschrift">
     <w:name w:val="caption"/>
-    <w:basedOn w:val="Normal"/>
+    <w:basedOn w:val="Standaard"/>
     <w:qFormat/>
     <w:pPr>
       <w:suppressLineNumbers/>
@@ -41131,7 +43967,7 @@
   </w:style>
   <w:style w:type="paragraph" w:customStyle="1" w:styleId="Index">
     <w:name w:val="Index"/>
-    <w:basedOn w:val="Normal"/>
+    <w:basedOn w:val="Standaard"/>
     <w:qFormat/>
     <w:pPr>
       <w:suppressLineNumbers/>
